--- a/06-转换电路/01-模数转换ADC/斜坡型ADC电路/斜坡型ADC电路.docx
+++ b/06-转换电路/01-模数转换ADC/斜坡型ADC电路/斜坡型ADC电路.docx
@@ -2527,6 +2527,20 @@
     </w:p>
     <w:bookmarkEnd w:id="26"/>
     <w:bookmarkEnd w:id="27"/>
+    <w:p>
+      <w:pPr>
+        <w:spacing w:before="360"/>
+        <w:jc w:val="center"/>
+      </w:pPr>
+      <w:r>
+        <w:rPr>
+          <w:rFonts w:ascii="Times New Roman" w:hAnsi="Times New Roman"/>
+          <w:color w:val="555555"/>
+          <w:sz w:val="21"/>
+        </w:rPr>
+        <w:t>材料收集者：杜文杰</w:t>
+      </w:r>
+    </w:p>
     <w:sectPr>
       <w:headerReference r:id="rId9" w:type="default"/>
       <w:footerReference r:id="rId10" w:type="default"/>

--- a/06-转换电路/01-模数转换ADC/斜坡型ADC电路/斜坡型ADC电路.docx
+++ b/06-转换电路/01-模数转换ADC/斜坡型ADC电路/斜坡型ADC电路.docx
@@ -1,6 +1,6 @@
 
 <file path=word/document.xml><?xml version="1.0" encoding="utf-8"?>
-<w:document xmlns:w="http://schemas.openxmlformats.org/wordprocessingml/2006/main" xmlns:m="http://schemas.openxmlformats.org/officeDocument/2006/math" xmlns:r="http://schemas.openxmlformats.org/officeDocument/2006/relationships" xmlns:o="urn:schemas-microsoft-com:office:office" xmlns:v="urn:schemas-microsoft-com:vml" xmlns:w10="urn:schemas-microsoft-com:office:word" xmlns:a="http://schemas.openxmlformats.org/drawingml/2006/main" xmlns:pic="http://schemas.openxmlformats.org/drawingml/2006/picture" xmlns:wp="http://schemas.openxmlformats.org/drawingml/2006/wordprocessingDrawing">
+<w:document xmlns:m="http://schemas.openxmlformats.org/officeDocument/2006/math" xmlns:r="http://schemas.openxmlformats.org/officeDocument/2006/relationships" xmlns:w="http://schemas.openxmlformats.org/wordprocessingml/2006/main" xmlns:o="urn:schemas-microsoft-com:office:office" xmlns:v="urn:schemas-microsoft-com:vml" xmlns:w10="urn:schemas-microsoft-com:office:word" xmlns:a="http://schemas.openxmlformats.org/drawingml/2006/main" xmlns:pic="http://schemas.openxmlformats.org/drawingml/2006/picture" xmlns:wp="http://schemas.openxmlformats.org/drawingml/2006/wordprocessingDrawing">
   <w:body>
     <w:bookmarkStart w:id="27" w:name="斜坡型-adc-电路"/>
     <w:p>
@@ -9,16 +9,19 @@
       </w:pPr>
       <w:r>
         <w:rPr>
-          <w:rFonts w:hint="eastAsia"/>
+          <w:rFonts w:hint="eastAsia" w:eastAsia="黑体"/>
         </w:rPr>
         <w:t xml:space="preserve">斜坡型</w:t>
       </w:r>
       <w:r>
+        <w:rPr>
+          <w:rFonts w:eastAsia="黑体"/>
+        </w:rPr>
         <w:t xml:space="preserve"> ADC </w:t>
       </w:r>
       <w:r>
         <w:rPr>
-          <w:rFonts w:hint="eastAsia"/>
+          <w:rFonts w:hint="eastAsia" w:eastAsia="黑体"/>
         </w:rPr>
         <w:t xml:space="preserve">电路</w:t>
       </w:r>
@@ -30,7 +33,7 @@
       </w:pPr>
       <w:r>
         <w:rPr>
-          <w:rFonts w:hint="eastAsia"/>
+          <w:rFonts w:hint="eastAsia" w:eastAsia="黑体"/>
         </w:rPr>
         <w:t xml:space="preserve">拓扑描述</w:t>
       </w:r>
@@ -41,16 +44,19 @@
       </w:pPr>
       <w:r>
         <w:rPr>
-          <w:rFonts w:hint="eastAsia"/>
+          <w:rFonts w:hint="eastAsia" w:eastAsia="黑体"/>
         </w:rPr>
         <w:t xml:space="preserve">由</w:t>
       </w:r>
       <w:r>
+        <w:rPr>
+          <w:rFonts w:eastAsia="黑体"/>
+        </w:rPr>
         <w:t xml:space="preserve"> </w:t>
       </w:r>
       <w:r>
         <w:rPr>
-          <w:rFonts w:hint="eastAsia"/>
+          <w:rFonts w:hint="eastAsia" w:eastAsia="黑体"/>
           <w:b/>
           <w:bCs/>
         </w:rPr>
@@ -58,28 +64,35 @@
       </w:r>
       <w:r>
         <w:rPr>
+          <w:rFonts w:eastAsia="黑体"/>
           <w:b/>
           <w:bCs/>
         </w:rPr>
         <w:t xml:space="preserve"> CNT1</w:t>
       </w:r>
       <w:r>
+        <w:rPr>
+          <w:rFonts w:eastAsia="黑体"/>
+        </w:rPr>
         <w:t xml:space="preserve">、</w:t>
       </w:r>
       <w:r>
         <w:rPr>
-          <w:rFonts w:hint="eastAsia"/>
+          <w:rFonts w:hint="eastAsia" w:eastAsia="黑体"/>
           <w:b/>
           <w:bCs/>
         </w:rPr>
         <w:t xml:space="preserve">DAC（DAC1）</w:t>
       </w:r>
       <w:r>
+        <w:rPr>
+          <w:rFonts w:eastAsia="黑体"/>
+        </w:rPr>
         <w:t xml:space="preserve">、</w:t>
       </w:r>
       <w:r>
         <w:rPr>
-          <w:rFonts w:hint="eastAsia"/>
+          <w:rFonts w:hint="eastAsia" w:eastAsia="黑体"/>
           <w:b/>
           <w:bCs/>
         </w:rPr>
@@ -87,52 +100,65 @@
       </w:r>
       <w:r>
         <w:rPr>
+          <w:rFonts w:eastAsia="黑体"/>
           <w:b/>
           <w:bCs/>
         </w:rPr>
         <w:t xml:space="preserve"> C1</w:t>
       </w:r>
       <w:r>
+        <w:rPr>
+          <w:rFonts w:eastAsia="黑体"/>
+        </w:rPr>
         <w:t xml:space="preserve"> </w:t>
       </w:r>
       <w:r>
         <w:rPr>
-          <w:rFonts w:hint="eastAsia"/>
+          <w:rFonts w:hint="eastAsia" w:eastAsia="黑体"/>
         </w:rPr>
         <w:t xml:space="preserve">与</w:t>
       </w:r>
       <w:r>
+        <w:rPr>
+          <w:rFonts w:eastAsia="黑体"/>
+        </w:rPr>
         <w:t xml:space="preserve"> </w:t>
       </w:r>
       <w:r>
         <w:rPr>
-          <w:rFonts w:hint="eastAsia"/>
+          <w:rFonts w:hint="eastAsia" w:eastAsia="黑体"/>
           <w:b/>
           <w:bCs/>
         </w:rPr>
         <w:t xml:space="preserve">控制逻辑</w:t>
       </w:r>
       <w:r>
+        <w:rPr>
+          <w:rFonts w:eastAsia="黑体"/>
+        </w:rPr>
         <w:t xml:space="preserve"> </w:t>
       </w:r>
       <w:r>
         <w:rPr>
-          <w:rFonts w:hint="eastAsia"/>
+          <w:rFonts w:hint="eastAsia" w:eastAsia="黑体"/>
         </w:rPr>
         <w:t xml:space="preserve">组成。电路共有</w:t>
       </w:r>
       <w:r>
+        <w:rPr>
+          <w:rFonts w:eastAsia="黑体"/>
+        </w:rPr>
         <w:t xml:space="preserve"> 6 </w:t>
       </w:r>
       <w:r>
         <w:rPr>
-          <w:rFonts w:hint="eastAsia"/>
+          <w:rFonts w:hint="eastAsia" w:eastAsia="黑体"/>
         </w:rPr>
         <w:t xml:space="preserve">个关键节点：</w:t>
       </w:r>
       <w:r>
         <w:rPr>
-          <w:rFonts w:hint="eastAsia"/>
+          <w:rFonts w:hint="eastAsia" w:eastAsia="黑体"/>
           <w:b/>
           <w:bCs/>
         </w:rPr>
@@ -140,6 +166,7 @@
       </w:r>
       <w:r>
         <w:rPr>
+          <w:rFonts w:eastAsia="黑体"/>
           <w:b/>
           <w:bCs/>
         </w:rPr>
@@ -147,7 +174,7 @@
       </w:r>
       <w:r>
         <w:rPr>
-          <w:rFonts w:hint="eastAsia"/>
+          <w:rFonts w:hint="eastAsia" w:eastAsia="黑体"/>
           <w:b/>
           <w:bCs/>
         </w:rPr>
@@ -155,11 +182,14 @@
       </w:r>
       <w:r>
         <w:rPr>
-          <w:rFonts w:hint="eastAsia"/>
+          <w:rFonts w:hint="eastAsia" w:eastAsia="黑体"/>
         </w:rPr>
         <w:t xml:space="preserve">（模拟输入</w:t>
       </w:r>
       <w:r>
+        <w:rPr>
+          <w:rFonts w:eastAsia="黑体"/>
+        </w:rPr>
         <w:t xml:space="preserve"> </w:t>
       </w:r>
       <m:oMath>
@@ -180,35 +210,44 @@
         </m:sSub>
       </m:oMath>
       <w:r>
+        <w:rPr>
+          <w:rFonts w:eastAsia="黑体"/>
+        </w:rPr>
         <w:t xml:space="preserve"> </w:t>
       </w:r>
       <w:r>
         <w:rPr>
-          <w:rFonts w:hint="eastAsia"/>
+          <w:rFonts w:hint="eastAsia" w:eastAsia="黑体"/>
         </w:rPr>
         <w:t xml:space="preserve">接比较器</w:t>
       </w:r>
       <w:r>
+        <w:rPr>
+          <w:rFonts w:eastAsia="黑体"/>
+        </w:rPr>
         <w:t xml:space="preserve"> C1 </w:t>
       </w:r>
       <w:r>
         <w:rPr>
-          <w:rFonts w:hint="eastAsia"/>
+          <w:rFonts w:hint="eastAsia" w:eastAsia="黑体"/>
         </w:rPr>
         <w:t xml:space="preserve">的同相输入</w:t>
       </w:r>
       <w:r>
+        <w:rPr>
+          <w:rFonts w:eastAsia="黑体"/>
+        </w:rPr>
         <w:t xml:space="preserve"> </w:t>
       </w:r>
       <w:r>
         <w:rPr>
-          <w:rFonts w:hint="eastAsia"/>
+          <w:rFonts w:hint="eastAsia" w:eastAsia="黑体"/>
         </w:rPr>
         <w:t xml:space="preserve">IN+）；</w:t>
       </w:r>
       <w:r>
         <w:rPr>
-          <w:rFonts w:hint="eastAsia"/>
+          <w:rFonts w:hint="eastAsia" w:eastAsia="黑体"/>
           <w:b/>
           <w:bCs/>
         </w:rPr>
@@ -216,6 +255,7 @@
       </w:r>
       <w:r>
         <w:rPr>
+          <w:rFonts w:eastAsia="黑体"/>
           <w:b/>
           <w:bCs/>
         </w:rPr>
@@ -223,7 +263,7 @@
       </w:r>
       <w:r>
         <w:rPr>
-          <w:rFonts w:hint="eastAsia"/>
+          <w:rFonts w:hint="eastAsia" w:eastAsia="黑体"/>
           <w:b/>
           <w:bCs/>
         </w:rPr>
@@ -231,40 +271,49 @@
       </w:r>
       <w:r>
         <w:rPr>
-          <w:rFonts w:hint="eastAsia"/>
+          <w:rFonts w:hint="eastAsia" w:eastAsia="黑体"/>
         </w:rPr>
         <w:t xml:space="preserve">（DAC1</w:t>
       </w:r>
       <w:r>
+        <w:rPr>
+          <w:rFonts w:eastAsia="黑体"/>
+        </w:rPr>
         <w:t xml:space="preserve"> </w:t>
       </w:r>
       <w:r>
         <w:rPr>
-          <w:rFonts w:hint="eastAsia"/>
+          <w:rFonts w:hint="eastAsia" w:eastAsia="黑体"/>
         </w:rPr>
         <w:t xml:space="preserve">的模拟输出接</w:t>
       </w:r>
       <w:r>
+        <w:rPr>
+          <w:rFonts w:eastAsia="黑体"/>
+        </w:rPr>
         <w:t xml:space="preserve"> C1 </w:t>
       </w:r>
       <w:r>
         <w:rPr>
-          <w:rFonts w:hint="eastAsia"/>
+          <w:rFonts w:hint="eastAsia" w:eastAsia="黑体"/>
         </w:rPr>
         <w:t xml:space="preserve">的反相输入</w:t>
       </w:r>
       <w:r>
+        <w:rPr>
+          <w:rFonts w:eastAsia="黑体"/>
+        </w:rPr>
         <w:t xml:space="preserve"> </w:t>
       </w:r>
       <w:r>
         <w:rPr>
-          <w:rFonts w:hint="eastAsia"/>
+          <w:rFonts w:hint="eastAsia" w:eastAsia="黑体"/>
         </w:rPr>
         <w:t xml:space="preserve">IN−）；</w:t>
       </w:r>
       <w:r>
         <w:rPr>
-          <w:rFonts w:hint="eastAsia"/>
+          <w:rFonts w:hint="eastAsia" w:eastAsia="黑体"/>
           <w:b/>
           <w:bCs/>
         </w:rPr>
@@ -272,6 +321,7 @@
       </w:r>
       <w:r>
         <w:rPr>
+          <w:rFonts w:eastAsia="黑体"/>
           <w:b/>
           <w:bCs/>
         </w:rPr>
@@ -279,7 +329,7 @@
       </w:r>
       <w:r>
         <w:rPr>
-          <w:rFonts w:hint="eastAsia"/>
+          <w:rFonts w:hint="eastAsia" w:eastAsia="黑体"/>
           <w:b/>
           <w:bCs/>
         </w:rPr>
@@ -287,31 +337,37 @@
       </w:r>
       <w:r>
         <w:rPr>
-          <w:rFonts w:hint="eastAsia"/>
+          <w:rFonts w:hint="eastAsia" w:eastAsia="黑体"/>
         </w:rPr>
         <w:t xml:space="preserve">（C1</w:t>
       </w:r>
       <w:r>
+        <w:rPr>
+          <w:rFonts w:eastAsia="黑体"/>
+        </w:rPr>
         <w:t xml:space="preserve"> </w:t>
       </w:r>
       <w:r>
         <w:rPr>
-          <w:rFonts w:hint="eastAsia"/>
+          <w:rFonts w:hint="eastAsia" w:eastAsia="黑体"/>
         </w:rPr>
         <w:t xml:space="preserve">的输出</w:t>
       </w:r>
       <w:r>
+        <w:rPr>
+          <w:rFonts w:eastAsia="黑体"/>
+        </w:rPr>
         <w:t xml:space="preserve"> OUT </w:t>
       </w:r>
       <w:r>
         <w:rPr>
-          <w:rFonts w:hint="eastAsia"/>
+          <w:rFonts w:hint="eastAsia" w:eastAsia="黑体"/>
         </w:rPr>
         <w:t xml:space="preserve">接控制逻辑）；</w:t>
       </w:r>
       <w:r>
         <w:rPr>
-          <w:rFonts w:hint="eastAsia"/>
+          <w:rFonts w:hint="eastAsia" w:eastAsia="黑体"/>
           <w:b/>
           <w:bCs/>
         </w:rPr>
@@ -319,6 +375,7 @@
       </w:r>
       <w:r>
         <w:rPr>
+          <w:rFonts w:eastAsia="黑体"/>
           <w:b/>
           <w:bCs/>
         </w:rPr>
@@ -326,7 +383,7 @@
       </w:r>
       <w:r>
         <w:rPr>
-          <w:rFonts w:hint="eastAsia"/>
+          <w:rFonts w:hint="eastAsia" w:eastAsia="黑体"/>
           <w:b/>
           <w:bCs/>
         </w:rPr>
@@ -334,31 +391,37 @@
       </w:r>
       <w:r>
         <w:rPr>
-          <w:rFonts w:hint="eastAsia"/>
+          <w:rFonts w:hint="eastAsia" w:eastAsia="黑体"/>
         </w:rPr>
         <w:t xml:space="preserve">（CNT1</w:t>
       </w:r>
       <w:r>
+        <w:rPr>
+          <w:rFonts w:eastAsia="黑体"/>
+        </w:rPr>
         <w:t xml:space="preserve"> </w:t>
       </w:r>
       <w:r>
         <w:rPr>
-          <w:rFonts w:hint="eastAsia"/>
+          <w:rFonts w:hint="eastAsia" w:eastAsia="黑体"/>
         </w:rPr>
         <w:t xml:space="preserve">的计数值同时送</w:t>
       </w:r>
       <w:r>
+        <w:rPr>
+          <w:rFonts w:eastAsia="黑体"/>
+        </w:rPr>
         <w:t xml:space="preserve"> DAC1 </w:t>
       </w:r>
       <w:r>
         <w:rPr>
-          <w:rFonts w:hint="eastAsia"/>
+          <w:rFonts w:hint="eastAsia" w:eastAsia="黑体"/>
         </w:rPr>
         <w:t xml:space="preserve">的数字输入与锁存输出）；</w:t>
       </w:r>
       <w:r>
         <w:rPr>
-          <w:rFonts w:hint="eastAsia"/>
+          <w:rFonts w:hint="eastAsia" w:eastAsia="黑体"/>
           <w:b/>
           <w:bCs/>
         </w:rPr>
@@ -366,6 +429,7 @@
       </w:r>
       <w:r>
         <w:rPr>
+          <w:rFonts w:eastAsia="黑体"/>
           <w:b/>
           <w:bCs/>
         </w:rPr>
@@ -373,7 +437,7 @@
       </w:r>
       <w:r>
         <w:rPr>
-          <w:rFonts w:hint="eastAsia"/>
+          <w:rFonts w:hint="eastAsia" w:eastAsia="黑体"/>
           <w:b/>
           <w:bCs/>
         </w:rPr>
@@ -381,20 +445,26 @@
       </w:r>
       <w:r>
         <w:rPr>
-          <w:rFonts w:hint="eastAsia"/>
+          <w:rFonts w:hint="eastAsia" w:eastAsia="黑体"/>
         </w:rPr>
         <w:t xml:space="preserve">（CNT1</w:t>
       </w:r>
       <w:r>
+        <w:rPr>
+          <w:rFonts w:eastAsia="黑体"/>
+        </w:rPr>
         <w:t xml:space="preserve"> </w:t>
       </w:r>
       <w:r>
         <w:rPr>
-          <w:rFonts w:hint="eastAsia"/>
+          <w:rFonts w:hint="eastAsia" w:eastAsia="黑体"/>
         </w:rPr>
         <w:t xml:space="preserve">的时钟端接</w:t>
       </w:r>
       <w:r>
+        <w:rPr>
+          <w:rFonts w:eastAsia="黑体"/>
+        </w:rPr>
         <w:t xml:space="preserve"> </w:t>
       </w:r>
       <m:oMath>
@@ -419,13 +489,13 @@
       </m:oMath>
       <w:r>
         <w:rPr>
-          <w:rFonts w:hint="eastAsia"/>
+          <w:rFonts w:hint="eastAsia" w:eastAsia="黑体"/>
         </w:rPr>
         <w:t xml:space="preserve">）；</w:t>
       </w:r>
       <w:r>
         <w:rPr>
-          <w:rFonts w:hint="eastAsia"/>
+          <w:rFonts w:hint="eastAsia" w:eastAsia="黑体"/>
           <w:b/>
           <w:bCs/>
         </w:rPr>
@@ -433,6 +503,7 @@
       </w:r>
       <w:r>
         <w:rPr>
+          <w:rFonts w:eastAsia="黑体"/>
           <w:b/>
           <w:bCs/>
         </w:rPr>
@@ -440,7 +511,7 @@
       </w:r>
       <w:r>
         <w:rPr>
-          <w:rFonts w:hint="eastAsia"/>
+          <w:rFonts w:hint="eastAsia" w:eastAsia="黑体"/>
           <w:b/>
           <w:bCs/>
         </w:rPr>
@@ -448,11 +519,14 @@
       </w:r>
       <w:r>
         <w:rPr>
-          <w:rFonts w:hint="eastAsia"/>
+          <w:rFonts w:hint="eastAsia" w:eastAsia="黑体"/>
         </w:rPr>
         <w:t xml:space="preserve">（锁存后的计数值作为转换结果</w:t>
       </w:r>
       <w:r>
+        <w:rPr>
+          <w:rFonts w:eastAsia="黑体"/>
+        </w:rPr>
         <w:t xml:space="preserve"> </w:t>
       </w:r>
       <m:oMath>
@@ -462,7 +536,7 @@
       </m:oMath>
       <w:r>
         <w:rPr>
-          <w:rFonts w:hint="eastAsia"/>
+          <w:rFonts w:hint="eastAsia" w:eastAsia="黑体"/>
         </w:rPr>
         <w:t xml:space="preserve">）。</w:t>
       </w:r>
@@ -471,23 +545,27 @@
       <w:pPr/>
       <w:r>
         <w:rPr>
-          <w:rFonts w:hint="eastAsia"/>
+          <w:rFonts w:hint="eastAsia" w:eastAsia="黑体"/>
         </w:rPr>
         <w:t xml:space="preserve">各管脚连接：</w:t>
       </w:r>
       <w:r>
         <w:rPr>
+          <w:rFonts w:eastAsia="黑体"/>
           <w:b/>
           <w:bCs/>
         </w:rPr>
         <w:t xml:space="preserve">CNT1</w:t>
       </w:r>
       <w:r>
+        <w:rPr>
+          <w:rFonts w:eastAsia="黑体"/>
+        </w:rPr>
         <w:t xml:space="preserve"> </w:t>
       </w:r>
       <w:r>
         <w:rPr>
-          <w:rFonts w:hint="eastAsia"/>
+          <w:rFonts w:hint="eastAsia" w:eastAsia="黑体"/>
         </w:rPr>
         <w:t xml:space="preserve">的时钟端接节点⑤（</w:t>
       </w:r>
@@ -513,36 +591,46 @@
       </m:oMath>
       <w:r>
         <w:rPr>
-          <w:rFonts w:hint="eastAsia"/>
+          <w:rFonts w:hint="eastAsia" w:eastAsia="黑体"/>
         </w:rPr>
         <w:t xml:space="preserve">）、计数值输出端接</w:t>
       </w:r>
       <w:r>
+        <w:rPr>
+          <w:rFonts w:eastAsia="黑体"/>
+        </w:rPr>
         <w:t xml:space="preserve"> DAC1 </w:t>
       </w:r>
       <w:r>
         <w:rPr>
-          <w:rFonts w:hint="eastAsia"/>
+          <w:rFonts w:hint="eastAsia" w:eastAsia="黑体"/>
         </w:rPr>
         <w:t xml:space="preserve">的数字输入（节点④）、复位端接控制逻辑；</w:t>
       </w:r>
       <w:r>
         <w:rPr>
+          <w:rFonts w:eastAsia="黑体"/>
           <w:b/>
           <w:bCs/>
         </w:rPr>
         <w:t xml:space="preserve">DAC1</w:t>
       </w:r>
       <w:r>
+        <w:rPr>
+          <w:rFonts w:eastAsia="黑体"/>
+        </w:rPr>
         <w:t xml:space="preserve"> </w:t>
       </w:r>
       <w:r>
         <w:rPr>
-          <w:rFonts w:hint="eastAsia"/>
+          <w:rFonts w:hint="eastAsia" w:eastAsia="黑体"/>
         </w:rPr>
         <w:t xml:space="preserve">的数字输入接节点④、参考端接</w:t>
       </w:r>
       <w:r>
+        <w:rPr>
+          <w:rFonts w:eastAsia="黑体"/>
+        </w:rPr>
         <w:t xml:space="preserve"> </w:t>
       </w:r>
       <m:oMath>
@@ -567,32 +655,39 @@
       </m:oMath>
       <w:r>
         <w:rPr>
-          <w:rFonts w:hint="eastAsia"/>
+          <w:rFonts w:hint="eastAsia" w:eastAsia="黑体"/>
         </w:rPr>
         <w:t xml:space="preserve">、模拟输出接节点②；</w:t>
       </w:r>
       <w:r>
         <w:rPr>
+          <w:rFonts w:eastAsia="黑体"/>
           <w:b/>
           <w:bCs/>
         </w:rPr>
         <w:t xml:space="preserve">C1</w:t>
       </w:r>
       <w:r>
+        <w:rPr>
+          <w:rFonts w:eastAsia="黑体"/>
+        </w:rPr>
         <w:t xml:space="preserve"> </w:t>
       </w:r>
       <w:r>
         <w:rPr>
-          <w:rFonts w:hint="eastAsia"/>
+          <w:rFonts w:hint="eastAsia" w:eastAsia="黑体"/>
         </w:rPr>
         <w:t xml:space="preserve">的</w:t>
       </w:r>
       <w:r>
+        <w:rPr>
+          <w:rFonts w:eastAsia="黑体"/>
+        </w:rPr>
         <w:t xml:space="preserve"> IN+ </w:t>
       </w:r>
       <w:r>
         <w:rPr>
-          <w:rFonts w:hint="eastAsia"/>
+          <w:rFonts w:hint="eastAsia" w:eastAsia="黑体"/>
         </w:rPr>
         <w:t xml:space="preserve">接节点①（</w:t>
       </w:r>
@@ -615,118 +710,154 @@
       </m:oMath>
       <w:r>
         <w:rPr>
-          <w:rFonts w:hint="eastAsia"/>
+          <w:rFonts w:hint="eastAsia" w:eastAsia="黑体"/>
         </w:rPr>
         <w:t xml:space="preserve">）、IN−</w:t>
       </w:r>
       <w:r>
+        <w:rPr>
+          <w:rFonts w:eastAsia="黑体"/>
+        </w:rPr>
         <w:t xml:space="preserve"> </w:t>
       </w:r>
       <w:r>
         <w:rPr>
-          <w:rFonts w:hint="eastAsia"/>
+          <w:rFonts w:hint="eastAsia" w:eastAsia="黑体"/>
         </w:rPr>
         <w:t xml:space="preserve">接节点②（斜坡电压）、OUT</w:t>
       </w:r>
       <w:r>
+        <w:rPr>
+          <w:rFonts w:eastAsia="黑体"/>
+        </w:rPr>
         <w:t xml:space="preserve"> </w:t>
       </w:r>
       <w:r>
         <w:rPr>
-          <w:rFonts w:hint="eastAsia"/>
+          <w:rFonts w:hint="eastAsia" w:eastAsia="黑体"/>
         </w:rPr>
         <w:t xml:space="preserve">接节点③、正电源脚</w:t>
       </w:r>
       <w:r>
+        <w:rPr>
+          <w:rFonts w:eastAsia="黑体"/>
+        </w:rPr>
         <w:t xml:space="preserve"> V+ </w:t>
       </w:r>
       <w:r>
         <w:rPr>
-          <w:rFonts w:hint="eastAsia"/>
+          <w:rFonts w:hint="eastAsia" w:eastAsia="黑体"/>
         </w:rPr>
         <w:t xml:space="preserve">接</w:t>
       </w:r>
       <w:r>
+        <w:rPr>
+          <w:rFonts w:eastAsia="黑体"/>
+        </w:rPr>
         <w:t xml:space="preserve"> </w:t>
       </w:r>
       <w:r>
         <w:rPr>
-          <w:rFonts w:hint="eastAsia"/>
+          <w:rFonts w:hint="eastAsia" w:eastAsia="黑体"/>
         </w:rPr>
         <w:t xml:space="preserve">+VCC、负电源脚</w:t>
       </w:r>
       <w:r>
+        <w:rPr>
+          <w:rFonts w:eastAsia="黑体"/>
+        </w:rPr>
         <w:t xml:space="preserve"> V− </w:t>
       </w:r>
       <w:r>
         <w:rPr>
-          <w:rFonts w:hint="eastAsia"/>
+          <w:rFonts w:hint="eastAsia" w:eastAsia="黑体"/>
         </w:rPr>
         <w:t xml:space="preserve">接</w:t>
       </w:r>
       <w:r>
+        <w:rPr>
+          <w:rFonts w:eastAsia="黑体"/>
+        </w:rPr>
         <w:t xml:space="preserve"> </w:t>
       </w:r>
       <w:r>
         <w:rPr>
-          <w:rFonts w:hint="eastAsia"/>
+          <w:rFonts w:hint="eastAsia" w:eastAsia="黑体"/>
         </w:rPr>
         <w:t xml:space="preserve">−VEE（单电源时</w:t>
       </w:r>
       <w:r>
+        <w:rPr>
+          <w:rFonts w:eastAsia="黑体"/>
+        </w:rPr>
         <w:t xml:space="preserve"> V− </w:t>
       </w:r>
       <w:r>
         <w:rPr>
-          <w:rFonts w:hint="eastAsia"/>
+          <w:rFonts w:hint="eastAsia" w:eastAsia="黑体"/>
         </w:rPr>
         <w:t xml:space="preserve">接</w:t>
       </w:r>
       <w:r>
+        <w:rPr>
+          <w:rFonts w:eastAsia="黑体"/>
+        </w:rPr>
         <w:t xml:space="preserve"> </w:t>
       </w:r>
       <w:r>
         <w:rPr>
-          <w:rFonts w:hint="eastAsia"/>
+          <w:rFonts w:hint="eastAsia" w:eastAsia="黑体"/>
         </w:rPr>
         <w:t xml:space="preserve">GND）；</w:t>
       </w:r>
       <w:r>
         <w:rPr>
-          <w:rFonts w:hint="eastAsia"/>
+          <w:rFonts w:hint="eastAsia" w:eastAsia="黑体"/>
           <w:b/>
           <w:bCs/>
         </w:rPr>
         <w:t xml:space="preserve">控制逻辑</w:t>
       </w:r>
       <w:r>
+        <w:rPr>
+          <w:rFonts w:eastAsia="黑体"/>
+        </w:rPr>
         <w:t xml:space="preserve"> </w:t>
       </w:r>
       <w:r>
         <w:rPr>
-          <w:rFonts w:hint="eastAsia"/>
+          <w:rFonts w:hint="eastAsia" w:eastAsia="黑体"/>
         </w:rPr>
         <w:t xml:space="preserve">的输入端接节点③，输出端控制</w:t>
       </w:r>
       <w:r>
+        <w:rPr>
+          <w:rFonts w:eastAsia="黑体"/>
+        </w:rPr>
         <w:t xml:space="preserve"> CNT1 </w:t>
       </w:r>
       <w:r>
         <w:rPr>
-          <w:rFonts w:hint="eastAsia"/>
+          <w:rFonts w:hint="eastAsia" w:eastAsia="黑体"/>
         </w:rPr>
         <w:t xml:space="preserve">的复位与锁存，并把节点④</w:t>
       </w:r>
       <w:r>
+        <w:rPr>
+          <w:rFonts w:eastAsia="黑体"/>
+        </w:rPr>
         <w:t xml:space="preserve"> </w:t>
       </w:r>
       <w:r>
         <w:rPr>
-          <w:rFonts w:hint="eastAsia"/>
+          <w:rFonts w:hint="eastAsia" w:eastAsia="黑体"/>
         </w:rPr>
         <w:t xml:space="preserve">的值送到节点⑥（数字输出</w:t>
       </w:r>
       <w:r>
+        <w:rPr>
+          <w:rFonts w:eastAsia="黑体"/>
+        </w:rPr>
         <w:t xml:space="preserve"> </w:t>
       </w:r>
       <m:oMath>
@@ -736,7 +867,7 @@
       </m:oMath>
       <w:r>
         <w:rPr>
-          <w:rFonts w:hint="eastAsia"/>
+          <w:rFonts w:hint="eastAsia" w:eastAsia="黑体"/>
         </w:rPr>
         <w:t xml:space="preserve">）。</w:t>
       </w:r>
@@ -745,16 +876,19 @@
       <w:pPr/>
       <w:r>
         <w:rPr>
-          <w:rFonts w:hint="eastAsia"/>
+          <w:rFonts w:hint="eastAsia" w:eastAsia="黑体"/>
         </w:rPr>
         <w:t xml:space="preserve">由此构成”计数器驱动</w:t>
       </w:r>
       <w:r>
+        <w:rPr>
+          <w:rFonts w:eastAsia="黑体"/>
+        </w:rPr>
         <w:t xml:space="preserve"> DAC </w:t>
       </w:r>
       <w:r>
         <w:rPr>
-          <w:rFonts w:hint="eastAsia"/>
+          <w:rFonts w:hint="eastAsia" w:eastAsia="黑体"/>
         </w:rPr>
         <w:t xml:space="preserve">产生线性斜坡、输入与斜坡电压比较、翻转时锁存当前计数值”的斜坡（计数型）组态，结构简单、成本低但转换速度慢。</w:t>
       </w:r>
@@ -767,7 +901,7 @@
       </w:pPr>
       <w:r>
         <w:rPr>
-          <w:rFonts w:hint="eastAsia"/>
+          <w:rFonts w:hint="eastAsia" w:eastAsia="黑体"/>
         </w:rPr>
         <w:t xml:space="preserve">工作原理</w:t>
       </w:r>
@@ -778,16 +912,19 @@
       </w:pPr>
       <w:r>
         <w:rPr>
-          <w:rFonts w:hint="eastAsia"/>
+          <w:rFonts w:hint="eastAsia" w:eastAsia="黑体"/>
         </w:rPr>
         <w:t xml:space="preserve">转换开始后，计数器驱动</w:t>
       </w:r>
       <w:r>
+        <w:rPr>
+          <w:rFonts w:eastAsia="黑体"/>
+        </w:rPr>
         <w:t xml:space="preserve"> DAC </w:t>
       </w:r>
       <w:r>
         <w:rPr>
-          <w:rFonts w:hint="eastAsia"/>
+          <w:rFonts w:hint="eastAsia" w:eastAsia="黑体"/>
         </w:rPr>
         <w:t xml:space="preserve">输出线性上升的斜坡电压；比较器持续比较输入电压与斜坡电压，一旦斜坡达到输入电平即翻转，锁定当前计数值即为对应数字码，随后复位计数器进入下一次转换。</w:t>
       </w:r>
@@ -800,7 +937,7 @@
       </w:pPr>
       <w:r>
         <w:rPr>
-          <w:rFonts w:hint="eastAsia"/>
+          <w:rFonts w:hint="eastAsia" w:eastAsia="黑体"/>
         </w:rPr>
         <w:t xml:space="preserve">关键计算公式</w:t>
       </w:r>
@@ -814,7 +951,7 @@
       </w:pPr>
       <w:r>
         <w:rPr>
-          <w:rFonts w:hint="eastAsia"/>
+          <w:rFonts w:hint="eastAsia" w:eastAsia="黑体"/>
         </w:rPr>
         <w:t xml:space="preserve">斜坡电压与计数值：</w:t>
       </w:r>
@@ -949,7 +1086,7 @@
       </w:pPr>
       <w:r>
         <w:rPr>
-          <w:rFonts w:hint="eastAsia"/>
+          <w:rFonts w:hint="eastAsia" w:eastAsia="黑体"/>
         </w:rPr>
         <w:t xml:space="preserve">量化台阶：</w:t>
       </w:r>
@@ -1039,7 +1176,7 @@
       </w:pPr>
       <w:r>
         <w:rPr>
-          <w:rFonts w:hint="eastAsia"/>
+          <w:rFonts w:hint="eastAsia" w:eastAsia="黑体"/>
         </w:rPr>
         <w:t xml:space="preserve">最大转换时间：</w:t>
       </w:r>
@@ -1144,7 +1281,7 @@
       </w:pPr>
       <w:r>
         <w:rPr>
-          <w:rFonts w:hint="eastAsia"/>
+          <w:rFonts w:hint="eastAsia" w:eastAsia="黑体"/>
         </w:rPr>
         <w:t xml:space="preserve">转换时间与输入成正比：</w:t>
       </w:r>
@@ -1280,7 +1417,7 @@
             </w:pPr>
             <w:r>
               <w:rPr>
-                <w:rFonts w:hint="eastAsia"/>
+                <w:rFonts w:hint="eastAsia" w:eastAsia="黑体"/>
               </w:rPr>
               <w:t xml:space="preserve">符号</w:t>
             </w:r>
@@ -1294,7 +1431,7 @@
             </w:pPr>
             <w:r>
               <w:rPr>
-                <w:rFonts w:hint="eastAsia"/>
+                <w:rFonts w:hint="eastAsia" w:eastAsia="黑体"/>
               </w:rPr>
               <w:t xml:space="preserve">含义</w:t>
             </w:r>
@@ -1308,7 +1445,7 @@
             </w:pPr>
             <w:r>
               <w:rPr>
-                <w:rFonts w:hint="eastAsia"/>
+                <w:rFonts w:hint="eastAsia" w:eastAsia="黑体"/>
               </w:rPr>
               <w:t xml:space="preserve">单位</w:t>
             </w:r>
@@ -1346,6 +1483,9 @@
               </m:sSub>
             </m:oMath>
             <w:r>
+              <w:rPr>
+                <w:rFonts w:eastAsia="黑体"/>
+              </w:rPr>
               <w:t xml:space="preserve">​</w:t>
             </w:r>
           </w:p>
@@ -1358,7 +1498,7 @@
             </w:pPr>
             <w:r>
               <w:rPr>
-                <w:rFonts w:hint="eastAsia"/>
+                <w:rFonts w:hint="eastAsia" w:eastAsia="黑体"/>
               </w:rPr>
               <w:t xml:space="preserve">斜坡电压瞬时值</w:t>
             </w:r>
@@ -1371,6 +1511,9 @@
               <w:pStyle w:val="Compact"/>
             </w:pPr>
             <w:r>
+              <w:rPr>
+                <w:rFonts w:eastAsia="黑体"/>
+              </w:rPr>
               <w:t xml:space="preserve">V</w:t>
             </w:r>
           </w:p>
@@ -1389,6 +1532,9 @@
               </m:r>
             </m:oMath>
             <w:r>
+              <w:rPr>
+                <w:rFonts w:eastAsia="黑体"/>
+              </w:rPr>
               <w:t xml:space="preserve">​</w:t>
             </w:r>
           </w:p>
@@ -1401,7 +1547,7 @@
             </w:pPr>
             <w:r>
               <w:rPr>
-                <w:rFonts w:hint="eastAsia"/>
+                <w:rFonts w:hint="eastAsia" w:eastAsia="黑体"/>
               </w:rPr>
               <w:t xml:space="preserve">当前计数值</w:t>
             </w:r>
@@ -1414,6 +1560,9 @@
               <w:pStyle w:val="Compact"/>
             </w:pPr>
             <w:r>
+              <w:rPr>
+                <w:rFonts w:eastAsia="黑体"/>
+              </w:rPr>
               <w:t xml:space="preserve">—</w:t>
             </w:r>
           </w:p>
@@ -1447,6 +1596,9 @@
               </m:sSub>
             </m:oMath>
             <w:r>
+              <w:rPr>
+                <w:rFonts w:eastAsia="黑体"/>
+              </w:rPr>
               <w:t xml:space="preserve">​</w:t>
             </w:r>
           </w:p>
@@ -1459,7 +1611,7 @@
             </w:pPr>
             <w:r>
               <w:rPr>
-                <w:rFonts w:hint="eastAsia"/>
+                <w:rFonts w:hint="eastAsia" w:eastAsia="黑体"/>
               </w:rPr>
               <w:t xml:space="preserve">参考电压</w:t>
             </w:r>
@@ -1472,6 +1624,9 @@
               <w:pStyle w:val="Compact"/>
             </w:pPr>
             <w:r>
+              <w:rPr>
+                <w:rFonts w:eastAsia="黑体"/>
+              </w:rPr>
               <w:t xml:space="preserve">V</w:t>
             </w:r>
           </w:p>
@@ -1505,6 +1660,9 @@
               </m:sSub>
             </m:oMath>
             <w:r>
+              <w:rPr>
+                <w:rFonts w:eastAsia="黑体"/>
+              </w:rPr>
               <w:t xml:space="preserve">​</w:t>
             </w:r>
           </w:p>
@@ -1517,7 +1675,7 @@
             </w:pPr>
             <w:r>
               <w:rPr>
-                <w:rFonts w:hint="eastAsia"/>
+                <w:rFonts w:hint="eastAsia" w:eastAsia="黑体"/>
               </w:rPr>
               <w:t xml:space="preserve">最小分辨率</w:t>
             </w:r>
@@ -1530,6 +1688,9 @@
               <w:pStyle w:val="Compact"/>
             </w:pPr>
             <w:r>
+              <w:rPr>
+                <w:rFonts w:eastAsia="黑体"/>
+              </w:rPr>
               <w:t xml:space="preserve">V</w:t>
             </w:r>
           </w:p>
@@ -1548,6 +1709,9 @@
               </m:r>
             </m:oMath>
             <w:r>
+              <w:rPr>
+                <w:rFonts w:eastAsia="黑体"/>
+              </w:rPr>
               <w:t xml:space="preserve">​</w:t>
             </w:r>
           </w:p>
@@ -1560,7 +1724,7 @@
             </w:pPr>
             <w:r>
               <w:rPr>
-                <w:rFonts w:hint="eastAsia"/>
+                <w:rFonts w:hint="eastAsia" w:eastAsia="黑体"/>
               </w:rPr>
               <w:t xml:space="preserve">分辨率</w:t>
             </w:r>
@@ -1573,6 +1737,9 @@
               <w:pStyle w:val="Compact"/>
             </w:pPr>
             <w:r>
+              <w:rPr>
+                <w:rFonts w:eastAsia="黑体"/>
+              </w:rPr>
               <w:t xml:space="preserve">bit</w:t>
             </w:r>
           </w:p>
@@ -1606,6 +1773,9 @@
               </m:sSub>
             </m:oMath>
             <w:r>
+              <w:rPr>
+                <w:rFonts w:eastAsia="黑体"/>
+              </w:rPr>
               <w:t xml:space="preserve">​</w:t>
             </w:r>
           </w:p>
@@ -1618,7 +1788,7 @@
             </w:pPr>
             <w:r>
               <w:rPr>
-                <w:rFonts w:hint="eastAsia"/>
+                <w:rFonts w:hint="eastAsia" w:eastAsia="黑体"/>
               </w:rPr>
               <w:t xml:space="preserve">时钟周期</w:t>
             </w:r>
@@ -1631,6 +1801,9 @@
               <w:pStyle w:val="Compact"/>
             </w:pPr>
             <w:r>
+              <w:rPr>
+                <w:rFonts w:eastAsia="黑体"/>
+              </w:rPr>
               <w:t xml:space="preserve">s</w:t>
             </w:r>
           </w:p>
@@ -1667,6 +1840,9 @@
               </m:sSub>
             </m:oMath>
             <w:r>
+              <w:rPr>
+                <w:rFonts w:eastAsia="黑体"/>
+              </w:rPr>
               <w:t xml:space="preserve">​</w:t>
             </w:r>
           </w:p>
@@ -1679,7 +1855,7 @@
             </w:pPr>
             <w:r>
               <w:rPr>
-                <w:rFonts w:hint="eastAsia"/>
+                <w:rFonts w:hint="eastAsia" w:eastAsia="黑体"/>
               </w:rPr>
               <w:t xml:space="preserve">转换时间</w:t>
             </w:r>
@@ -1692,6 +1868,9 @@
               <w:pStyle w:val="Compact"/>
             </w:pPr>
             <w:r>
+              <w:rPr>
+                <w:rFonts w:eastAsia="黑体"/>
+              </w:rPr>
               <w:t xml:space="preserve">s</w:t>
             </w:r>
           </w:p>
@@ -1706,7 +1885,7 @@
       </w:pPr>
       <w:r>
         <w:rPr>
-          <w:rFonts w:hint="eastAsia"/>
+          <w:rFonts w:hint="eastAsia" w:eastAsia="黑体"/>
         </w:rPr>
         <w:t xml:space="preserve">元件调整影响</w:t>
       </w:r>
@@ -1721,7 +1900,7 @@
       </w:pPr>
       <w:r>
         <w:rPr>
-          <w:rFonts w:hint="eastAsia"/>
+          <w:rFonts w:hint="eastAsia" w:eastAsia="黑体"/>
           <w:b/>
           <w:bCs/>
         </w:rPr>
@@ -1729,6 +1908,7 @@
       </w:r>
       <w:r>
         <w:rPr>
+          <w:rFonts w:eastAsia="黑体"/>
           <w:b/>
           <w:bCs/>
         </w:rPr>
@@ -1736,7 +1916,7 @@
       </w:r>
       <w:r>
         <w:rPr>
-          <w:rFonts w:hint="eastAsia"/>
+          <w:rFonts w:hint="eastAsia" w:eastAsia="黑体"/>
           <w:b/>
           <w:bCs/>
         </w:rPr>
@@ -1744,20 +1924,27 @@
       </w:r>
       <w:r>
         <w:rPr>
+          <w:rFonts w:eastAsia="黑体"/>
           <w:b/>
           <w:bCs/>
         </w:rPr>
         <w:t xml:space="preserve"> 1</w:t>
       </w:r>
       <w:r>
+        <w:rPr>
+          <w:rFonts w:eastAsia="黑体"/>
+        </w:rPr>
         <w:t xml:space="preserve"> </w:t>
       </w:r>
       <w:r>
+        <w:rPr>
+          <w:rFonts w:eastAsia="黑体"/>
+        </w:rPr>
         <w:t xml:space="preserve">→ </w:t>
       </w:r>
       <w:r>
         <w:rPr>
-          <w:rFonts w:hint="eastAsia"/>
+          <w:rFonts w:hint="eastAsia" w:eastAsia="黑体"/>
         </w:rPr>
         <w:t xml:space="preserve">最大转换时间翻倍，速度进一步下降。</w:t>
       </w:r>
@@ -1772,7 +1959,7 @@
       </w:pPr>
       <w:r>
         <w:rPr>
-          <w:rFonts w:hint="eastAsia"/>
+          <w:rFonts w:hint="eastAsia" w:eastAsia="黑体"/>
           <w:b/>
           <w:bCs/>
         </w:rPr>
@@ -1780,6 +1967,7 @@
       </w:r>
       <w:r>
         <w:rPr>
+          <w:rFonts w:eastAsia="黑体"/>
           <w:b/>
           <w:bCs/>
         </w:rPr>
@@ -1807,6 +1995,7 @@
       </m:oMath>
       <w:r>
         <w:rPr>
+          <w:rFonts w:eastAsia="黑体"/>
           <w:b/>
           <w:bCs/>
         </w:rPr>
@@ -1814,21 +2003,27 @@
       </w:r>
       <w:r>
         <w:rPr>
-          <w:rFonts w:hint="eastAsia"/>
+          <w:rFonts w:hint="eastAsia" w:eastAsia="黑体"/>
           <w:b/>
           <w:bCs/>
         </w:rPr>
         <w:t xml:space="preserve">提高</w:t>
       </w:r>
       <w:r>
+        <w:rPr>
+          <w:rFonts w:eastAsia="黑体"/>
+        </w:rPr>
         <w:t xml:space="preserve"> </w:t>
       </w:r>
       <w:r>
+        <w:rPr>
+          <w:rFonts w:eastAsia="黑体"/>
+        </w:rPr>
         <w:t xml:space="preserve">→ </w:t>
       </w:r>
       <w:r>
         <w:rPr>
-          <w:rFonts w:hint="eastAsia"/>
+          <w:rFonts w:hint="eastAsia" w:eastAsia="黑体"/>
         </w:rPr>
         <w:t xml:space="preserve">转换加快，但斜坡线性度与比较器速度要求提高。</w:t>
       </w:r>
@@ -1843,21 +2038,27 @@
       </w:pPr>
       <w:r>
         <w:rPr>
-          <w:rFonts w:hint="eastAsia"/>
+          <w:rFonts w:hint="eastAsia" w:eastAsia="黑体"/>
           <w:b/>
           <w:bCs/>
         </w:rPr>
         <w:t xml:space="preserve">参考电压漂移</w:t>
       </w:r>
       <w:r>
+        <w:rPr>
+          <w:rFonts w:eastAsia="黑体"/>
+        </w:rPr>
         <w:t xml:space="preserve"> </w:t>
       </w:r>
       <w:r>
+        <w:rPr>
+          <w:rFonts w:eastAsia="黑体"/>
+        </w:rPr>
         <w:t xml:space="preserve">→ </w:t>
       </w:r>
       <w:r>
         <w:rPr>
-          <w:rFonts w:hint="eastAsia"/>
+          <w:rFonts w:hint="eastAsia" w:eastAsia="黑体"/>
         </w:rPr>
         <w:t xml:space="preserve">增益误差，满量程变化。</w:t>
       </w:r>
@@ -1872,16 +2073,19 @@
       </w:pPr>
       <w:r>
         <w:rPr>
-          <w:rFonts w:hint="eastAsia"/>
+          <w:rFonts w:hint="eastAsia" w:eastAsia="黑体"/>
         </w:rPr>
         <w:t xml:space="preserve">斜坡线性度（DAC</w:t>
       </w:r>
       <w:r>
+        <w:rPr>
+          <w:rFonts w:eastAsia="黑体"/>
+        </w:rPr>
         <w:t xml:space="preserve"> </w:t>
       </w:r>
       <w:r>
         <w:rPr>
-          <w:rFonts w:hint="eastAsia"/>
+          <w:rFonts w:hint="eastAsia" w:eastAsia="黑体"/>
         </w:rPr>
         <w:t xml:space="preserve">线性度）直接决定转换线性度。</w:t>
       </w:r>
@@ -1894,7 +2098,7 @@
       </w:pPr>
       <w:r>
         <w:rPr>
-          <w:rFonts w:hint="eastAsia"/>
+          <w:rFonts w:hint="eastAsia" w:eastAsia="黑体"/>
         </w:rPr>
         <w:t xml:space="preserve">典型参数示例</w:t>
       </w:r>
@@ -1908,20 +2112,26 @@
         </w:numPr>
       </w:pPr>
       <w:r>
+        <w:rPr>
+          <w:rFonts w:eastAsia="黑体"/>
+        </w:rPr>
         <w:t xml:space="preserve">8 </w:t>
       </w:r>
       <w:r>
         <w:rPr>
-          <w:rFonts w:hint="eastAsia"/>
+          <w:rFonts w:hint="eastAsia" w:eastAsia="黑体"/>
         </w:rPr>
         <w:t xml:space="preserve">位斜坡</w:t>
       </w:r>
       <w:r>
+        <w:rPr>
+          <w:rFonts w:eastAsia="黑体"/>
+        </w:rPr>
         <w:t xml:space="preserve"> </w:t>
       </w:r>
       <w:r>
         <w:rPr>
-          <w:rFonts w:hint="eastAsia"/>
+          <w:rFonts w:hint="eastAsia" w:eastAsia="黑体"/>
         </w:rPr>
         <w:t xml:space="preserve">ADC，</w:t>
       </w:r>
@@ -1965,6 +2175,9 @@
         </m:r>
       </m:oMath>
       <w:r>
+        <w:rPr>
+          <w:rFonts w:eastAsia="黑体"/>
+        </w:rPr>
         <w:t xml:space="preserve">、</w:t>
       </w:r>
       <m:oMath>
@@ -2008,7 +2221,7 @@
       </m:oMath>
       <w:r>
         <w:rPr>
-          <w:rFonts w:hint="eastAsia"/>
+          <w:rFonts w:hint="eastAsia" w:eastAsia="黑体"/>
         </w:rPr>
         <w:t xml:space="preserve">：</w:t>
       </w:r>
@@ -2162,11 +2375,14 @@
       </w:pPr>
       <w:r>
         <w:rPr>
-          <w:rFonts w:hint="eastAsia"/>
+          <w:rFonts w:hint="eastAsia" w:eastAsia="黑体"/>
         </w:rPr>
         <w:t xml:space="preserve">对</w:t>
       </w:r>
       <w:r>
+        <w:rPr>
+          <w:rFonts w:eastAsia="黑体"/>
+        </w:rPr>
         <w:t xml:space="preserve"> </w:t>
       </w:r>
       <m:oMath>
@@ -2207,7 +2423,7 @@
       </m:oMath>
       <w:r>
         <w:rPr>
-          <w:rFonts w:hint="eastAsia"/>
+          <w:rFonts w:hint="eastAsia" w:eastAsia="黑体"/>
         </w:rPr>
         <w:t xml:space="preserve">：</w:t>
       </w:r>
@@ -2297,6 +2513,9 @@
         </m:r>
       </m:oMath>
       <w:r>
+        <w:rPr>
+          <w:rFonts w:eastAsia="黑体"/>
+        </w:rPr>
         <w:t xml:space="preserve">。</w:t>
       </w:r>
     </w:p>
@@ -2308,7 +2527,7 @@
       </w:pPr>
       <w:r>
         <w:rPr>
-          <w:rFonts w:hint="eastAsia"/>
+          <w:rFonts w:hint="eastAsia" w:eastAsia="黑体"/>
         </w:rPr>
         <w:t xml:space="preserve">常见器件型号</w:t>
       </w:r>
@@ -2323,25 +2542,31 @@
       </w:pPr>
       <w:r>
         <w:rPr>
-          <w:rFonts w:hint="eastAsia"/>
+          <w:rFonts w:hint="eastAsia" w:eastAsia="黑体"/>
         </w:rPr>
         <w:t xml:space="preserve">斜坡型多为集成方案/简单</w:t>
       </w:r>
       <w:r>
+        <w:rPr>
+          <w:rFonts w:eastAsia="黑体"/>
+        </w:rPr>
         <w:t xml:space="preserve"> MCU </w:t>
       </w:r>
       <w:r>
         <w:rPr>
-          <w:rFonts w:hint="eastAsia"/>
+          <w:rFonts w:hint="eastAsia" w:eastAsia="黑体"/>
         </w:rPr>
         <w:t xml:space="preserve">实现，通用型号较少，常用：按需选型（或由</w:t>
       </w:r>
       <w:r>
+        <w:rPr>
+          <w:rFonts w:eastAsia="黑体"/>
+        </w:rPr>
         <w:t xml:space="preserve"> </w:t>
       </w:r>
       <w:r>
         <w:rPr>
-          <w:rFonts w:hint="eastAsia"/>
+          <w:rFonts w:hint="eastAsia" w:eastAsia="黑体"/>
         </w:rPr>
         <w:t xml:space="preserve">DAC+比较器+计数器搭建）。</w:t>
       </w:r>
@@ -2356,7 +2581,7 @@
       </w:pPr>
       <w:r>
         <w:rPr>
-          <w:rFonts w:hint="eastAsia"/>
+          <w:rFonts w:hint="eastAsia" w:eastAsia="黑体"/>
         </w:rPr>
         <w:t xml:space="preserve">相关比较器：LM393、LM311。</w:t>
       </w:r>
@@ -2371,7 +2596,7 @@
       </w:pPr>
       <w:r>
         <w:rPr>
-          <w:rFonts w:hint="eastAsia"/>
+          <w:rFonts w:hint="eastAsia" w:eastAsia="黑体"/>
         </w:rPr>
         <w:t xml:space="preserve">DAC：DAC0808、MCP4821；计数器：74HC4040。</w:t>
       </w:r>
@@ -2384,7 +2609,7 @@
       </w:pPr>
       <w:r>
         <w:rPr>
-          <w:rFonts w:hint="eastAsia"/>
+          <w:rFonts w:hint="eastAsia" w:eastAsia="黑体"/>
         </w:rPr>
         <w:t xml:space="preserve">注意事项</w:t>
       </w:r>
@@ -2399,7 +2624,7 @@
       </w:pPr>
       <w:r>
         <w:rPr>
-          <w:rFonts w:hint="eastAsia"/>
+          <w:rFonts w:hint="eastAsia" w:eastAsia="黑体"/>
         </w:rPr>
         <w:t xml:space="preserve">转换时间随输入电压变化，不适于对即时性要求高的场合。</w:t>
       </w:r>
@@ -2414,7 +2639,7 @@
       </w:pPr>
       <w:r>
         <w:rPr>
-          <w:rFonts w:hint="eastAsia"/>
+          <w:rFonts w:hint="eastAsia" w:eastAsia="黑体"/>
         </w:rPr>
         <w:t xml:space="preserve">精度受斜坡线性度、比较器失调与时钟抖动限制。</w:t>
       </w:r>
@@ -2429,7 +2654,7 @@
       </w:pPr>
       <w:r>
         <w:rPr>
-          <w:rFonts w:hint="eastAsia"/>
+          <w:rFonts w:hint="eastAsia" w:eastAsia="黑体"/>
         </w:rPr>
         <w:t xml:space="preserve">输入信号应在转换周期内保持稳定，必要时加采样保持。</w:t>
       </w:r>
@@ -2444,7 +2669,7 @@
       </w:pPr>
       <w:r>
         <w:rPr>
-          <w:rFonts w:hint="eastAsia"/>
+          <w:rFonts w:hint="eastAsia" w:eastAsia="黑体"/>
         </w:rPr>
         <w:t xml:space="preserve">仅适合低速、低成本、位数不高的应用。</w:t>
       </w:r>
@@ -2457,7 +2682,7 @@
       </w:pPr>
       <w:r>
         <w:rPr>
-          <w:rFonts w:hint="eastAsia"/>
+          <w:rFonts w:hint="eastAsia" w:eastAsia="黑体"/>
         </w:rPr>
         <w:t xml:space="preserve">参考资料</w:t>
       </w:r>
@@ -2471,6 +2696,9 @@
         </w:numPr>
       </w:pPr>
       <w:r>
+        <w:rPr>
+          <w:rFonts w:eastAsia="黑体"/>
+        </w:rPr>
         <w:t xml:space="preserve">Wikipedia: Ramp ADC / Counting ADC。</w:t>
       </w:r>
     </w:p>
@@ -2484,16 +2712,19 @@
       </w:pPr>
       <w:r>
         <w:rPr>
-          <w:rFonts w:hint="eastAsia"/>
+          <w:rFonts w:hint="eastAsia" w:eastAsia="黑体"/>
         </w:rPr>
         <w:t xml:space="preserve">《数字电子技术基础》A/D</w:t>
       </w:r>
       <w:r>
+        <w:rPr>
+          <w:rFonts w:eastAsia="黑体"/>
+        </w:rPr>
         <w:t xml:space="preserve"> </w:t>
       </w:r>
       <w:r>
         <w:rPr>
-          <w:rFonts w:hint="eastAsia"/>
+          <w:rFonts w:hint="eastAsia" w:eastAsia="黑体"/>
         </w:rPr>
         <w:t xml:space="preserve">转换章节。</w:t>
       </w:r>
@@ -2507,20 +2738,26 @@
         </w:numPr>
       </w:pPr>
       <w:r>
+        <w:rPr>
+          <w:rFonts w:eastAsia="黑体"/>
+        </w:rPr>
         <w:t xml:space="preserve">TI </w:t>
       </w:r>
       <w:r>
         <w:rPr>
-          <w:rFonts w:hint="eastAsia"/>
+          <w:rFonts w:hint="eastAsia" w:eastAsia="黑体"/>
         </w:rPr>
         <w:t xml:space="preserve">应用笔记：斜坡（单斜/双斜）型</w:t>
       </w:r>
       <w:r>
+        <w:rPr>
+          <w:rFonts w:eastAsia="黑体"/>
+        </w:rPr>
         <w:t xml:space="preserve"> ADC </w:t>
       </w:r>
       <w:r>
         <w:rPr>
-          <w:rFonts w:hint="eastAsia"/>
+          <w:rFonts w:hint="eastAsia" w:eastAsia="黑体"/>
         </w:rPr>
         <w:t xml:space="preserve">原理。</w:t>
       </w:r>
@@ -2534,11 +2771,11 @@
       </w:pPr>
       <w:r>
         <w:rPr>
-          <w:rFonts w:ascii="Times New Roman" w:hAnsi="Times New Roman"/>
+          <w:rFonts w:ascii="Times New Roman" w:hAnsi="Times New Roman" w:eastAsia="黑体"/>
           <w:color w:val="555555"/>
           <w:sz w:val="21"/>
         </w:rPr>
-        <w:t>材料收集者：杜文杰</w:t>
+        <w:t>材料收集者：杜文杰，WX手机：19519196569，QQ:3478827729</w:t>
       </w:r>
     </w:p>
     <w:sectPr>
@@ -2558,7 +2795,7 @@
 </file>
 
 <file path=word/footer1.xml><?xml version="1.0" encoding="utf-8"?>
-<w:ftr xmlns:m="http://schemas.openxmlformats.org/officeDocument/2006/math" xmlns:mc="http://schemas.openxmlformats.org/markup-compatibility/2006" xmlns:mo="http://schemas.microsoft.com/office/mac/office/2008/main" xmlns:mv="urn:schemas-microsoft-com:mac:vml" xmlns:o="urn:schemas-microsoft-com:office:office" xmlns:r="http://schemas.openxmlformats.org/officeDocument/2006/relationships" xmlns:v="urn:schemas-microsoft-com:vml" xmlns:w10="urn:schemas-microsoft-com:office:word" xmlns:w14="http://schemas.microsoft.com/office/word/2010/wordml" xmlns:w="http://schemas.openxmlformats.org/wordprocessingml/2006/main" xmlns:wne="http://schemas.microsoft.com/office/word/2006/wordml" xmlns:wp14="http://schemas.microsoft.com/office/word/2010/wordprocessingDrawing" xmlns:wp="http://schemas.openxmlformats.org/drawingml/2006/wordprocessingDrawing" xmlns:wpc="http://schemas.microsoft.com/office/word/2010/wordprocessingCanvas" xmlns:wpg="http://schemas.microsoft.com/office/word/2010/wordprocessingGroup" xmlns:wpi="http://schemas.microsoft.com/office/word/2010/wordprocessingInk" xmlns:wps="http://schemas.microsoft.com/office/word/2010/wordprocessingShape" mc:Ignorable="w14 wp14">
+<w:ftr xmlns:mc="http://schemas.openxmlformats.org/markup-compatibility/2006" xmlns:w="http://schemas.openxmlformats.org/wordprocessingml/2006/main" xmlns:m="http://schemas.openxmlformats.org/officeDocument/2006/math" xmlns:mo="http://schemas.microsoft.com/office/mac/office/2008/main" xmlns:mv="urn:schemas-microsoft-com:mac:vml" xmlns:o="urn:schemas-microsoft-com:office:office" xmlns:r="http://schemas.openxmlformats.org/officeDocument/2006/relationships" xmlns:v="urn:schemas-microsoft-com:vml" xmlns:w10="urn:schemas-microsoft-com:office:word" xmlns:w14="http://schemas.microsoft.com/office/word/2010/wordml" xmlns:wne="http://schemas.microsoft.com/office/word/2006/wordml" xmlns:wp14="http://schemas.microsoft.com/office/word/2010/wordprocessingDrawing" xmlns:wp="http://schemas.openxmlformats.org/drawingml/2006/wordprocessingDrawing" xmlns:wpc="http://schemas.microsoft.com/office/word/2010/wordprocessingCanvas" xmlns:wpg="http://schemas.microsoft.com/office/word/2010/wordprocessingGroup" xmlns:wpi="http://schemas.microsoft.com/office/word/2010/wordprocessingInk" xmlns:wps="http://schemas.microsoft.com/office/word/2010/wordprocessingShape" mc:Ignorable="w14 wp14">
   <w:p>
     <w:pPr>
       <w:pStyle w:val="Footer"/>
@@ -2566,12 +2803,14 @@
     </w:pPr>
     <w:r>
       <w:rPr>
+        <w:rFonts w:eastAsia="黑体"/>
         <w:sz w:val="18"/>
       </w:rPr>
       <w:t xml:space="preserve">第 </w:t>
     </w:r>
     <w:r>
       <w:rPr>
+        <w:rFonts w:eastAsia="黑体"/>
         <w:sz w:val="18"/>
       </w:rPr>
       <w:fldChar w:fldCharType="begin"/>
@@ -2580,6 +2819,7 @@
     </w:r>
     <w:r>
       <w:rPr>
+        <w:rFonts w:eastAsia="黑体"/>
         <w:sz w:val="18"/>
       </w:rPr>
       <w:t xml:space="preserve"> 页</w:t>
@@ -2593,6 +2833,9 @@
   <w:footnote w:type="continuationSeparator" w:id="0">
     <w:p>
       <w:r>
+        <w:rPr>
+          <w:rFonts w:eastAsia="黑体"/>
+        </w:rPr>
         <w:continuationSeparator/>
       </w:r>
     </w:p>
@@ -2600,6 +2843,9 @@
   <w:footnote w:type="separator" w:id="-1">
     <w:p>
       <w:r>
+        <w:rPr>
+          <w:rFonts w:eastAsia="黑体"/>
+        </w:rPr>
         <w:separator/>
       </w:r>
     </w:p>
@@ -2608,7 +2854,7 @@
 </file>
 
 <file path=word/header1.xml><?xml version="1.0" encoding="utf-8"?>
-<w:hdr xmlns:m="http://schemas.openxmlformats.org/officeDocument/2006/math" xmlns:mc="http://schemas.openxmlformats.org/markup-compatibility/2006" xmlns:mo="http://schemas.microsoft.com/office/mac/office/2008/main" xmlns:mv="urn:schemas-microsoft-com:mac:vml" xmlns:o="urn:schemas-microsoft-com:office:office" xmlns:r="http://schemas.openxmlformats.org/officeDocument/2006/relationships" xmlns:v="urn:schemas-microsoft-com:vml" xmlns:w10="urn:schemas-microsoft-com:office:word" xmlns:w14="http://schemas.microsoft.com/office/word/2010/wordml" xmlns:w="http://schemas.openxmlformats.org/wordprocessingml/2006/main" xmlns:wne="http://schemas.microsoft.com/office/word/2006/wordml" xmlns:wp14="http://schemas.microsoft.com/office/word/2010/wordprocessingDrawing" xmlns:wp="http://schemas.openxmlformats.org/drawingml/2006/wordprocessingDrawing" xmlns:wpc="http://schemas.microsoft.com/office/word/2010/wordprocessingCanvas" xmlns:wpg="http://schemas.microsoft.com/office/word/2010/wordprocessingGroup" xmlns:wpi="http://schemas.microsoft.com/office/word/2010/wordprocessingInk" xmlns:wps="http://schemas.microsoft.com/office/word/2010/wordprocessingShape" mc:Ignorable="w14 wp14">
+<w:hdr xmlns:mc="http://schemas.openxmlformats.org/markup-compatibility/2006" xmlns:w="http://schemas.openxmlformats.org/wordprocessingml/2006/main" xmlns:m="http://schemas.openxmlformats.org/officeDocument/2006/math" xmlns:mo="http://schemas.microsoft.com/office/mac/office/2008/main" xmlns:mv="urn:schemas-microsoft-com:mac:vml" xmlns:o="urn:schemas-microsoft-com:office:office" xmlns:r="http://schemas.openxmlformats.org/officeDocument/2006/relationships" xmlns:v="urn:schemas-microsoft-com:vml" xmlns:w10="urn:schemas-microsoft-com:office:word" xmlns:w14="http://schemas.microsoft.com/office/word/2010/wordml" xmlns:wne="http://schemas.microsoft.com/office/word/2006/wordml" xmlns:wp14="http://schemas.microsoft.com/office/word/2010/wordprocessingDrawing" xmlns:wp="http://schemas.openxmlformats.org/drawingml/2006/wordprocessingDrawing" xmlns:wpc="http://schemas.microsoft.com/office/word/2010/wordprocessingCanvas" xmlns:wpg="http://schemas.microsoft.com/office/word/2010/wordprocessingGroup" xmlns:wpi="http://schemas.microsoft.com/office/word/2010/wordprocessingInk" xmlns:wps="http://schemas.microsoft.com/office/word/2010/wordprocessingShape" mc:Ignorable="w14 wp14">
   <w:p>
     <w:pPr>
       <w:pStyle w:val="Header"/>
@@ -2616,7 +2862,7 @@
     </w:pPr>
     <w:r>
       <w:rPr>
-        <w:rFonts w:ascii="Times New Roman" w:hAnsi="Times New Roman"/>
+        <w:rFonts w:ascii="Times New Roman" w:hAnsi="Times New Roman" w:eastAsia="黑体"/>
         <w:sz w:val="18"/>
         <w:rFonts w:eastAsia="黑体"/>
         <w:rFonts w:eastAsia="黑体"/>
@@ -2628,7 +2874,7 @@
 </file>
 
 <file path=word/numbering.xml><?xml version="1.0" encoding="utf-8"?>
-<w:numbering xmlns:m="http://schemas.openxmlformats.org/officeDocument/2006/math" xmlns:mc="http://schemas.openxmlformats.org/markup-compatibility/2006" xmlns:mo="http://schemas.microsoft.com/office/mac/office/2008/main" xmlns:mv="urn:schemas-microsoft-com:mac:vml" xmlns:o="urn:schemas-microsoft-com:office:office" xmlns:r="http://schemas.openxmlformats.org/officeDocument/2006/relationships" xmlns:v="urn:schemas-microsoft-com:vml" xmlns:w="http://schemas.openxmlformats.org/wordprocessingml/2006/main" xmlns:w10="urn:schemas-microsoft-com:office:word" xmlns:w14="http://schemas.microsoft.com/office/word/2010/wordml" xmlns:wne="http://schemas.microsoft.com/office/word/2006/wordml" xmlns:wp="http://schemas.openxmlformats.org/drawingml/2006/wordprocessingDrawing" xmlns:wp14="http://schemas.microsoft.com/office/word/2010/wordprocessingDrawing" xmlns:wpc="http://schemas.microsoft.com/office/word/2010/wordprocessingCanvas" xmlns:wpg="http://schemas.microsoft.com/office/word/2010/wordprocessingGroup" xmlns:wpi="http://schemas.microsoft.com/office/word/2010/wordprocessingInk" xmlns:wps="http://schemas.microsoft.com/office/word/2010/wordprocessingShape" mc:Ignorable="w14 wp14">
+<w:numbering xmlns:mc="http://schemas.openxmlformats.org/markup-compatibility/2006" xmlns:w="http://schemas.openxmlformats.org/wordprocessingml/2006/main" xmlns:m="http://schemas.openxmlformats.org/officeDocument/2006/math" xmlns:mo="http://schemas.microsoft.com/office/mac/office/2008/main" xmlns:mv="urn:schemas-microsoft-com:mac:vml" xmlns:o="urn:schemas-microsoft-com:office:office" xmlns:r="http://schemas.openxmlformats.org/officeDocument/2006/relationships" xmlns:v="urn:schemas-microsoft-com:vml" xmlns:w10="urn:schemas-microsoft-com:office:word" xmlns:w14="http://schemas.microsoft.com/office/word/2010/wordml" xmlns:wne="http://schemas.microsoft.com/office/word/2006/wordml" xmlns:wp="http://schemas.openxmlformats.org/drawingml/2006/wordprocessingDrawing" xmlns:wp14="http://schemas.microsoft.com/office/word/2010/wordprocessingDrawing" xmlns:wpc="http://schemas.microsoft.com/office/word/2010/wordprocessingCanvas" xmlns:wpg="http://schemas.microsoft.com/office/word/2010/wordprocessingGroup" xmlns:wpi="http://schemas.microsoft.com/office/word/2010/wordprocessingInk" xmlns:wps="http://schemas.microsoft.com/office/word/2010/wordprocessingShape" mc:Ignorable="w14 wp14">
   <w:abstractNum w:abstractNumId="0">
     <w:nsid w:val="FFFFFF7C"/>
     <w:multiLevelType w:val="singleLevel"/>
@@ -2715,7 +2961,7 @@
         <w:ind w:hanging="360" w:left="1440"/>
       </w:pPr>
       <w:rPr>
-        <w:rFonts w:ascii="Symbol" w:hAnsi="Symbol" w:hint="default"/>
+        <w:rFonts w:ascii="Symbol" w:hAnsi="Symbol" w:hint="default" w:eastAsia="黑体"/>
       </w:rPr>
     </w:lvl>
   </w:abstractNum>
@@ -2736,7 +2982,7 @@
         <w:ind w:hanging="360" w:left="1080"/>
       </w:pPr>
       <w:rPr>
-        <w:rFonts w:ascii="Symbol" w:hAnsi="Symbol" w:hint="default"/>
+        <w:rFonts w:ascii="Symbol" w:hAnsi="Symbol" w:hint="default" w:eastAsia="黑体"/>
       </w:rPr>
     </w:lvl>
   </w:abstractNum>
@@ -2757,7 +3003,7 @@
         <w:ind w:hanging="360" w:left="720"/>
       </w:pPr>
       <w:rPr>
-        <w:rFonts w:ascii="Symbol" w:hAnsi="Symbol" w:hint="default"/>
+        <w:rFonts w:ascii="Symbol" w:hAnsi="Symbol" w:hint="default" w:eastAsia="黑体"/>
       </w:rPr>
     </w:lvl>
   </w:abstractNum>
@@ -2796,7 +3042,7 @@
         <w:ind w:hanging="360" w:left="360"/>
       </w:pPr>
       <w:rPr>
-        <w:rFonts w:ascii="Symbol" w:hAnsi="Symbol" w:hint="default"/>
+        <w:rFonts w:ascii="Symbol" w:hAnsi="Symbol" w:hint="default" w:eastAsia="黑体"/>
       </w:rPr>
     </w:lvl>
   </w:abstractNum>
@@ -2887,7 +3133,7 @@
         <w:ind w:left="720" w:hanging="360"/>
       </w:pPr>
       <w:rPr>
-        <w:rFonts w:ascii="Symbol" w:hAnsi="Symbol" w:cs="Symbol" w:hint="default"/>
+        <w:rFonts w:ascii="Symbol" w:hAnsi="Symbol" w:cs="Symbol" w:hint="default" w:eastAsia="黑体"/>
       </w:rPr>
     </w:lvl>
     <w:lvl w:ilvl="1">
@@ -2898,7 +3144,7 @@
         <w:ind w:left="1440" w:hanging="360"/>
       </w:pPr>
       <w:rPr>
-        <w:rFonts w:ascii="Courier New" w:hAnsi="Courier New" w:cs="Courier New" w:hint="default"/>
+        <w:rFonts w:ascii="Courier New" w:hAnsi="Courier New" w:cs="Courier New" w:hint="default" w:eastAsia="黑体"/>
       </w:rPr>
     </w:lvl>
     <w:lvl w:ilvl="2">
@@ -2909,7 +3155,7 @@
         <w:ind w:left="2160" w:hanging="360"/>
       </w:pPr>
       <w:rPr>
-        <w:rFonts w:ascii="Wingdings" w:hAnsi="Wingdings" w:cs="Wingdings" w:hint="default"/>
+        <w:rFonts w:ascii="Wingdings" w:hAnsi="Wingdings" w:cs="Wingdings" w:hint="default" w:eastAsia="黑体"/>
       </w:rPr>
     </w:lvl>
     <w:lvl w:ilvl="3">
@@ -2920,7 +3166,7 @@
         <w:ind w:left="2880" w:hanging="360"/>
       </w:pPr>
       <w:rPr>
-        <w:rFonts w:ascii="Symbol" w:hAnsi="Symbol" w:cs="Symbol" w:hint="default"/>
+        <w:rFonts w:ascii="Symbol" w:hAnsi="Symbol" w:cs="Symbol" w:hint="default" w:eastAsia="黑体"/>
       </w:rPr>
     </w:lvl>
     <w:lvl w:ilvl="4">
@@ -2931,7 +3177,7 @@
         <w:ind w:left="3600" w:hanging="360"/>
       </w:pPr>
       <w:rPr>
-        <w:rFonts w:ascii="Courier New" w:hAnsi="Courier New" w:cs="Courier New" w:hint="default"/>
+        <w:rFonts w:ascii="Courier New" w:hAnsi="Courier New" w:cs="Courier New" w:hint="default" w:eastAsia="黑体"/>
       </w:rPr>
     </w:lvl>
     <w:lvl w:ilvl="5">
@@ -2942,7 +3188,7 @@
         <w:ind w:left="4320" w:hanging="360"/>
       </w:pPr>
       <w:rPr>
-        <w:rFonts w:ascii="Wingdings" w:hAnsi="Wingdings" w:cs="Wingdings" w:hint="default"/>
+        <w:rFonts w:ascii="Wingdings" w:hAnsi="Wingdings" w:cs="Wingdings" w:hint="default" w:eastAsia="黑体"/>
       </w:rPr>
     </w:lvl>
     <w:lvl w:ilvl="6">
@@ -2953,7 +3199,7 @@
         <w:ind w:left="5040" w:hanging="360"/>
       </w:pPr>
       <w:rPr>
-        <w:rFonts w:ascii="Symbol" w:hAnsi="Symbol" w:cs="Symbol" w:hint="default"/>
+        <w:rFonts w:ascii="Symbol" w:hAnsi="Symbol" w:cs="Symbol" w:hint="default" w:eastAsia="黑体"/>
       </w:rPr>
     </w:lvl>
     <w:lvl w:ilvl="7">
@@ -2964,7 +3210,7 @@
         <w:ind w:left="5760" w:hanging="360"/>
       </w:pPr>
       <w:rPr>
-        <w:rFonts w:ascii="Courier New" w:hAnsi="Courier New" w:cs="Courier New" w:hint="default"/>
+        <w:rFonts w:ascii="Courier New" w:hAnsi="Courier New" w:cs="Courier New" w:hint="default" w:eastAsia="黑体"/>
       </w:rPr>
     </w:lvl>
     <w:lvl w:ilvl="8">
@@ -2975,7 +3221,7 @@
         <w:ind w:left="6480" w:hanging="360"/>
       </w:pPr>
       <w:rPr>
-        <w:rFonts w:ascii="Wingdings" w:hAnsi="Wingdings" w:cs="Wingdings" w:hint="default"/>
+        <w:rFonts w:ascii="Wingdings" w:hAnsi="Wingdings" w:cs="Wingdings" w:hint="default" w:eastAsia="黑体"/>
       </w:rPr>
     </w:lvl>
   </w:abstractNum>
@@ -3031,11 +3277,11 @@
 </file>
 
 <file path=word/styles.xml><?xml version="1.0" encoding="utf-8"?>
-<w:styles xmlns:mc="http://schemas.openxmlformats.org/markup-compatibility/2006" xmlns:r="http://schemas.openxmlformats.org/officeDocument/2006/relationships" xmlns:w="http://schemas.openxmlformats.org/wordprocessingml/2006/main" xmlns:w14="http://schemas.microsoft.com/office/word/2010/wordml" mc:Ignorable="w14">
+<w:styles xmlns:mc="http://schemas.openxmlformats.org/markup-compatibility/2006" xmlns:w="http://schemas.openxmlformats.org/wordprocessingml/2006/main" xmlns:r="http://schemas.openxmlformats.org/officeDocument/2006/relationships" xmlns:w14="http://schemas.microsoft.com/office/word/2010/wordml" mc:Ignorable="w14">
   <w:docDefaults>
     <w:rPrDefault>
       <w:rPr>
-        <w:rFonts w:asciiTheme="minorHAnsi" w:cstheme="minorBidi" w:eastAsiaTheme="minorEastAsia" w:hAnsiTheme="minorHAnsi"/>
+        <w:rFonts w:asciiTheme="minorHAnsi" w:cstheme="minorBidi" w:hAnsiTheme="minorHAnsi" w:eastAsia="黑体"/>
         <w:sz w:val="22"/>
         <w:szCs w:val="22"/>
         <w:lang w:bidi="ar-SA" w:eastAsia="en-US" w:val="en-US"/>
@@ -3257,7 +3503,7 @@
       <w:outlineLvl w:val="0"/>
     </w:pPr>
     <w:rPr>
-      <w:rFonts w:ascii="Times New Roman" w:asciiTheme="majorHAnsi" w:cstheme="majorBidi" w:eastAsia="黑体" w:eastAsiaTheme="majorEastAsia" w:hAnsi="Times New Roman" w:hAnsiTheme="majorHAnsi"/>
+      <w:rFonts w:ascii="Times New Roman" w:asciiTheme="majorHAnsi" w:cstheme="majorBidi" w:eastAsia="黑体" w:hAnsi="Times New Roman" w:hAnsiTheme="majorHAnsi"/>
       <w:b/>
       <w:bCs/>
       <w:color w:val="1F3864"/>
@@ -3281,7 +3527,7 @@
       <w:outlineLvl w:val="1"/>
     </w:pPr>
     <w:rPr>
-      <w:rFonts w:ascii="Times New Roman" w:asciiTheme="majorHAnsi" w:cstheme="majorBidi" w:eastAsia="黑体" w:eastAsiaTheme="majorEastAsia" w:hAnsi="Times New Roman" w:hAnsiTheme="majorHAnsi"/>
+      <w:rFonts w:ascii="Times New Roman" w:asciiTheme="majorHAnsi" w:cstheme="majorBidi" w:eastAsia="黑体" w:hAnsi="Times New Roman" w:hAnsiTheme="majorHAnsi"/>
       <w:b/>
       <w:bCs/>
       <w:color w:val="2E4E7E"/>
@@ -3305,7 +3551,7 @@
       <w:outlineLvl w:val="2"/>
     </w:pPr>
     <w:rPr>
-      <w:rFonts w:ascii="Times New Roman" w:asciiTheme="majorHAnsi" w:cstheme="majorBidi" w:eastAsia="黑体" w:eastAsiaTheme="majorEastAsia" w:hAnsi="Times New Roman" w:hAnsiTheme="majorHAnsi"/>
+      <w:rFonts w:ascii="Times New Roman" w:asciiTheme="majorHAnsi" w:cstheme="majorBidi" w:eastAsia="黑体" w:hAnsi="Times New Roman" w:hAnsiTheme="majorHAnsi"/>
       <w:b/>
       <w:bCs/>
       <w:color w:val="2E4E7E"/>
@@ -3329,7 +3575,7 @@
       <w:outlineLvl w:val="3"/>
     </w:pPr>
     <w:rPr>
-      <w:rFonts w:ascii="Times New Roman" w:asciiTheme="majorHAnsi" w:cstheme="majorBidi" w:eastAsia="黑体" w:eastAsiaTheme="majorEastAsia" w:hAnsi="Times New Roman" w:hAnsiTheme="majorHAnsi"/>
+      <w:rFonts w:ascii="Times New Roman" w:asciiTheme="majorHAnsi" w:cstheme="majorBidi" w:eastAsia="黑体" w:hAnsi="Times New Roman" w:hAnsiTheme="majorHAnsi"/>
       <w:b/>
       <w:bCs/>
       <w:i/>
@@ -3355,7 +3601,7 @@
       <w:outlineLvl w:val="4"/>
     </w:pPr>
     <w:rPr>
-      <w:rFonts w:ascii="Times New Roman" w:asciiTheme="majorHAnsi" w:cstheme="majorBidi" w:eastAsia="黑体" w:eastAsiaTheme="majorEastAsia" w:hAnsi="Times New Roman" w:hAnsiTheme="majorHAnsi"/>
+      <w:rFonts w:ascii="Times New Roman" w:asciiTheme="majorHAnsi" w:cstheme="majorBidi" w:eastAsia="黑体" w:hAnsi="Times New Roman" w:hAnsiTheme="majorHAnsi"/>
       <w:b/>
       <w:color w:val="333333"/>
       <w:sz w:val="22"/>
@@ -3378,7 +3624,7 @@
       <w:outlineLvl w:val="5"/>
     </w:pPr>
     <w:rPr>
-      <w:rFonts w:asciiTheme="majorHAnsi" w:cstheme="majorBidi" w:eastAsiaTheme="majorEastAsia" w:hAnsiTheme="majorHAnsi"/>
+      <w:rFonts w:asciiTheme="majorHAnsi" w:cstheme="majorBidi" w:hAnsiTheme="majorHAnsi" w:eastAsia="黑体"/>
       <w:i/>
       <w:iCs/>
       <w:color w:themeColor="accent1" w:themeShade="7F" w:val="243F60"/>
@@ -3401,7 +3647,7 @@
       <w:outlineLvl w:val="6"/>
     </w:pPr>
     <w:rPr>
-      <w:rFonts w:asciiTheme="majorHAnsi" w:cstheme="majorBidi" w:eastAsiaTheme="majorEastAsia" w:hAnsiTheme="majorHAnsi"/>
+      <w:rFonts w:asciiTheme="majorHAnsi" w:cstheme="majorBidi" w:hAnsiTheme="majorHAnsi" w:eastAsia="黑体"/>
       <w:i/>
       <w:iCs/>
       <w:color w:themeColor="text1" w:themeTint="BF" w:val="404040"/>
@@ -3424,7 +3670,7 @@
       <w:outlineLvl w:val="7"/>
     </w:pPr>
     <w:rPr>
-      <w:rFonts w:asciiTheme="majorHAnsi" w:cstheme="majorBidi" w:eastAsiaTheme="majorEastAsia" w:hAnsiTheme="majorHAnsi"/>
+      <w:rFonts w:asciiTheme="majorHAnsi" w:cstheme="majorBidi" w:hAnsiTheme="majorHAnsi" w:eastAsia="黑体"/>
       <w:color w:themeColor="accent1" w:val="4F81BD"/>
       <w:sz w:val="20"/>
       <w:szCs w:val="20"/>
@@ -3447,7 +3693,7 @@
       <w:outlineLvl w:val="8"/>
     </w:pPr>
     <w:rPr>
-      <w:rFonts w:asciiTheme="majorHAnsi" w:cstheme="majorBidi" w:eastAsiaTheme="majorEastAsia" w:hAnsiTheme="majorHAnsi"/>
+      <w:rFonts w:asciiTheme="majorHAnsi" w:cstheme="majorBidi" w:hAnsiTheme="majorHAnsi" w:eastAsia="黑体"/>
       <w:i/>
       <w:iCs/>
       <w:color w:themeColor="text1" w:themeTint="BF" w:val="404040"/>
@@ -3498,7 +3744,7 @@
     <w:uiPriority w:val="9"/>
     <w:rsid w:val="00FC693F"/>
     <w:rPr>
-      <w:rFonts w:asciiTheme="majorHAnsi" w:cstheme="majorBidi" w:eastAsiaTheme="majorEastAsia" w:hAnsiTheme="majorHAnsi"/>
+      <w:rFonts w:asciiTheme="majorHAnsi" w:cstheme="majorBidi" w:hAnsiTheme="majorHAnsi" w:eastAsia="黑体"/>
       <w:b/>
       <w:bCs/>
       <w:color w:themeColor="accent1" w:themeShade="BF" w:val="365F91"/>
@@ -3513,7 +3759,7 @@
     <w:uiPriority w:val="9"/>
     <w:rsid w:val="00FC693F"/>
     <w:rPr>
-      <w:rFonts w:asciiTheme="majorHAnsi" w:cstheme="majorBidi" w:eastAsiaTheme="majorEastAsia" w:hAnsiTheme="majorHAnsi"/>
+      <w:rFonts w:asciiTheme="majorHAnsi" w:cstheme="majorBidi" w:hAnsiTheme="majorHAnsi" w:eastAsia="黑体"/>
       <w:b/>
       <w:bCs/>
       <w:color w:themeColor="accent1" w:val="4F81BD"/>
@@ -3528,7 +3774,7 @@
     <w:uiPriority w:val="9"/>
     <w:rsid w:val="00FC693F"/>
     <w:rPr>
-      <w:rFonts w:asciiTheme="majorHAnsi" w:cstheme="majorBidi" w:eastAsiaTheme="majorEastAsia" w:hAnsiTheme="majorHAnsi"/>
+      <w:rFonts w:asciiTheme="majorHAnsi" w:cstheme="majorBidi" w:hAnsiTheme="majorHAnsi" w:eastAsia="黑体"/>
       <w:b/>
       <w:bCs/>
       <w:color w:themeColor="accent1" w:val="4F81BD"/>
@@ -3551,7 +3797,7 @@
       <w:contextualSpacing/>
     </w:pPr>
     <w:rPr>
-      <w:rFonts w:ascii="Times New Roman" w:asciiTheme="majorHAnsi" w:cstheme="majorBidi" w:eastAsia="黑体" w:eastAsiaTheme="majorEastAsia" w:hAnsi="Times New Roman" w:hAnsiTheme="majorHAnsi"/>
+      <w:rFonts w:ascii="Times New Roman" w:asciiTheme="majorHAnsi" w:cstheme="majorBidi" w:eastAsia="黑体" w:hAnsi="Times New Roman" w:hAnsiTheme="majorHAnsi"/>
       <w:b/>
       <w:color w:val="1F3864"/>
       <w:spacing w:val="5"/>
@@ -3567,7 +3813,7 @@
     <w:uiPriority w:val="10"/>
     <w:rsid w:val="00FC693F"/>
     <w:rPr>
-      <w:rFonts w:asciiTheme="majorHAnsi" w:cstheme="majorBidi" w:eastAsiaTheme="majorEastAsia" w:hAnsiTheme="majorHAnsi"/>
+      <w:rFonts w:asciiTheme="majorHAnsi" w:cstheme="majorBidi" w:hAnsiTheme="majorHAnsi" w:eastAsia="黑体"/>
       <w:color w:themeColor="text2" w:themeShade="BF" w:val="17365D"/>
       <w:spacing w:val="5"/>
       <w:kern w:val="28"/>
@@ -3589,7 +3835,7 @@
       </w:numPr>
     </w:pPr>
     <w:rPr>
-      <w:rFonts w:asciiTheme="majorHAnsi" w:cstheme="majorBidi" w:eastAsiaTheme="majorEastAsia" w:hAnsiTheme="majorHAnsi"/>
+      <w:rFonts w:asciiTheme="majorHAnsi" w:cstheme="majorBidi" w:hAnsiTheme="majorHAnsi" w:eastAsia="黑体"/>
       <w:i/>
       <w:iCs/>
       <w:color w:themeColor="accent1" w:val="4F81BD"/>
@@ -3605,7 +3851,7 @@
     <w:uiPriority w:val="11"/>
     <w:rsid w:val="00FC693F"/>
     <w:rPr>
-      <w:rFonts w:asciiTheme="majorHAnsi" w:cstheme="majorBidi" w:eastAsiaTheme="majorEastAsia" w:hAnsiTheme="majorHAnsi"/>
+      <w:rFonts w:asciiTheme="majorHAnsi" w:cstheme="majorBidi" w:hAnsiTheme="majorHAnsi" w:eastAsia="黑体"/>
       <w:i/>
       <w:iCs/>
       <w:color w:themeColor="accent1" w:val="4F81BD"/>
@@ -3672,6 +3918,7 @@
       <w:spacing w:after="120"/>
     </w:pPr>
     <w:rPr>
+      <w:rFonts w:eastAsia="黑体"/>
       <w:sz w:val="16"/>
       <w:szCs w:val="16"/>
     </w:rPr>
@@ -3683,6 +3930,7 @@
     <w:uiPriority w:val="99"/>
     <w:rsid w:val="00AA1D8D"/>
     <w:rPr>
+      <w:rFonts w:eastAsia="黑体"/>
       <w:sz w:val="16"/>
       <w:szCs w:val="16"/>
     </w:rPr>
@@ -3852,7 +4100,7 @@
       </w:tabs>
     </w:pPr>
     <w:rPr>
-      <w:rFonts w:ascii="Courier" w:hAnsi="Courier"/>
+      <w:rFonts w:ascii="Courier" w:hAnsi="Courier" w:eastAsia="黑体"/>
       <w:sz w:val="20"/>
       <w:szCs w:val="20"/>
     </w:rPr>
@@ -3864,7 +4112,7 @@
     <w:uiPriority w:val="99"/>
     <w:rsid w:val="0029639D"/>
     <w:rPr>
-      <w:rFonts w:ascii="Courier" w:hAnsi="Courier"/>
+      <w:rFonts w:ascii="Courier" w:hAnsi="Courier" w:eastAsia="黑体"/>
       <w:sz w:val="20"/>
       <w:szCs w:val="20"/>
     </w:rPr>
@@ -3900,6 +4148,7 @@
     <w:uiPriority w:val="29"/>
     <w:rsid w:val="00FC693F"/>
     <w:rPr>
+      <w:rFonts w:eastAsia="黑体"/>
       <w:i/>
       <w:iCs/>
       <w:color w:themeColor="text1" w:val="000000"/>
@@ -3913,7 +4162,7 @@
     <w:semiHidden/>
     <w:rsid w:val="00FC693F"/>
     <w:rPr>
-      <w:rFonts w:asciiTheme="majorHAnsi" w:cstheme="majorBidi" w:eastAsiaTheme="majorEastAsia" w:hAnsiTheme="majorHAnsi"/>
+      <w:rFonts w:asciiTheme="majorHAnsi" w:cstheme="majorBidi" w:hAnsiTheme="majorHAnsi" w:eastAsia="黑体"/>
       <w:b/>
       <w:bCs/>
       <w:i/>
@@ -3929,7 +4178,7 @@
     <w:semiHidden/>
     <w:rsid w:val="00FC693F"/>
     <w:rPr>
-      <w:rFonts w:asciiTheme="majorHAnsi" w:cstheme="majorBidi" w:eastAsiaTheme="majorEastAsia" w:hAnsiTheme="majorHAnsi"/>
+      <w:rFonts w:asciiTheme="majorHAnsi" w:cstheme="majorBidi" w:hAnsiTheme="majorHAnsi" w:eastAsia="黑体"/>
       <w:color w:themeColor="accent1" w:themeShade="7F" w:val="243F60"/>
     </w:rPr>
   </w:style>
@@ -3941,7 +4190,7 @@
     <w:semiHidden/>
     <w:rsid w:val="00FC693F"/>
     <w:rPr>
-      <w:rFonts w:asciiTheme="majorHAnsi" w:cstheme="majorBidi" w:eastAsiaTheme="majorEastAsia" w:hAnsiTheme="majorHAnsi"/>
+      <w:rFonts w:asciiTheme="majorHAnsi" w:cstheme="majorBidi" w:hAnsiTheme="majorHAnsi" w:eastAsia="黑体"/>
       <w:i/>
       <w:iCs/>
       <w:color w:themeColor="accent1" w:themeShade="7F" w:val="243F60"/>
@@ -3955,7 +4204,7 @@
     <w:semiHidden/>
     <w:rsid w:val="00FC693F"/>
     <w:rPr>
-      <w:rFonts w:asciiTheme="majorHAnsi" w:cstheme="majorBidi" w:eastAsiaTheme="majorEastAsia" w:hAnsiTheme="majorHAnsi"/>
+      <w:rFonts w:asciiTheme="majorHAnsi" w:cstheme="majorBidi" w:hAnsiTheme="majorHAnsi" w:eastAsia="黑体"/>
       <w:i/>
       <w:iCs/>
       <w:color w:themeColor="text1" w:themeTint="BF" w:val="404040"/>
@@ -3969,7 +4218,7 @@
     <w:semiHidden/>
     <w:rsid w:val="00FC693F"/>
     <w:rPr>
-      <w:rFonts w:asciiTheme="majorHAnsi" w:cstheme="majorBidi" w:eastAsiaTheme="majorEastAsia" w:hAnsiTheme="majorHAnsi"/>
+      <w:rFonts w:asciiTheme="majorHAnsi" w:cstheme="majorBidi" w:hAnsiTheme="majorHAnsi" w:eastAsia="黑体"/>
       <w:color w:themeColor="accent1" w:val="4F81BD"/>
       <w:sz w:val="20"/>
       <w:szCs w:val="20"/>
@@ -3983,7 +4232,7 @@
     <w:semiHidden/>
     <w:rsid w:val="00FC693F"/>
     <w:rPr>
-      <w:rFonts w:asciiTheme="majorHAnsi" w:cstheme="majorBidi" w:eastAsiaTheme="majorEastAsia" w:hAnsiTheme="majorHAnsi"/>
+      <w:rFonts w:asciiTheme="majorHAnsi" w:cstheme="majorBidi" w:hAnsiTheme="majorHAnsi" w:eastAsia="黑体"/>
       <w:i/>
       <w:iCs/>
       <w:color w:themeColor="text1" w:themeTint="BF" w:val="404040"/>
@@ -4004,6 +4253,7 @@
       <w:spacing w:line="240" w:lineRule="auto"/>
     </w:pPr>
     <w:rPr>
+      <w:rFonts w:eastAsia="黑体"/>
       <w:b/>
       <w:bCs/>
       <w:color w:themeColor="accent1" w:val="4F81BD"/>
@@ -4018,6 +4268,7 @@
     <w:qFormat/>
     <w:rsid w:val="00FC693F"/>
     <w:rPr>
+      <w:rFonts w:eastAsia="黑体"/>
       <w:b/>
       <w:bCs/>
     </w:rPr>
@@ -4029,6 +4280,7 @@
     <w:qFormat/>
     <w:rsid w:val="00FC693F"/>
     <w:rPr>
+      <w:rFonts w:eastAsia="黑体"/>
       <w:i/>
       <w:iCs/>
     </w:rPr>
@@ -4049,6 +4301,7 @@
       <w:ind w:left="936" w:right="936"/>
     </w:pPr>
     <w:rPr>
+      <w:rFonts w:eastAsia="黑体"/>
       <w:b/>
       <w:bCs/>
       <w:i/>
@@ -4063,6 +4316,7 @@
     <w:uiPriority w:val="30"/>
     <w:rsid w:val="00FC693F"/>
     <w:rPr>
+      <w:rFonts w:eastAsia="黑体"/>
       <w:b/>
       <w:bCs/>
       <w:i/>
@@ -4077,6 +4331,7 @@
     <w:qFormat/>
     <w:rsid w:val="00FC693F"/>
     <w:rPr>
+      <w:rFonts w:eastAsia="黑体"/>
       <w:i/>
       <w:iCs/>
       <w:color w:themeColor="text1" w:themeTint="7F" w:val="808080"/>
@@ -4089,6 +4344,7 @@
     <w:qFormat/>
     <w:rsid w:val="00FC693F"/>
     <w:rPr>
+      <w:rFonts w:eastAsia="黑体"/>
       <w:b/>
       <w:bCs/>
       <w:i/>
@@ -4103,6 +4359,7 @@
     <w:qFormat/>
     <w:rsid w:val="00FC693F"/>
     <w:rPr>
+      <w:rFonts w:eastAsia="黑体"/>
       <w:smallCaps/>
       <w:color w:themeColor="accent2" w:val="C0504D"/>
       <w:u w:val="single"/>
@@ -4115,6 +4372,7 @@
     <w:qFormat/>
     <w:rsid w:val="00FC693F"/>
     <w:rPr>
+      <w:rFonts w:eastAsia="黑体"/>
       <w:b/>
       <w:bCs/>
       <w:smallCaps/>
@@ -4130,6 +4388,7 @@
     <w:qFormat/>
     <w:rsid w:val="00FC693F"/>
     <w:rPr>
+      <w:rFonts w:eastAsia="黑体"/>
       <w:b/>
       <w:bCs/>
       <w:smallCaps/>
@@ -4184,6 +4443,7 @@
       <w:spacing w:after="0" w:line="240" w:lineRule="auto"/>
     </w:pPr>
     <w:rPr>
+      <w:rFonts w:eastAsia="黑体"/>
       <w:color w:themeColor="text1" w:themeShade="BF" w:val="000000"/>
     </w:rPr>
     <w:tblPr>
@@ -4206,6 +4466,7 @@
         <w:spacing w:after="0" w:before="0" w:line="240" w:lineRule="auto"/>
       </w:pPr>
       <w:rPr>
+        <w:rFonts w:eastAsia="黑体"/>
         <w:b/>
         <w:bCs/>
       </w:rPr>
@@ -4226,6 +4487,7 @@
         <w:spacing w:after="0" w:before="0" w:line="240" w:lineRule="auto"/>
       </w:pPr>
       <w:rPr>
+        <w:rFonts w:eastAsia="黑体"/>
         <w:b/>
         <w:bCs/>
       </w:rPr>
@@ -4243,12 +4505,14 @@
     </w:tblStylePr>
     <w:tblStylePr w:type="firstCol">
       <w:rPr>
+        <w:rFonts w:eastAsia="黑体"/>
         <w:b/>
         <w:bCs/>
       </w:rPr>
     </w:tblStylePr>
     <w:tblStylePr w:type="lastCol">
       <w:rPr>
+        <w:rFonts w:eastAsia="黑体"/>
         <w:b/>
         <w:bCs/>
       </w:rPr>
@@ -4287,6 +4551,7 @@
       <w:spacing w:after="0" w:line="240" w:lineRule="auto"/>
     </w:pPr>
     <w:rPr>
+      <w:rFonts w:eastAsia="黑体"/>
       <w:color w:themeColor="accent1" w:themeShade="BF" w:val="365F91"/>
     </w:rPr>
     <w:tblPr>
@@ -4309,6 +4574,7 @@
         <w:spacing w:after="0" w:before="0" w:line="240" w:lineRule="auto"/>
       </w:pPr>
       <w:rPr>
+        <w:rFonts w:eastAsia="黑体"/>
         <w:b/>
         <w:bCs/>
       </w:rPr>
@@ -4329,6 +4595,7 @@
         <w:spacing w:after="0" w:before="0" w:line="240" w:lineRule="auto"/>
       </w:pPr>
       <w:rPr>
+        <w:rFonts w:eastAsia="黑体"/>
         <w:b/>
         <w:bCs/>
       </w:rPr>
@@ -4346,12 +4613,14 @@
     </w:tblStylePr>
     <w:tblStylePr w:type="firstCol">
       <w:rPr>
+        <w:rFonts w:eastAsia="黑体"/>
         <w:b/>
         <w:bCs/>
       </w:rPr>
     </w:tblStylePr>
     <w:tblStylePr w:type="lastCol">
       <w:rPr>
+        <w:rFonts w:eastAsia="黑体"/>
         <w:b/>
         <w:bCs/>
       </w:rPr>
@@ -4390,6 +4659,7 @@
       <w:spacing w:after="0" w:line="240" w:lineRule="auto"/>
     </w:pPr>
     <w:rPr>
+      <w:rFonts w:eastAsia="黑体"/>
       <w:color w:themeColor="accent2" w:themeShade="BF" w:val="943634"/>
     </w:rPr>
     <w:tblPr>
@@ -4412,6 +4682,7 @@
         <w:spacing w:after="0" w:before="0" w:line="240" w:lineRule="auto"/>
       </w:pPr>
       <w:rPr>
+        <w:rFonts w:eastAsia="黑体"/>
         <w:b/>
         <w:bCs/>
       </w:rPr>
@@ -4432,6 +4703,7 @@
         <w:spacing w:after="0" w:before="0" w:line="240" w:lineRule="auto"/>
       </w:pPr>
       <w:rPr>
+        <w:rFonts w:eastAsia="黑体"/>
         <w:b/>
         <w:bCs/>
       </w:rPr>
@@ -4449,12 +4721,14 @@
     </w:tblStylePr>
     <w:tblStylePr w:type="firstCol">
       <w:rPr>
+        <w:rFonts w:eastAsia="黑体"/>
         <w:b/>
         <w:bCs/>
       </w:rPr>
     </w:tblStylePr>
     <w:tblStylePr w:type="lastCol">
       <w:rPr>
+        <w:rFonts w:eastAsia="黑体"/>
         <w:b/>
         <w:bCs/>
       </w:rPr>
@@ -4493,6 +4767,7 @@
       <w:spacing w:after="0" w:line="240" w:lineRule="auto"/>
     </w:pPr>
     <w:rPr>
+      <w:rFonts w:eastAsia="黑体"/>
       <w:color w:themeColor="accent3" w:themeShade="BF" w:val="76923C"/>
     </w:rPr>
     <w:tblPr>
@@ -4515,6 +4790,7 @@
         <w:spacing w:after="0" w:before="0" w:line="240" w:lineRule="auto"/>
       </w:pPr>
       <w:rPr>
+        <w:rFonts w:eastAsia="黑体"/>
         <w:b/>
         <w:bCs/>
       </w:rPr>
@@ -4535,6 +4811,7 @@
         <w:spacing w:after="0" w:before="0" w:line="240" w:lineRule="auto"/>
       </w:pPr>
       <w:rPr>
+        <w:rFonts w:eastAsia="黑体"/>
         <w:b/>
         <w:bCs/>
       </w:rPr>
@@ -4552,12 +4829,14 @@
     </w:tblStylePr>
     <w:tblStylePr w:type="firstCol">
       <w:rPr>
+        <w:rFonts w:eastAsia="黑体"/>
         <w:b/>
         <w:bCs/>
       </w:rPr>
     </w:tblStylePr>
     <w:tblStylePr w:type="lastCol">
       <w:rPr>
+        <w:rFonts w:eastAsia="黑体"/>
         <w:b/>
         <w:bCs/>
       </w:rPr>
@@ -4596,6 +4875,7 @@
       <w:spacing w:after="0" w:line="240" w:lineRule="auto"/>
     </w:pPr>
     <w:rPr>
+      <w:rFonts w:eastAsia="黑体"/>
       <w:color w:themeColor="accent4" w:themeShade="BF" w:val="5F497A"/>
     </w:rPr>
     <w:tblPr>
@@ -4618,6 +4898,7 @@
         <w:spacing w:after="0" w:before="0" w:line="240" w:lineRule="auto"/>
       </w:pPr>
       <w:rPr>
+        <w:rFonts w:eastAsia="黑体"/>
         <w:b/>
         <w:bCs/>
       </w:rPr>
@@ -4638,6 +4919,7 @@
         <w:spacing w:after="0" w:before="0" w:line="240" w:lineRule="auto"/>
       </w:pPr>
       <w:rPr>
+        <w:rFonts w:eastAsia="黑体"/>
         <w:b/>
         <w:bCs/>
       </w:rPr>
@@ -4655,12 +4937,14 @@
     </w:tblStylePr>
     <w:tblStylePr w:type="firstCol">
       <w:rPr>
+        <w:rFonts w:eastAsia="黑体"/>
         <w:b/>
         <w:bCs/>
       </w:rPr>
     </w:tblStylePr>
     <w:tblStylePr w:type="lastCol">
       <w:rPr>
+        <w:rFonts w:eastAsia="黑体"/>
         <w:b/>
         <w:bCs/>
       </w:rPr>
@@ -4699,6 +4983,7 @@
       <w:spacing w:after="0" w:line="240" w:lineRule="auto"/>
     </w:pPr>
     <w:rPr>
+      <w:rFonts w:eastAsia="黑体"/>
       <w:color w:themeColor="accent5" w:themeShade="BF" w:val="31849B"/>
     </w:rPr>
     <w:tblPr>
@@ -4721,6 +5006,7 @@
         <w:spacing w:after="0" w:before="0" w:line="240" w:lineRule="auto"/>
       </w:pPr>
       <w:rPr>
+        <w:rFonts w:eastAsia="黑体"/>
         <w:b/>
         <w:bCs/>
       </w:rPr>
@@ -4741,6 +5027,7 @@
         <w:spacing w:after="0" w:before="0" w:line="240" w:lineRule="auto"/>
       </w:pPr>
       <w:rPr>
+        <w:rFonts w:eastAsia="黑体"/>
         <w:b/>
         <w:bCs/>
       </w:rPr>
@@ -4758,12 +5045,14 @@
     </w:tblStylePr>
     <w:tblStylePr w:type="firstCol">
       <w:rPr>
+        <w:rFonts w:eastAsia="黑体"/>
         <w:b/>
         <w:bCs/>
       </w:rPr>
     </w:tblStylePr>
     <w:tblStylePr w:type="lastCol">
       <w:rPr>
+        <w:rFonts w:eastAsia="黑体"/>
         <w:b/>
         <w:bCs/>
       </w:rPr>
@@ -4802,6 +5091,7 @@
       <w:spacing w:after="0" w:line="240" w:lineRule="auto"/>
     </w:pPr>
     <w:rPr>
+      <w:rFonts w:eastAsia="黑体"/>
       <w:color w:themeColor="accent6" w:themeShade="BF" w:val="E36C0A"/>
     </w:rPr>
     <w:tblPr>
@@ -4824,6 +5114,7 @@
         <w:spacing w:after="0" w:before="0" w:line="240" w:lineRule="auto"/>
       </w:pPr>
       <w:rPr>
+        <w:rFonts w:eastAsia="黑体"/>
         <w:b/>
         <w:bCs/>
       </w:rPr>
@@ -4844,6 +5135,7 @@
         <w:spacing w:after="0" w:before="0" w:line="240" w:lineRule="auto"/>
       </w:pPr>
       <w:rPr>
+        <w:rFonts w:eastAsia="黑体"/>
         <w:b/>
         <w:bCs/>
       </w:rPr>
@@ -4861,12 +5153,14 @@
     </w:tblStylePr>
     <w:tblStylePr w:type="firstCol">
       <w:rPr>
+        <w:rFonts w:eastAsia="黑体"/>
         <w:b/>
         <w:bCs/>
       </w:rPr>
     </w:tblStylePr>
     <w:tblStylePr w:type="lastCol">
       <w:rPr>
+        <w:rFonts w:eastAsia="黑体"/>
         <w:b/>
         <w:bCs/>
       </w:rPr>
@@ -4926,6 +5220,7 @@
         <w:spacing w:after="0" w:before="0" w:line="240" w:lineRule="auto"/>
       </w:pPr>
       <w:rPr>
+        <w:rFonts w:eastAsia="黑体"/>
         <w:b/>
         <w:bCs/>
         <w:color w:themeColor="background1" w:val="FFFFFF"/>
@@ -4940,6 +5235,7 @@
         <w:spacing w:after="0" w:before="0" w:line="240" w:lineRule="auto"/>
       </w:pPr>
       <w:rPr>
+        <w:rFonts w:eastAsia="黑体"/>
         <w:b/>
         <w:bCs/>
       </w:rPr>
@@ -4955,12 +5251,14 @@
     </w:tblStylePr>
     <w:tblStylePr w:type="firstCol">
       <w:rPr>
+        <w:rFonts w:eastAsia="黑体"/>
         <w:b/>
         <w:bCs/>
       </w:rPr>
     </w:tblStylePr>
     <w:tblStylePr w:type="lastCol">
       <w:rPr>
+        <w:rFonts w:eastAsia="黑体"/>
         <w:b/>
         <w:bCs/>
       </w:rPr>
@@ -5018,6 +5316,7 @@
         <w:spacing w:after="0" w:before="0" w:line="240" w:lineRule="auto"/>
       </w:pPr>
       <w:rPr>
+        <w:rFonts w:eastAsia="黑体"/>
         <w:b/>
         <w:bCs/>
         <w:color w:themeColor="background1" w:val="FFFFFF"/>
@@ -5032,6 +5331,7 @@
         <w:spacing w:after="0" w:before="0" w:line="240" w:lineRule="auto"/>
       </w:pPr>
       <w:rPr>
+        <w:rFonts w:eastAsia="黑体"/>
         <w:b/>
         <w:bCs/>
       </w:rPr>
@@ -5047,12 +5347,14 @@
     </w:tblStylePr>
     <w:tblStylePr w:type="firstCol">
       <w:rPr>
+        <w:rFonts w:eastAsia="黑体"/>
         <w:b/>
         <w:bCs/>
       </w:rPr>
     </w:tblStylePr>
     <w:tblStylePr w:type="lastCol">
       <w:rPr>
+        <w:rFonts w:eastAsia="黑体"/>
         <w:b/>
         <w:bCs/>
       </w:rPr>
@@ -5110,6 +5412,7 @@
         <w:spacing w:after="0" w:before="0" w:line="240" w:lineRule="auto"/>
       </w:pPr>
       <w:rPr>
+        <w:rFonts w:eastAsia="黑体"/>
         <w:b/>
         <w:bCs/>
         <w:color w:themeColor="background1" w:val="FFFFFF"/>
@@ -5124,6 +5427,7 @@
         <w:spacing w:after="0" w:before="0" w:line="240" w:lineRule="auto"/>
       </w:pPr>
       <w:rPr>
+        <w:rFonts w:eastAsia="黑体"/>
         <w:b/>
         <w:bCs/>
       </w:rPr>
@@ -5139,12 +5443,14 @@
     </w:tblStylePr>
     <w:tblStylePr w:type="firstCol">
       <w:rPr>
+        <w:rFonts w:eastAsia="黑体"/>
         <w:b/>
         <w:bCs/>
       </w:rPr>
     </w:tblStylePr>
     <w:tblStylePr w:type="lastCol">
       <w:rPr>
+        <w:rFonts w:eastAsia="黑体"/>
         <w:b/>
         <w:bCs/>
       </w:rPr>
@@ -5202,6 +5508,7 @@
         <w:spacing w:after="0" w:before="0" w:line="240" w:lineRule="auto"/>
       </w:pPr>
       <w:rPr>
+        <w:rFonts w:eastAsia="黑体"/>
         <w:b/>
         <w:bCs/>
         <w:color w:themeColor="background1" w:val="FFFFFF"/>
@@ -5216,6 +5523,7 @@
         <w:spacing w:after="0" w:before="0" w:line="240" w:lineRule="auto"/>
       </w:pPr>
       <w:rPr>
+        <w:rFonts w:eastAsia="黑体"/>
         <w:b/>
         <w:bCs/>
       </w:rPr>
@@ -5231,12 +5539,14 @@
     </w:tblStylePr>
     <w:tblStylePr w:type="firstCol">
       <w:rPr>
+        <w:rFonts w:eastAsia="黑体"/>
         <w:b/>
         <w:bCs/>
       </w:rPr>
     </w:tblStylePr>
     <w:tblStylePr w:type="lastCol">
       <w:rPr>
+        <w:rFonts w:eastAsia="黑体"/>
         <w:b/>
         <w:bCs/>
       </w:rPr>
@@ -5294,6 +5604,7 @@
         <w:spacing w:after="0" w:before="0" w:line="240" w:lineRule="auto"/>
       </w:pPr>
       <w:rPr>
+        <w:rFonts w:eastAsia="黑体"/>
         <w:b/>
         <w:bCs/>
         <w:color w:themeColor="background1" w:val="FFFFFF"/>
@@ -5308,6 +5619,7 @@
         <w:spacing w:after="0" w:before="0" w:line="240" w:lineRule="auto"/>
       </w:pPr>
       <w:rPr>
+        <w:rFonts w:eastAsia="黑体"/>
         <w:b/>
         <w:bCs/>
       </w:rPr>
@@ -5323,12 +5635,14 @@
     </w:tblStylePr>
     <w:tblStylePr w:type="firstCol">
       <w:rPr>
+        <w:rFonts w:eastAsia="黑体"/>
         <w:b/>
         <w:bCs/>
       </w:rPr>
     </w:tblStylePr>
     <w:tblStylePr w:type="lastCol">
       <w:rPr>
+        <w:rFonts w:eastAsia="黑体"/>
         <w:b/>
         <w:bCs/>
       </w:rPr>
@@ -5386,6 +5700,7 @@
         <w:spacing w:after="0" w:before="0" w:line="240" w:lineRule="auto"/>
       </w:pPr>
       <w:rPr>
+        <w:rFonts w:eastAsia="黑体"/>
         <w:b/>
         <w:bCs/>
         <w:color w:themeColor="background1" w:val="FFFFFF"/>
@@ -5400,6 +5715,7 @@
         <w:spacing w:after="0" w:before="0" w:line="240" w:lineRule="auto"/>
       </w:pPr>
       <w:rPr>
+        <w:rFonts w:eastAsia="黑体"/>
         <w:b/>
         <w:bCs/>
       </w:rPr>
@@ -5415,12 +5731,14 @@
     </w:tblStylePr>
     <w:tblStylePr w:type="firstCol">
       <w:rPr>
+        <w:rFonts w:eastAsia="黑体"/>
         <w:b/>
         <w:bCs/>
       </w:rPr>
     </w:tblStylePr>
     <w:tblStylePr w:type="lastCol">
       <w:rPr>
+        <w:rFonts w:eastAsia="黑体"/>
         <w:b/>
         <w:bCs/>
       </w:rPr>
@@ -5478,6 +5796,7 @@
         <w:spacing w:after="0" w:before="0" w:line="240" w:lineRule="auto"/>
       </w:pPr>
       <w:rPr>
+        <w:rFonts w:eastAsia="黑体"/>
         <w:b/>
         <w:bCs/>
         <w:color w:themeColor="background1" w:val="FFFFFF"/>
@@ -5492,6 +5811,7 @@
         <w:spacing w:after="0" w:before="0" w:line="240" w:lineRule="auto"/>
       </w:pPr>
       <w:rPr>
+        <w:rFonts w:eastAsia="黑体"/>
         <w:b/>
         <w:bCs/>
       </w:rPr>
@@ -5507,12 +5827,14 @@
     </w:tblStylePr>
     <w:tblStylePr w:type="firstCol">
       <w:rPr>
+        <w:rFonts w:eastAsia="黑体"/>
         <w:b/>
         <w:bCs/>
       </w:rPr>
     </w:tblStylePr>
     <w:tblStylePr w:type="lastCol">
       <w:rPr>
+        <w:rFonts w:eastAsia="黑体"/>
         <w:b/>
         <w:bCs/>
       </w:rPr>
@@ -5572,7 +5894,7 @@
         <w:spacing w:after="0" w:before="0" w:line="240" w:lineRule="auto"/>
       </w:pPr>
       <w:rPr>
-        <w:rFonts w:asciiTheme="majorHAnsi" w:cstheme="majorBidi" w:eastAsiaTheme="majorEastAsia" w:hAnsiTheme="majorHAnsi"/>
+        <w:rFonts w:asciiTheme="majorHAnsi" w:cstheme="majorBidi" w:hAnsiTheme="majorHAnsi" w:eastAsia="黑体"/>
         <w:b/>
         <w:bCs/>
       </w:rPr>
@@ -5593,7 +5915,7 @@
         <w:spacing w:after="0" w:before="0" w:line="240" w:lineRule="auto"/>
       </w:pPr>
       <w:rPr>
-        <w:rFonts w:asciiTheme="majorHAnsi" w:cstheme="majorBidi" w:eastAsiaTheme="majorEastAsia" w:hAnsiTheme="majorHAnsi"/>
+        <w:rFonts w:asciiTheme="majorHAnsi" w:cstheme="majorBidi" w:hAnsiTheme="majorHAnsi" w:eastAsia="黑体"/>
         <w:b/>
         <w:bCs/>
       </w:rPr>
@@ -5611,14 +5933,14 @@
     </w:tblStylePr>
     <w:tblStylePr w:type="firstCol">
       <w:rPr>
-        <w:rFonts w:asciiTheme="majorHAnsi" w:cstheme="majorBidi" w:eastAsiaTheme="majorEastAsia" w:hAnsiTheme="majorHAnsi"/>
+        <w:rFonts w:asciiTheme="majorHAnsi" w:cstheme="majorBidi" w:hAnsiTheme="majorHAnsi" w:eastAsia="黑体"/>
         <w:b/>
         <w:bCs/>
       </w:rPr>
     </w:tblStylePr>
     <w:tblStylePr w:type="lastCol">
       <w:rPr>
-        <w:rFonts w:asciiTheme="majorHAnsi" w:cstheme="majorBidi" w:eastAsiaTheme="majorEastAsia" w:hAnsiTheme="majorHAnsi"/>
+        <w:rFonts w:asciiTheme="majorHAnsi" w:cstheme="majorBidi" w:hAnsiTheme="majorHAnsi" w:eastAsia="黑体"/>
         <w:b/>
         <w:bCs/>
       </w:rPr>
@@ -5702,7 +6024,7 @@
         <w:spacing w:after="0" w:before="0" w:line="240" w:lineRule="auto"/>
       </w:pPr>
       <w:rPr>
-        <w:rFonts w:asciiTheme="majorHAnsi" w:cstheme="majorBidi" w:eastAsiaTheme="majorEastAsia" w:hAnsiTheme="majorHAnsi"/>
+        <w:rFonts w:asciiTheme="majorHAnsi" w:cstheme="majorBidi" w:hAnsiTheme="majorHAnsi" w:eastAsia="黑体"/>
         <w:b/>
         <w:bCs/>
       </w:rPr>
@@ -5723,7 +6045,7 @@
         <w:spacing w:after="0" w:before="0" w:line="240" w:lineRule="auto"/>
       </w:pPr>
       <w:rPr>
-        <w:rFonts w:asciiTheme="majorHAnsi" w:cstheme="majorBidi" w:eastAsiaTheme="majorEastAsia" w:hAnsiTheme="majorHAnsi"/>
+        <w:rFonts w:asciiTheme="majorHAnsi" w:cstheme="majorBidi" w:hAnsiTheme="majorHAnsi" w:eastAsia="黑体"/>
         <w:b/>
         <w:bCs/>
       </w:rPr>
@@ -5741,14 +6063,14 @@
     </w:tblStylePr>
     <w:tblStylePr w:type="firstCol">
       <w:rPr>
-        <w:rFonts w:asciiTheme="majorHAnsi" w:cstheme="majorBidi" w:eastAsiaTheme="majorEastAsia" w:hAnsiTheme="majorHAnsi"/>
+        <w:rFonts w:asciiTheme="majorHAnsi" w:cstheme="majorBidi" w:hAnsiTheme="majorHAnsi" w:eastAsia="黑体"/>
         <w:b/>
         <w:bCs/>
       </w:rPr>
     </w:tblStylePr>
     <w:tblStylePr w:type="lastCol">
       <w:rPr>
-        <w:rFonts w:asciiTheme="majorHAnsi" w:cstheme="majorBidi" w:eastAsiaTheme="majorEastAsia" w:hAnsiTheme="majorHAnsi"/>
+        <w:rFonts w:asciiTheme="majorHAnsi" w:cstheme="majorBidi" w:hAnsiTheme="majorHAnsi" w:eastAsia="黑体"/>
         <w:b/>
         <w:bCs/>
       </w:rPr>
@@ -5832,7 +6154,7 @@
         <w:spacing w:after="0" w:before="0" w:line="240" w:lineRule="auto"/>
       </w:pPr>
       <w:rPr>
-        <w:rFonts w:asciiTheme="majorHAnsi" w:cstheme="majorBidi" w:eastAsiaTheme="majorEastAsia" w:hAnsiTheme="majorHAnsi"/>
+        <w:rFonts w:asciiTheme="majorHAnsi" w:cstheme="majorBidi" w:hAnsiTheme="majorHAnsi" w:eastAsia="黑体"/>
         <w:b/>
         <w:bCs/>
       </w:rPr>
@@ -5853,7 +6175,7 @@
         <w:spacing w:after="0" w:before="0" w:line="240" w:lineRule="auto"/>
       </w:pPr>
       <w:rPr>
-        <w:rFonts w:asciiTheme="majorHAnsi" w:cstheme="majorBidi" w:eastAsiaTheme="majorEastAsia" w:hAnsiTheme="majorHAnsi"/>
+        <w:rFonts w:asciiTheme="majorHAnsi" w:cstheme="majorBidi" w:hAnsiTheme="majorHAnsi" w:eastAsia="黑体"/>
         <w:b/>
         <w:bCs/>
       </w:rPr>
@@ -5871,14 +6193,14 @@
     </w:tblStylePr>
     <w:tblStylePr w:type="firstCol">
       <w:rPr>
-        <w:rFonts w:asciiTheme="majorHAnsi" w:cstheme="majorBidi" w:eastAsiaTheme="majorEastAsia" w:hAnsiTheme="majorHAnsi"/>
+        <w:rFonts w:asciiTheme="majorHAnsi" w:cstheme="majorBidi" w:hAnsiTheme="majorHAnsi" w:eastAsia="黑体"/>
         <w:b/>
         <w:bCs/>
       </w:rPr>
     </w:tblStylePr>
     <w:tblStylePr w:type="lastCol">
       <w:rPr>
-        <w:rFonts w:asciiTheme="majorHAnsi" w:cstheme="majorBidi" w:eastAsiaTheme="majorEastAsia" w:hAnsiTheme="majorHAnsi"/>
+        <w:rFonts w:asciiTheme="majorHAnsi" w:cstheme="majorBidi" w:hAnsiTheme="majorHAnsi" w:eastAsia="黑体"/>
         <w:b/>
         <w:bCs/>
       </w:rPr>
@@ -5962,7 +6284,7 @@
         <w:spacing w:after="0" w:before="0" w:line="240" w:lineRule="auto"/>
       </w:pPr>
       <w:rPr>
-        <w:rFonts w:asciiTheme="majorHAnsi" w:cstheme="majorBidi" w:eastAsiaTheme="majorEastAsia" w:hAnsiTheme="majorHAnsi"/>
+        <w:rFonts w:asciiTheme="majorHAnsi" w:cstheme="majorBidi" w:hAnsiTheme="majorHAnsi" w:eastAsia="黑体"/>
         <w:b/>
         <w:bCs/>
       </w:rPr>
@@ -5983,7 +6305,7 @@
         <w:spacing w:after="0" w:before="0" w:line="240" w:lineRule="auto"/>
       </w:pPr>
       <w:rPr>
-        <w:rFonts w:asciiTheme="majorHAnsi" w:cstheme="majorBidi" w:eastAsiaTheme="majorEastAsia" w:hAnsiTheme="majorHAnsi"/>
+        <w:rFonts w:asciiTheme="majorHAnsi" w:cstheme="majorBidi" w:hAnsiTheme="majorHAnsi" w:eastAsia="黑体"/>
         <w:b/>
         <w:bCs/>
       </w:rPr>
@@ -6001,14 +6323,14 @@
     </w:tblStylePr>
     <w:tblStylePr w:type="firstCol">
       <w:rPr>
-        <w:rFonts w:asciiTheme="majorHAnsi" w:cstheme="majorBidi" w:eastAsiaTheme="majorEastAsia" w:hAnsiTheme="majorHAnsi"/>
+        <w:rFonts w:asciiTheme="majorHAnsi" w:cstheme="majorBidi" w:hAnsiTheme="majorHAnsi" w:eastAsia="黑体"/>
         <w:b/>
         <w:bCs/>
       </w:rPr>
     </w:tblStylePr>
     <w:tblStylePr w:type="lastCol">
       <w:rPr>
-        <w:rFonts w:asciiTheme="majorHAnsi" w:cstheme="majorBidi" w:eastAsiaTheme="majorEastAsia" w:hAnsiTheme="majorHAnsi"/>
+        <w:rFonts w:asciiTheme="majorHAnsi" w:cstheme="majorBidi" w:hAnsiTheme="majorHAnsi" w:eastAsia="黑体"/>
         <w:b/>
         <w:bCs/>
       </w:rPr>
@@ -6092,7 +6414,7 @@
         <w:spacing w:after="0" w:before="0" w:line="240" w:lineRule="auto"/>
       </w:pPr>
       <w:rPr>
-        <w:rFonts w:asciiTheme="majorHAnsi" w:cstheme="majorBidi" w:eastAsiaTheme="majorEastAsia" w:hAnsiTheme="majorHAnsi"/>
+        <w:rFonts w:asciiTheme="majorHAnsi" w:cstheme="majorBidi" w:hAnsiTheme="majorHAnsi" w:eastAsia="黑体"/>
         <w:b/>
         <w:bCs/>
       </w:rPr>
@@ -6113,7 +6435,7 @@
         <w:spacing w:after="0" w:before="0" w:line="240" w:lineRule="auto"/>
       </w:pPr>
       <w:rPr>
-        <w:rFonts w:asciiTheme="majorHAnsi" w:cstheme="majorBidi" w:eastAsiaTheme="majorEastAsia" w:hAnsiTheme="majorHAnsi"/>
+        <w:rFonts w:asciiTheme="majorHAnsi" w:cstheme="majorBidi" w:hAnsiTheme="majorHAnsi" w:eastAsia="黑体"/>
         <w:b/>
         <w:bCs/>
       </w:rPr>
@@ -6131,14 +6453,14 @@
     </w:tblStylePr>
     <w:tblStylePr w:type="firstCol">
       <w:rPr>
-        <w:rFonts w:asciiTheme="majorHAnsi" w:cstheme="majorBidi" w:eastAsiaTheme="majorEastAsia" w:hAnsiTheme="majorHAnsi"/>
+        <w:rFonts w:asciiTheme="majorHAnsi" w:cstheme="majorBidi" w:hAnsiTheme="majorHAnsi" w:eastAsia="黑体"/>
         <w:b/>
         <w:bCs/>
       </w:rPr>
     </w:tblStylePr>
     <w:tblStylePr w:type="lastCol">
       <w:rPr>
-        <w:rFonts w:asciiTheme="majorHAnsi" w:cstheme="majorBidi" w:eastAsiaTheme="majorEastAsia" w:hAnsiTheme="majorHAnsi"/>
+        <w:rFonts w:asciiTheme="majorHAnsi" w:cstheme="majorBidi" w:hAnsiTheme="majorHAnsi" w:eastAsia="黑体"/>
         <w:b/>
         <w:bCs/>
       </w:rPr>
@@ -6222,7 +6544,7 @@
         <w:spacing w:after="0" w:before="0" w:line="240" w:lineRule="auto"/>
       </w:pPr>
       <w:rPr>
-        <w:rFonts w:asciiTheme="majorHAnsi" w:cstheme="majorBidi" w:eastAsiaTheme="majorEastAsia" w:hAnsiTheme="majorHAnsi"/>
+        <w:rFonts w:asciiTheme="majorHAnsi" w:cstheme="majorBidi" w:hAnsiTheme="majorHAnsi" w:eastAsia="黑体"/>
         <w:b/>
         <w:bCs/>
       </w:rPr>
@@ -6243,7 +6565,7 @@
         <w:spacing w:after="0" w:before="0" w:line="240" w:lineRule="auto"/>
       </w:pPr>
       <w:rPr>
-        <w:rFonts w:asciiTheme="majorHAnsi" w:cstheme="majorBidi" w:eastAsiaTheme="majorEastAsia" w:hAnsiTheme="majorHAnsi"/>
+        <w:rFonts w:asciiTheme="majorHAnsi" w:cstheme="majorBidi" w:hAnsiTheme="majorHAnsi" w:eastAsia="黑体"/>
         <w:b/>
         <w:bCs/>
       </w:rPr>
@@ -6261,14 +6583,14 @@
     </w:tblStylePr>
     <w:tblStylePr w:type="firstCol">
       <w:rPr>
-        <w:rFonts w:asciiTheme="majorHAnsi" w:cstheme="majorBidi" w:eastAsiaTheme="majorEastAsia" w:hAnsiTheme="majorHAnsi"/>
+        <w:rFonts w:asciiTheme="majorHAnsi" w:cstheme="majorBidi" w:hAnsiTheme="majorHAnsi" w:eastAsia="黑体"/>
         <w:b/>
         <w:bCs/>
       </w:rPr>
     </w:tblStylePr>
     <w:tblStylePr w:type="lastCol">
       <w:rPr>
-        <w:rFonts w:asciiTheme="majorHAnsi" w:cstheme="majorBidi" w:eastAsiaTheme="majorEastAsia" w:hAnsiTheme="majorHAnsi"/>
+        <w:rFonts w:asciiTheme="majorHAnsi" w:cstheme="majorBidi" w:hAnsiTheme="majorHAnsi" w:eastAsia="黑体"/>
         <w:b/>
         <w:bCs/>
       </w:rPr>
@@ -6352,7 +6674,7 @@
         <w:spacing w:after="0" w:before="0" w:line="240" w:lineRule="auto"/>
       </w:pPr>
       <w:rPr>
-        <w:rFonts w:asciiTheme="majorHAnsi" w:cstheme="majorBidi" w:eastAsiaTheme="majorEastAsia" w:hAnsiTheme="majorHAnsi"/>
+        <w:rFonts w:asciiTheme="majorHAnsi" w:cstheme="majorBidi" w:hAnsiTheme="majorHAnsi" w:eastAsia="黑体"/>
         <w:b/>
         <w:bCs/>
       </w:rPr>
@@ -6373,7 +6695,7 @@
         <w:spacing w:after="0" w:before="0" w:line="240" w:lineRule="auto"/>
       </w:pPr>
       <w:rPr>
-        <w:rFonts w:asciiTheme="majorHAnsi" w:cstheme="majorBidi" w:eastAsiaTheme="majorEastAsia" w:hAnsiTheme="majorHAnsi"/>
+        <w:rFonts w:asciiTheme="majorHAnsi" w:cstheme="majorBidi" w:hAnsiTheme="majorHAnsi" w:eastAsia="黑体"/>
         <w:b/>
         <w:bCs/>
       </w:rPr>
@@ -6391,14 +6713,14 @@
     </w:tblStylePr>
     <w:tblStylePr w:type="firstCol">
       <w:rPr>
-        <w:rFonts w:asciiTheme="majorHAnsi" w:cstheme="majorBidi" w:eastAsiaTheme="majorEastAsia" w:hAnsiTheme="majorHAnsi"/>
+        <w:rFonts w:asciiTheme="majorHAnsi" w:cstheme="majorBidi" w:hAnsiTheme="majorHAnsi" w:eastAsia="黑体"/>
         <w:b/>
         <w:bCs/>
       </w:rPr>
     </w:tblStylePr>
     <w:tblStylePr w:type="lastCol">
       <w:rPr>
-        <w:rFonts w:asciiTheme="majorHAnsi" w:cstheme="majorBidi" w:eastAsiaTheme="majorEastAsia" w:hAnsiTheme="majorHAnsi"/>
+        <w:rFonts w:asciiTheme="majorHAnsi" w:cstheme="majorBidi" w:hAnsiTheme="majorHAnsi" w:eastAsia="黑体"/>
         <w:b/>
         <w:bCs/>
       </w:rPr>
@@ -6481,6 +6803,7 @@
         <w:spacing w:after="0" w:before="0" w:line="240" w:lineRule="auto"/>
       </w:pPr>
       <w:rPr>
+        <w:rFonts w:eastAsia="黑体"/>
         <w:b/>
         <w:bCs/>
         <w:color w:themeColor="background1" w:val="FFFFFF"/>
@@ -6503,6 +6826,7 @@
         <w:spacing w:after="0" w:before="0" w:line="240" w:lineRule="auto"/>
       </w:pPr>
       <w:rPr>
+        <w:rFonts w:eastAsia="黑体"/>
         <w:b/>
         <w:bCs/>
       </w:rPr>
@@ -6520,12 +6844,14 @@
     </w:tblStylePr>
     <w:tblStylePr w:type="firstCol">
       <w:rPr>
+        <w:rFonts w:eastAsia="黑体"/>
         <w:b/>
         <w:bCs/>
       </w:rPr>
     </w:tblStylePr>
     <w:tblStylePr w:type="lastCol">
       <w:rPr>
+        <w:rFonts w:eastAsia="黑体"/>
         <w:b/>
         <w:bCs/>
       </w:rPr>
@@ -6587,6 +6913,7 @@
         <w:spacing w:after="0" w:before="0" w:line="240" w:lineRule="auto"/>
       </w:pPr>
       <w:rPr>
+        <w:rFonts w:eastAsia="黑体"/>
         <w:b/>
         <w:bCs/>
         <w:color w:themeColor="background1" w:val="FFFFFF"/>
@@ -6609,6 +6936,7 @@
         <w:spacing w:after="0" w:before="0" w:line="240" w:lineRule="auto"/>
       </w:pPr>
       <w:rPr>
+        <w:rFonts w:eastAsia="黑体"/>
         <w:b/>
         <w:bCs/>
       </w:rPr>
@@ -6626,12 +6954,14 @@
     </w:tblStylePr>
     <w:tblStylePr w:type="firstCol">
       <w:rPr>
+        <w:rFonts w:eastAsia="黑体"/>
         <w:b/>
         <w:bCs/>
       </w:rPr>
     </w:tblStylePr>
     <w:tblStylePr w:type="lastCol">
       <w:rPr>
+        <w:rFonts w:eastAsia="黑体"/>
         <w:b/>
         <w:bCs/>
       </w:rPr>
@@ -6693,6 +7023,7 @@
         <w:spacing w:after="0" w:before="0" w:line="240" w:lineRule="auto"/>
       </w:pPr>
       <w:rPr>
+        <w:rFonts w:eastAsia="黑体"/>
         <w:b/>
         <w:bCs/>
         <w:color w:themeColor="background1" w:val="FFFFFF"/>
@@ -6715,6 +7046,7 @@
         <w:spacing w:after="0" w:before="0" w:line="240" w:lineRule="auto"/>
       </w:pPr>
       <w:rPr>
+        <w:rFonts w:eastAsia="黑体"/>
         <w:b/>
         <w:bCs/>
       </w:rPr>
@@ -6732,12 +7064,14 @@
     </w:tblStylePr>
     <w:tblStylePr w:type="firstCol">
       <w:rPr>
+        <w:rFonts w:eastAsia="黑体"/>
         <w:b/>
         <w:bCs/>
       </w:rPr>
     </w:tblStylePr>
     <w:tblStylePr w:type="lastCol">
       <w:rPr>
+        <w:rFonts w:eastAsia="黑体"/>
         <w:b/>
         <w:bCs/>
       </w:rPr>
@@ -6799,6 +7133,7 @@
         <w:spacing w:after="0" w:before="0" w:line="240" w:lineRule="auto"/>
       </w:pPr>
       <w:rPr>
+        <w:rFonts w:eastAsia="黑体"/>
         <w:b/>
         <w:bCs/>
         <w:color w:themeColor="background1" w:val="FFFFFF"/>
@@ -6821,6 +7156,7 @@
         <w:spacing w:after="0" w:before="0" w:line="240" w:lineRule="auto"/>
       </w:pPr>
       <w:rPr>
+        <w:rFonts w:eastAsia="黑体"/>
         <w:b/>
         <w:bCs/>
       </w:rPr>
@@ -6838,12 +7174,14 @@
     </w:tblStylePr>
     <w:tblStylePr w:type="firstCol">
       <w:rPr>
+        <w:rFonts w:eastAsia="黑体"/>
         <w:b/>
         <w:bCs/>
       </w:rPr>
     </w:tblStylePr>
     <w:tblStylePr w:type="lastCol">
       <w:rPr>
+        <w:rFonts w:eastAsia="黑体"/>
         <w:b/>
         <w:bCs/>
       </w:rPr>
@@ -6905,6 +7243,7 @@
         <w:spacing w:after="0" w:before="0" w:line="240" w:lineRule="auto"/>
       </w:pPr>
       <w:rPr>
+        <w:rFonts w:eastAsia="黑体"/>
         <w:b/>
         <w:bCs/>
         <w:color w:themeColor="background1" w:val="FFFFFF"/>
@@ -6927,6 +7266,7 @@
         <w:spacing w:after="0" w:before="0" w:line="240" w:lineRule="auto"/>
       </w:pPr>
       <w:rPr>
+        <w:rFonts w:eastAsia="黑体"/>
         <w:b/>
         <w:bCs/>
       </w:rPr>
@@ -6944,12 +7284,14 @@
     </w:tblStylePr>
     <w:tblStylePr w:type="firstCol">
       <w:rPr>
+        <w:rFonts w:eastAsia="黑体"/>
         <w:b/>
         <w:bCs/>
       </w:rPr>
     </w:tblStylePr>
     <w:tblStylePr w:type="lastCol">
       <w:rPr>
+        <w:rFonts w:eastAsia="黑体"/>
         <w:b/>
         <w:bCs/>
       </w:rPr>
@@ -7011,6 +7353,7 @@
         <w:spacing w:after="0" w:before="0" w:line="240" w:lineRule="auto"/>
       </w:pPr>
       <w:rPr>
+        <w:rFonts w:eastAsia="黑体"/>
         <w:b/>
         <w:bCs/>
         <w:color w:themeColor="background1" w:val="FFFFFF"/>
@@ -7033,6 +7376,7 @@
         <w:spacing w:after="0" w:before="0" w:line="240" w:lineRule="auto"/>
       </w:pPr>
       <w:rPr>
+        <w:rFonts w:eastAsia="黑体"/>
         <w:b/>
         <w:bCs/>
       </w:rPr>
@@ -7050,12 +7394,14 @@
     </w:tblStylePr>
     <w:tblStylePr w:type="firstCol">
       <w:rPr>
+        <w:rFonts w:eastAsia="黑体"/>
         <w:b/>
         <w:bCs/>
       </w:rPr>
     </w:tblStylePr>
     <w:tblStylePr w:type="lastCol">
       <w:rPr>
+        <w:rFonts w:eastAsia="黑体"/>
         <w:b/>
         <w:bCs/>
       </w:rPr>
@@ -7117,6 +7463,7 @@
         <w:spacing w:after="0" w:before="0" w:line="240" w:lineRule="auto"/>
       </w:pPr>
       <w:rPr>
+        <w:rFonts w:eastAsia="黑体"/>
         <w:b/>
         <w:bCs/>
         <w:color w:themeColor="background1" w:val="FFFFFF"/>
@@ -7139,6 +7486,7 @@
         <w:spacing w:after="0" w:before="0" w:line="240" w:lineRule="auto"/>
       </w:pPr>
       <w:rPr>
+        <w:rFonts w:eastAsia="黑体"/>
         <w:b/>
         <w:bCs/>
       </w:rPr>
@@ -7156,12 +7504,14 @@
     </w:tblStylePr>
     <w:tblStylePr w:type="firstCol">
       <w:rPr>
+        <w:rFonts w:eastAsia="黑体"/>
         <w:b/>
         <w:bCs/>
       </w:rPr>
     </w:tblStylePr>
     <w:tblStylePr w:type="lastCol">
       <w:rPr>
+        <w:rFonts w:eastAsia="黑体"/>
         <w:b/>
         <w:bCs/>
       </w:rPr>
@@ -7220,6 +7570,7 @@
         <w:spacing w:after="0" w:before="0" w:line="240" w:lineRule="auto"/>
       </w:pPr>
       <w:rPr>
+        <w:rFonts w:eastAsia="黑体"/>
         <w:b/>
         <w:bCs/>
         <w:color w:themeColor="background1" w:val="FFFFFF"/>
@@ -7242,6 +7593,7 @@
         <w:spacing w:after="0" w:before="0" w:line="240" w:lineRule="auto"/>
       </w:pPr>
       <w:rPr>
+        <w:rFonts w:eastAsia="黑体"/>
         <w:color w:val="auto"/>
       </w:rPr>
       <w:tblPr/>
@@ -7259,6 +7611,7 @@
     </w:tblStylePr>
     <w:tblStylePr w:type="firstCol">
       <w:rPr>
+        <w:rFonts w:eastAsia="黑体"/>
         <w:b/>
         <w:bCs/>
         <w:color w:themeColor="background1" w:val="FFFFFF"/>
@@ -7278,6 +7631,7 @@
     </w:tblStylePr>
     <w:tblStylePr w:type="lastCol">
       <w:rPr>
+        <w:rFonts w:eastAsia="黑体"/>
         <w:b/>
         <w:bCs/>
         <w:color w:themeColor="background1" w:val="FFFFFF"/>
@@ -7326,6 +7680,7 @@
     </w:tblStylePr>
     <w:tblStylePr w:type="nwCell">
       <w:rPr>
+        <w:rFonts w:eastAsia="黑体"/>
         <w:color w:themeColor="background1" w:val="FFFFFF"/>
       </w:rPr>
       <w:tblPr/>
@@ -7369,6 +7724,7 @@
         <w:spacing w:after="0" w:before="0" w:line="240" w:lineRule="auto"/>
       </w:pPr>
       <w:rPr>
+        <w:rFonts w:eastAsia="黑体"/>
         <w:b/>
         <w:bCs/>
         <w:color w:themeColor="background1" w:val="FFFFFF"/>
@@ -7391,6 +7747,7 @@
         <w:spacing w:after="0" w:before="0" w:line="240" w:lineRule="auto"/>
       </w:pPr>
       <w:rPr>
+        <w:rFonts w:eastAsia="黑体"/>
         <w:color w:val="auto"/>
       </w:rPr>
       <w:tblPr/>
@@ -7408,6 +7765,7 @@
     </w:tblStylePr>
     <w:tblStylePr w:type="firstCol">
       <w:rPr>
+        <w:rFonts w:eastAsia="黑体"/>
         <w:b/>
         <w:bCs/>
         <w:color w:themeColor="background1" w:val="FFFFFF"/>
@@ -7427,6 +7785,7 @@
     </w:tblStylePr>
     <w:tblStylePr w:type="lastCol">
       <w:rPr>
+        <w:rFonts w:eastAsia="黑体"/>
         <w:b/>
         <w:bCs/>
         <w:color w:themeColor="background1" w:val="FFFFFF"/>
@@ -7475,6 +7834,7 @@
     </w:tblStylePr>
     <w:tblStylePr w:type="nwCell">
       <w:rPr>
+        <w:rFonts w:eastAsia="黑体"/>
         <w:color w:themeColor="background1" w:val="FFFFFF"/>
       </w:rPr>
       <w:tblPr/>
@@ -7518,6 +7878,7 @@
         <w:spacing w:after="0" w:before="0" w:line="240" w:lineRule="auto"/>
       </w:pPr>
       <w:rPr>
+        <w:rFonts w:eastAsia="黑体"/>
         <w:b/>
         <w:bCs/>
         <w:color w:themeColor="background1" w:val="FFFFFF"/>
@@ -7540,6 +7901,7 @@
         <w:spacing w:after="0" w:before="0" w:line="240" w:lineRule="auto"/>
       </w:pPr>
       <w:rPr>
+        <w:rFonts w:eastAsia="黑体"/>
         <w:color w:val="auto"/>
       </w:rPr>
       <w:tblPr/>
@@ -7557,6 +7919,7 @@
     </w:tblStylePr>
     <w:tblStylePr w:type="firstCol">
       <w:rPr>
+        <w:rFonts w:eastAsia="黑体"/>
         <w:b/>
         <w:bCs/>
         <w:color w:themeColor="background1" w:val="FFFFFF"/>
@@ -7576,6 +7939,7 @@
     </w:tblStylePr>
     <w:tblStylePr w:type="lastCol">
       <w:rPr>
+        <w:rFonts w:eastAsia="黑体"/>
         <w:b/>
         <w:bCs/>
         <w:color w:themeColor="background1" w:val="FFFFFF"/>
@@ -7624,6 +7988,7 @@
     </w:tblStylePr>
     <w:tblStylePr w:type="nwCell">
       <w:rPr>
+        <w:rFonts w:eastAsia="黑体"/>
         <w:color w:themeColor="background1" w:val="FFFFFF"/>
       </w:rPr>
       <w:tblPr/>
@@ -7667,6 +8032,7 @@
         <w:spacing w:after="0" w:before="0" w:line="240" w:lineRule="auto"/>
       </w:pPr>
       <w:rPr>
+        <w:rFonts w:eastAsia="黑体"/>
         <w:b/>
         <w:bCs/>
         <w:color w:themeColor="background1" w:val="FFFFFF"/>
@@ -7689,6 +8055,7 @@
         <w:spacing w:after="0" w:before="0" w:line="240" w:lineRule="auto"/>
       </w:pPr>
       <w:rPr>
+        <w:rFonts w:eastAsia="黑体"/>
         <w:color w:val="auto"/>
       </w:rPr>
       <w:tblPr/>
@@ -7706,6 +8073,7 @@
     </w:tblStylePr>
     <w:tblStylePr w:type="firstCol">
       <w:rPr>
+        <w:rFonts w:eastAsia="黑体"/>
         <w:b/>
         <w:bCs/>
         <w:color w:themeColor="background1" w:val="FFFFFF"/>
@@ -7725,6 +8093,7 @@
     </w:tblStylePr>
     <w:tblStylePr w:type="lastCol">
       <w:rPr>
+        <w:rFonts w:eastAsia="黑体"/>
         <w:b/>
         <w:bCs/>
         <w:color w:themeColor="background1" w:val="FFFFFF"/>
@@ -7773,6 +8142,7 @@
     </w:tblStylePr>
     <w:tblStylePr w:type="nwCell">
       <w:rPr>
+        <w:rFonts w:eastAsia="黑体"/>
         <w:color w:themeColor="background1" w:val="FFFFFF"/>
       </w:rPr>
       <w:tblPr/>
@@ -7816,6 +8186,7 @@
         <w:spacing w:after="0" w:before="0" w:line="240" w:lineRule="auto"/>
       </w:pPr>
       <w:rPr>
+        <w:rFonts w:eastAsia="黑体"/>
         <w:b/>
         <w:bCs/>
         <w:color w:themeColor="background1" w:val="FFFFFF"/>
@@ -7838,6 +8209,7 @@
         <w:spacing w:after="0" w:before="0" w:line="240" w:lineRule="auto"/>
       </w:pPr>
       <w:rPr>
+        <w:rFonts w:eastAsia="黑体"/>
         <w:color w:val="auto"/>
       </w:rPr>
       <w:tblPr/>
@@ -7855,6 +8227,7 @@
     </w:tblStylePr>
     <w:tblStylePr w:type="firstCol">
       <w:rPr>
+        <w:rFonts w:eastAsia="黑体"/>
         <w:b/>
         <w:bCs/>
         <w:color w:themeColor="background1" w:val="FFFFFF"/>
@@ -7874,6 +8247,7 @@
     </w:tblStylePr>
     <w:tblStylePr w:type="lastCol">
       <w:rPr>
+        <w:rFonts w:eastAsia="黑体"/>
         <w:b/>
         <w:bCs/>
         <w:color w:themeColor="background1" w:val="FFFFFF"/>
@@ -7922,6 +8296,7 @@
     </w:tblStylePr>
     <w:tblStylePr w:type="nwCell">
       <w:rPr>
+        <w:rFonts w:eastAsia="黑体"/>
         <w:color w:themeColor="background1" w:val="FFFFFF"/>
       </w:rPr>
       <w:tblPr/>
@@ -7965,6 +8340,7 @@
         <w:spacing w:after="0" w:before="0" w:line="240" w:lineRule="auto"/>
       </w:pPr>
       <w:rPr>
+        <w:rFonts w:eastAsia="黑体"/>
         <w:b/>
         <w:bCs/>
         <w:color w:themeColor="background1" w:val="FFFFFF"/>
@@ -7987,6 +8363,7 @@
         <w:spacing w:after="0" w:before="0" w:line="240" w:lineRule="auto"/>
       </w:pPr>
       <w:rPr>
+        <w:rFonts w:eastAsia="黑体"/>
         <w:color w:val="auto"/>
       </w:rPr>
       <w:tblPr/>
@@ -8004,6 +8381,7 @@
     </w:tblStylePr>
     <w:tblStylePr w:type="firstCol">
       <w:rPr>
+        <w:rFonts w:eastAsia="黑体"/>
         <w:b/>
         <w:bCs/>
         <w:color w:themeColor="background1" w:val="FFFFFF"/>
@@ -8023,6 +8401,7 @@
     </w:tblStylePr>
     <w:tblStylePr w:type="lastCol">
       <w:rPr>
+        <w:rFonts w:eastAsia="黑体"/>
         <w:b/>
         <w:bCs/>
         <w:color w:themeColor="background1" w:val="FFFFFF"/>
@@ -8071,6 +8450,7 @@
     </w:tblStylePr>
     <w:tblStylePr w:type="nwCell">
       <w:rPr>
+        <w:rFonts w:eastAsia="黑体"/>
         <w:color w:themeColor="background1" w:val="FFFFFF"/>
       </w:rPr>
       <w:tblPr/>
@@ -8114,6 +8494,7 @@
         <w:spacing w:after="0" w:before="0" w:line="240" w:lineRule="auto"/>
       </w:pPr>
       <w:rPr>
+        <w:rFonts w:eastAsia="黑体"/>
         <w:b/>
         <w:bCs/>
         <w:color w:themeColor="background1" w:val="FFFFFF"/>
@@ -8136,6 +8517,7 @@
         <w:spacing w:after="0" w:before="0" w:line="240" w:lineRule="auto"/>
       </w:pPr>
       <w:rPr>
+        <w:rFonts w:eastAsia="黑体"/>
         <w:color w:val="auto"/>
       </w:rPr>
       <w:tblPr/>
@@ -8153,6 +8535,7 @@
     </w:tblStylePr>
     <w:tblStylePr w:type="firstCol">
       <w:rPr>
+        <w:rFonts w:eastAsia="黑体"/>
         <w:b/>
         <w:bCs/>
         <w:color w:themeColor="background1" w:val="FFFFFF"/>
@@ -8172,6 +8555,7 @@
     </w:tblStylePr>
     <w:tblStylePr w:type="lastCol">
       <w:rPr>
+        <w:rFonts w:eastAsia="黑体"/>
         <w:b/>
         <w:bCs/>
         <w:color w:themeColor="background1" w:val="FFFFFF"/>
@@ -8220,6 +8604,7 @@
     </w:tblStylePr>
     <w:tblStylePr w:type="nwCell">
       <w:rPr>
+        <w:rFonts w:eastAsia="黑体"/>
         <w:color w:themeColor="background1" w:val="FFFFFF"/>
       </w:rPr>
       <w:tblPr/>
@@ -8244,6 +8629,7 @@
       <w:spacing w:after="0" w:line="240" w:lineRule="auto"/>
     </w:pPr>
     <w:rPr>
+      <w:rFonts w:eastAsia="黑体"/>
       <w:color w:themeColor="text1" w:val="000000"/>
     </w:rPr>
     <w:tblPr>
@@ -8263,7 +8649,7 @@
     </w:tblPr>
     <w:tblStylePr w:type="firstRow">
       <w:rPr>
-        <w:rFonts w:asciiTheme="majorHAnsi" w:cstheme="majorBidi" w:eastAsiaTheme="majorEastAsia" w:hAnsiTheme="majorHAnsi"/>
+        <w:rFonts w:asciiTheme="majorHAnsi" w:cstheme="majorBidi" w:hAnsiTheme="majorHAnsi" w:eastAsia="黑体"/>
       </w:rPr>
       <w:tblPr/>
       <w:tcPr>
@@ -8275,6 +8661,7 @@
     </w:tblStylePr>
     <w:tblStylePr w:type="lastRow">
       <w:rPr>
+        <w:rFonts w:eastAsia="黑体"/>
         <w:b/>
         <w:bCs/>
         <w:color w:themeColor="text2" w:val="1F497D"/>
@@ -8289,12 +8676,14 @@
     </w:tblStylePr>
     <w:tblStylePr w:type="firstCol">
       <w:rPr>
+        <w:rFonts w:eastAsia="黑体"/>
         <w:b/>
         <w:bCs/>
       </w:rPr>
     </w:tblStylePr>
     <w:tblStylePr w:type="lastCol">
       <w:rPr>
+        <w:rFonts w:eastAsia="黑体"/>
         <w:b/>
         <w:bCs/>
       </w:rPr>
@@ -8328,6 +8717,7 @@
       <w:spacing w:after="0" w:line="240" w:lineRule="auto"/>
     </w:pPr>
     <w:rPr>
+      <w:rFonts w:eastAsia="黑体"/>
       <w:color w:themeColor="text1" w:val="000000"/>
     </w:rPr>
     <w:tblPr>
@@ -8347,7 +8737,7 @@
     </w:tblPr>
     <w:tblStylePr w:type="firstRow">
       <w:rPr>
-        <w:rFonts w:asciiTheme="majorHAnsi" w:cstheme="majorBidi" w:eastAsiaTheme="majorEastAsia" w:hAnsiTheme="majorHAnsi"/>
+        <w:rFonts w:asciiTheme="majorHAnsi" w:cstheme="majorBidi" w:hAnsiTheme="majorHAnsi" w:eastAsia="黑体"/>
       </w:rPr>
       <w:tblPr/>
       <w:tcPr>
@@ -8359,6 +8749,7 @@
     </w:tblStylePr>
     <w:tblStylePr w:type="lastRow">
       <w:rPr>
+        <w:rFonts w:eastAsia="黑体"/>
         <w:b/>
         <w:bCs/>
         <w:color w:themeColor="text2" w:val="1F497D"/>
@@ -8373,12 +8764,14 @@
     </w:tblStylePr>
     <w:tblStylePr w:type="firstCol">
       <w:rPr>
+        <w:rFonts w:eastAsia="黑体"/>
         <w:b/>
         <w:bCs/>
       </w:rPr>
     </w:tblStylePr>
     <w:tblStylePr w:type="lastCol">
       <w:rPr>
+        <w:rFonts w:eastAsia="黑体"/>
         <w:b/>
         <w:bCs/>
       </w:rPr>
@@ -8412,6 +8805,7 @@
       <w:spacing w:after="0" w:line="240" w:lineRule="auto"/>
     </w:pPr>
     <w:rPr>
+      <w:rFonts w:eastAsia="黑体"/>
       <w:color w:themeColor="text1" w:val="000000"/>
     </w:rPr>
     <w:tblPr>
@@ -8431,7 +8825,7 @@
     </w:tblPr>
     <w:tblStylePr w:type="firstRow">
       <w:rPr>
-        <w:rFonts w:asciiTheme="majorHAnsi" w:cstheme="majorBidi" w:eastAsiaTheme="majorEastAsia" w:hAnsiTheme="majorHAnsi"/>
+        <w:rFonts w:asciiTheme="majorHAnsi" w:cstheme="majorBidi" w:hAnsiTheme="majorHAnsi" w:eastAsia="黑体"/>
       </w:rPr>
       <w:tblPr/>
       <w:tcPr>
@@ -8443,6 +8837,7 @@
     </w:tblStylePr>
     <w:tblStylePr w:type="lastRow">
       <w:rPr>
+        <w:rFonts w:eastAsia="黑体"/>
         <w:b/>
         <w:bCs/>
         <w:color w:themeColor="text2" w:val="1F497D"/>
@@ -8457,12 +8852,14 @@
     </w:tblStylePr>
     <w:tblStylePr w:type="firstCol">
       <w:rPr>
+        <w:rFonts w:eastAsia="黑体"/>
         <w:b/>
         <w:bCs/>
       </w:rPr>
     </w:tblStylePr>
     <w:tblStylePr w:type="lastCol">
       <w:rPr>
+        <w:rFonts w:eastAsia="黑体"/>
         <w:b/>
         <w:bCs/>
       </w:rPr>
@@ -8496,6 +8893,7 @@
       <w:spacing w:after="0" w:line="240" w:lineRule="auto"/>
     </w:pPr>
     <w:rPr>
+      <w:rFonts w:eastAsia="黑体"/>
       <w:color w:themeColor="text1" w:val="000000"/>
     </w:rPr>
     <w:tblPr>
@@ -8515,7 +8913,7 @@
     </w:tblPr>
     <w:tblStylePr w:type="firstRow">
       <w:rPr>
-        <w:rFonts w:asciiTheme="majorHAnsi" w:cstheme="majorBidi" w:eastAsiaTheme="majorEastAsia" w:hAnsiTheme="majorHAnsi"/>
+        <w:rFonts w:asciiTheme="majorHAnsi" w:cstheme="majorBidi" w:hAnsiTheme="majorHAnsi" w:eastAsia="黑体"/>
       </w:rPr>
       <w:tblPr/>
       <w:tcPr>
@@ -8527,6 +8925,7 @@
     </w:tblStylePr>
     <w:tblStylePr w:type="lastRow">
       <w:rPr>
+        <w:rFonts w:eastAsia="黑体"/>
         <w:b/>
         <w:bCs/>
         <w:color w:themeColor="text2" w:val="1F497D"/>
@@ -8541,12 +8940,14 @@
     </w:tblStylePr>
     <w:tblStylePr w:type="firstCol">
       <w:rPr>
+        <w:rFonts w:eastAsia="黑体"/>
         <w:b/>
         <w:bCs/>
       </w:rPr>
     </w:tblStylePr>
     <w:tblStylePr w:type="lastCol">
       <w:rPr>
+        <w:rFonts w:eastAsia="黑体"/>
         <w:b/>
         <w:bCs/>
       </w:rPr>
@@ -8580,6 +8981,7 @@
       <w:spacing w:after="0" w:line="240" w:lineRule="auto"/>
     </w:pPr>
     <w:rPr>
+      <w:rFonts w:eastAsia="黑体"/>
       <w:color w:themeColor="text1" w:val="000000"/>
     </w:rPr>
     <w:tblPr>
@@ -8599,7 +9001,7 @@
     </w:tblPr>
     <w:tblStylePr w:type="firstRow">
       <w:rPr>
-        <w:rFonts w:asciiTheme="majorHAnsi" w:cstheme="majorBidi" w:eastAsiaTheme="majorEastAsia" w:hAnsiTheme="majorHAnsi"/>
+        <w:rFonts w:asciiTheme="majorHAnsi" w:cstheme="majorBidi" w:hAnsiTheme="majorHAnsi" w:eastAsia="黑体"/>
       </w:rPr>
       <w:tblPr/>
       <w:tcPr>
@@ -8611,6 +9013,7 @@
     </w:tblStylePr>
     <w:tblStylePr w:type="lastRow">
       <w:rPr>
+        <w:rFonts w:eastAsia="黑体"/>
         <w:b/>
         <w:bCs/>
         <w:color w:themeColor="text2" w:val="1F497D"/>
@@ -8625,12 +9028,14 @@
     </w:tblStylePr>
     <w:tblStylePr w:type="firstCol">
       <w:rPr>
+        <w:rFonts w:eastAsia="黑体"/>
         <w:b/>
         <w:bCs/>
       </w:rPr>
     </w:tblStylePr>
     <w:tblStylePr w:type="lastCol">
       <w:rPr>
+        <w:rFonts w:eastAsia="黑体"/>
         <w:b/>
         <w:bCs/>
       </w:rPr>
@@ -8664,6 +9069,7 @@
       <w:spacing w:after="0" w:line="240" w:lineRule="auto"/>
     </w:pPr>
     <w:rPr>
+      <w:rFonts w:eastAsia="黑体"/>
       <w:color w:themeColor="text1" w:val="000000"/>
     </w:rPr>
     <w:tblPr>
@@ -8683,7 +9089,7 @@
     </w:tblPr>
     <w:tblStylePr w:type="firstRow">
       <w:rPr>
-        <w:rFonts w:asciiTheme="majorHAnsi" w:cstheme="majorBidi" w:eastAsiaTheme="majorEastAsia" w:hAnsiTheme="majorHAnsi"/>
+        <w:rFonts w:asciiTheme="majorHAnsi" w:cstheme="majorBidi" w:hAnsiTheme="majorHAnsi" w:eastAsia="黑体"/>
       </w:rPr>
       <w:tblPr/>
       <w:tcPr>
@@ -8695,6 +9101,7 @@
     </w:tblStylePr>
     <w:tblStylePr w:type="lastRow">
       <w:rPr>
+        <w:rFonts w:eastAsia="黑体"/>
         <w:b/>
         <w:bCs/>
         <w:color w:themeColor="text2" w:val="1F497D"/>
@@ -8709,12 +9116,14 @@
     </w:tblStylePr>
     <w:tblStylePr w:type="firstCol">
       <w:rPr>
+        <w:rFonts w:eastAsia="黑体"/>
         <w:b/>
         <w:bCs/>
       </w:rPr>
     </w:tblStylePr>
     <w:tblStylePr w:type="lastCol">
       <w:rPr>
+        <w:rFonts w:eastAsia="黑体"/>
         <w:b/>
         <w:bCs/>
       </w:rPr>
@@ -8748,6 +9157,7 @@
       <w:spacing w:after="0" w:line="240" w:lineRule="auto"/>
     </w:pPr>
     <w:rPr>
+      <w:rFonts w:eastAsia="黑体"/>
       <w:color w:themeColor="text1" w:val="000000"/>
     </w:rPr>
     <w:tblPr>
@@ -8767,7 +9177,7 @@
     </w:tblPr>
     <w:tblStylePr w:type="firstRow">
       <w:rPr>
-        <w:rFonts w:asciiTheme="majorHAnsi" w:cstheme="majorBidi" w:eastAsiaTheme="majorEastAsia" w:hAnsiTheme="majorHAnsi"/>
+        <w:rFonts w:asciiTheme="majorHAnsi" w:cstheme="majorBidi" w:hAnsiTheme="majorHAnsi" w:eastAsia="黑体"/>
       </w:rPr>
       <w:tblPr/>
       <w:tcPr>
@@ -8779,6 +9189,7 @@
     </w:tblStylePr>
     <w:tblStylePr w:type="lastRow">
       <w:rPr>
+        <w:rFonts w:eastAsia="黑体"/>
         <w:b/>
         <w:bCs/>
         <w:color w:themeColor="text2" w:val="1F497D"/>
@@ -8793,12 +9204,14 @@
     </w:tblStylePr>
     <w:tblStylePr w:type="firstCol">
       <w:rPr>
+        <w:rFonts w:eastAsia="黑体"/>
         <w:b/>
         <w:bCs/>
       </w:rPr>
     </w:tblStylePr>
     <w:tblStylePr w:type="lastCol">
       <w:rPr>
+        <w:rFonts w:eastAsia="黑体"/>
         <w:b/>
         <w:bCs/>
       </w:rPr>
@@ -8832,7 +9245,7 @@
       <w:spacing w:after="0" w:line="240" w:lineRule="auto"/>
     </w:pPr>
     <w:rPr>
-      <w:rFonts w:asciiTheme="majorHAnsi" w:cstheme="majorBidi" w:eastAsiaTheme="majorEastAsia" w:hAnsiTheme="majorHAnsi"/>
+      <w:rFonts w:asciiTheme="majorHAnsi" w:cstheme="majorBidi" w:hAnsiTheme="majorHAnsi" w:eastAsia="黑体"/>
       <w:color w:themeColor="text1" w:val="000000"/>
     </w:rPr>
     <w:tblPr>
@@ -8854,6 +9267,7 @@
     </w:tblPr>
     <w:tblStylePr w:type="firstRow">
       <w:rPr>
+        <w:rFonts w:eastAsia="黑体"/>
         <w:sz w:val="24"/>
         <w:szCs w:val="24"/>
       </w:rPr>
@@ -8960,7 +9374,7 @@
       <w:spacing w:after="0" w:line="240" w:lineRule="auto"/>
     </w:pPr>
     <w:rPr>
-      <w:rFonts w:asciiTheme="majorHAnsi" w:cstheme="majorBidi" w:eastAsiaTheme="majorEastAsia" w:hAnsiTheme="majorHAnsi"/>
+      <w:rFonts w:asciiTheme="majorHAnsi" w:cstheme="majorBidi" w:hAnsiTheme="majorHAnsi" w:eastAsia="黑体"/>
       <w:color w:themeColor="text1" w:val="000000"/>
     </w:rPr>
     <w:tblPr>
@@ -8982,6 +9396,7 @@
     </w:tblPr>
     <w:tblStylePr w:type="firstRow">
       <w:rPr>
+        <w:rFonts w:eastAsia="黑体"/>
         <w:sz w:val="24"/>
         <w:szCs w:val="24"/>
       </w:rPr>
@@ -9088,7 +9503,7 @@
       <w:spacing w:after="0" w:line="240" w:lineRule="auto"/>
     </w:pPr>
     <w:rPr>
-      <w:rFonts w:asciiTheme="majorHAnsi" w:cstheme="majorBidi" w:eastAsiaTheme="majorEastAsia" w:hAnsiTheme="majorHAnsi"/>
+      <w:rFonts w:asciiTheme="majorHAnsi" w:cstheme="majorBidi" w:hAnsiTheme="majorHAnsi" w:eastAsia="黑体"/>
       <w:color w:themeColor="text1" w:val="000000"/>
     </w:rPr>
     <w:tblPr>
@@ -9110,6 +9525,7 @@
     </w:tblPr>
     <w:tblStylePr w:type="firstRow">
       <w:rPr>
+        <w:rFonts w:eastAsia="黑体"/>
         <w:sz w:val="24"/>
         <w:szCs w:val="24"/>
       </w:rPr>
@@ -9216,7 +9632,7 @@
       <w:spacing w:after="0" w:line="240" w:lineRule="auto"/>
     </w:pPr>
     <w:rPr>
-      <w:rFonts w:asciiTheme="majorHAnsi" w:cstheme="majorBidi" w:eastAsiaTheme="majorEastAsia" w:hAnsiTheme="majorHAnsi"/>
+      <w:rFonts w:asciiTheme="majorHAnsi" w:cstheme="majorBidi" w:hAnsiTheme="majorHAnsi" w:eastAsia="黑体"/>
       <w:color w:themeColor="text1" w:val="000000"/>
     </w:rPr>
     <w:tblPr>
@@ -9238,6 +9654,7 @@
     </w:tblPr>
     <w:tblStylePr w:type="firstRow">
       <w:rPr>
+        <w:rFonts w:eastAsia="黑体"/>
         <w:sz w:val="24"/>
         <w:szCs w:val="24"/>
       </w:rPr>
@@ -9344,7 +9761,7 @@
       <w:spacing w:after="0" w:line="240" w:lineRule="auto"/>
     </w:pPr>
     <w:rPr>
-      <w:rFonts w:asciiTheme="majorHAnsi" w:cstheme="majorBidi" w:eastAsiaTheme="majorEastAsia" w:hAnsiTheme="majorHAnsi"/>
+      <w:rFonts w:asciiTheme="majorHAnsi" w:cstheme="majorBidi" w:hAnsiTheme="majorHAnsi" w:eastAsia="黑体"/>
       <w:color w:themeColor="text1" w:val="000000"/>
     </w:rPr>
     <w:tblPr>
@@ -9366,6 +9783,7 @@
     </w:tblPr>
     <w:tblStylePr w:type="firstRow">
       <w:rPr>
+        <w:rFonts w:eastAsia="黑体"/>
         <w:sz w:val="24"/>
         <w:szCs w:val="24"/>
       </w:rPr>
@@ -9472,7 +9890,7 @@
       <w:spacing w:after="0" w:line="240" w:lineRule="auto"/>
     </w:pPr>
     <w:rPr>
-      <w:rFonts w:asciiTheme="majorHAnsi" w:cstheme="majorBidi" w:eastAsiaTheme="majorEastAsia" w:hAnsiTheme="majorHAnsi"/>
+      <w:rFonts w:asciiTheme="majorHAnsi" w:cstheme="majorBidi" w:hAnsiTheme="majorHAnsi" w:eastAsia="黑体"/>
       <w:color w:themeColor="text1" w:val="000000"/>
     </w:rPr>
     <w:tblPr>
@@ -9494,6 +9912,7 @@
     </w:tblPr>
     <w:tblStylePr w:type="firstRow">
       <w:rPr>
+        <w:rFonts w:eastAsia="黑体"/>
         <w:sz w:val="24"/>
         <w:szCs w:val="24"/>
       </w:rPr>
@@ -9600,7 +10019,7 @@
       <w:spacing w:after="0" w:line="240" w:lineRule="auto"/>
     </w:pPr>
     <w:rPr>
-      <w:rFonts w:asciiTheme="majorHAnsi" w:cstheme="majorBidi" w:eastAsiaTheme="majorEastAsia" w:hAnsiTheme="majorHAnsi"/>
+      <w:rFonts w:asciiTheme="majorHAnsi" w:cstheme="majorBidi" w:hAnsiTheme="majorHAnsi" w:eastAsia="黑体"/>
       <w:color w:themeColor="text1" w:val="000000"/>
     </w:rPr>
     <w:tblPr>
@@ -9622,6 +10041,7 @@
     </w:tblPr>
     <w:tblStylePr w:type="firstRow">
       <w:rPr>
+        <w:rFonts w:eastAsia="黑体"/>
         <w:sz w:val="24"/>
         <w:szCs w:val="24"/>
       </w:rPr>
@@ -9751,12 +10171,14 @@
     </w:tcPr>
     <w:tblStylePr w:type="firstRow">
       <w:rPr>
+        <w:rFonts w:eastAsia="黑体"/>
         <w:b/>
         <w:bCs/>
       </w:rPr>
     </w:tblStylePr>
     <w:tblStylePr w:type="lastRow">
       <w:rPr>
+        <w:rFonts w:eastAsia="黑体"/>
         <w:b/>
         <w:bCs/>
       </w:rPr>
@@ -9769,12 +10191,14 @@
     </w:tblStylePr>
     <w:tblStylePr w:type="firstCol">
       <w:rPr>
+        <w:rFonts w:eastAsia="黑体"/>
         <w:b/>
         <w:bCs/>
       </w:rPr>
     </w:tblStylePr>
     <w:tblStylePr w:type="lastCol">
       <w:rPr>
+        <w:rFonts w:eastAsia="黑体"/>
         <w:b/>
         <w:bCs/>
       </w:rPr>
@@ -9824,12 +10248,14 @@
     </w:tcPr>
     <w:tblStylePr w:type="firstRow">
       <w:rPr>
+        <w:rFonts w:eastAsia="黑体"/>
         <w:b/>
         <w:bCs/>
       </w:rPr>
     </w:tblStylePr>
     <w:tblStylePr w:type="lastRow">
       <w:rPr>
+        <w:rFonts w:eastAsia="黑体"/>
         <w:b/>
         <w:bCs/>
       </w:rPr>
@@ -9842,12 +10268,14 @@
     </w:tblStylePr>
     <w:tblStylePr w:type="firstCol">
       <w:rPr>
+        <w:rFonts w:eastAsia="黑体"/>
         <w:b/>
         <w:bCs/>
       </w:rPr>
     </w:tblStylePr>
     <w:tblStylePr w:type="lastCol">
       <w:rPr>
+        <w:rFonts w:eastAsia="黑体"/>
         <w:b/>
         <w:bCs/>
       </w:rPr>
@@ -9897,12 +10325,14 @@
     </w:tcPr>
     <w:tblStylePr w:type="firstRow">
       <w:rPr>
+        <w:rFonts w:eastAsia="黑体"/>
         <w:b/>
         <w:bCs/>
       </w:rPr>
     </w:tblStylePr>
     <w:tblStylePr w:type="lastRow">
       <w:rPr>
+        <w:rFonts w:eastAsia="黑体"/>
         <w:b/>
         <w:bCs/>
       </w:rPr>
@@ -9915,12 +10345,14 @@
     </w:tblStylePr>
     <w:tblStylePr w:type="firstCol">
       <w:rPr>
+        <w:rFonts w:eastAsia="黑体"/>
         <w:b/>
         <w:bCs/>
       </w:rPr>
     </w:tblStylePr>
     <w:tblStylePr w:type="lastCol">
       <w:rPr>
+        <w:rFonts w:eastAsia="黑体"/>
         <w:b/>
         <w:bCs/>
       </w:rPr>
@@ -9970,12 +10402,14 @@
     </w:tcPr>
     <w:tblStylePr w:type="firstRow">
       <w:rPr>
+        <w:rFonts w:eastAsia="黑体"/>
         <w:b/>
         <w:bCs/>
       </w:rPr>
     </w:tblStylePr>
     <w:tblStylePr w:type="lastRow">
       <w:rPr>
+        <w:rFonts w:eastAsia="黑体"/>
         <w:b/>
         <w:bCs/>
       </w:rPr>
@@ -9988,12 +10422,14 @@
     </w:tblStylePr>
     <w:tblStylePr w:type="firstCol">
       <w:rPr>
+        <w:rFonts w:eastAsia="黑体"/>
         <w:b/>
         <w:bCs/>
       </w:rPr>
     </w:tblStylePr>
     <w:tblStylePr w:type="lastCol">
       <w:rPr>
+        <w:rFonts w:eastAsia="黑体"/>
         <w:b/>
         <w:bCs/>
       </w:rPr>
@@ -10043,12 +10479,14 @@
     </w:tcPr>
     <w:tblStylePr w:type="firstRow">
       <w:rPr>
+        <w:rFonts w:eastAsia="黑体"/>
         <w:b/>
         <w:bCs/>
       </w:rPr>
     </w:tblStylePr>
     <w:tblStylePr w:type="lastRow">
       <w:rPr>
+        <w:rFonts w:eastAsia="黑体"/>
         <w:b/>
         <w:bCs/>
       </w:rPr>
@@ -10061,12 +10499,14 @@
     </w:tblStylePr>
     <w:tblStylePr w:type="firstCol">
       <w:rPr>
+        <w:rFonts w:eastAsia="黑体"/>
         <w:b/>
         <w:bCs/>
       </w:rPr>
     </w:tblStylePr>
     <w:tblStylePr w:type="lastCol">
       <w:rPr>
+        <w:rFonts w:eastAsia="黑体"/>
         <w:b/>
         <w:bCs/>
       </w:rPr>
@@ -10116,12 +10556,14 @@
     </w:tcPr>
     <w:tblStylePr w:type="firstRow">
       <w:rPr>
+        <w:rFonts w:eastAsia="黑体"/>
         <w:b/>
         <w:bCs/>
       </w:rPr>
     </w:tblStylePr>
     <w:tblStylePr w:type="lastRow">
       <w:rPr>
+        <w:rFonts w:eastAsia="黑体"/>
         <w:b/>
         <w:bCs/>
       </w:rPr>
@@ -10134,12 +10576,14 @@
     </w:tblStylePr>
     <w:tblStylePr w:type="firstCol">
       <w:rPr>
+        <w:rFonts w:eastAsia="黑体"/>
         <w:b/>
         <w:bCs/>
       </w:rPr>
     </w:tblStylePr>
     <w:tblStylePr w:type="lastCol">
       <w:rPr>
+        <w:rFonts w:eastAsia="黑体"/>
         <w:b/>
         <w:bCs/>
       </w:rPr>
@@ -10189,12 +10633,14 @@
     </w:tcPr>
     <w:tblStylePr w:type="firstRow">
       <w:rPr>
+        <w:rFonts w:eastAsia="黑体"/>
         <w:b/>
         <w:bCs/>
       </w:rPr>
     </w:tblStylePr>
     <w:tblStylePr w:type="lastRow">
       <w:rPr>
+        <w:rFonts w:eastAsia="黑体"/>
         <w:b/>
         <w:bCs/>
       </w:rPr>
@@ -10207,12 +10653,14 @@
     </w:tblStylePr>
     <w:tblStylePr w:type="firstCol">
       <w:rPr>
+        <w:rFonts w:eastAsia="黑体"/>
         <w:b/>
         <w:bCs/>
       </w:rPr>
     </w:tblStylePr>
     <w:tblStylePr w:type="lastCol">
       <w:rPr>
+        <w:rFonts w:eastAsia="黑体"/>
         <w:b/>
         <w:bCs/>
       </w:rPr>
@@ -10239,7 +10687,7 @@
       <w:spacing w:after="0" w:line="240" w:lineRule="auto"/>
     </w:pPr>
     <w:rPr>
-      <w:rFonts w:asciiTheme="majorHAnsi" w:cstheme="majorBidi" w:eastAsiaTheme="majorEastAsia" w:hAnsiTheme="majorHAnsi"/>
+      <w:rFonts w:asciiTheme="majorHAnsi" w:cstheme="majorBidi" w:hAnsiTheme="majorHAnsi" w:eastAsia="黑体"/>
       <w:color w:themeColor="text1" w:val="000000"/>
     </w:rPr>
     <w:tblPr>
@@ -10266,6 +10714,7 @@
     </w:tcPr>
     <w:tblStylePr w:type="firstRow">
       <w:rPr>
+        <w:rFonts w:eastAsia="黑体"/>
         <w:b/>
         <w:bCs/>
         <w:color w:themeColor="text1" w:val="000000"/>
@@ -10277,6 +10726,7 @@
     </w:tblStylePr>
     <w:tblStylePr w:type="lastRow">
       <w:rPr>
+        <w:rFonts w:eastAsia="黑体"/>
         <w:b/>
         <w:bCs/>
         <w:color w:themeColor="text1" w:val="000000"/>
@@ -10296,6 +10746,7 @@
     </w:tblStylePr>
     <w:tblStylePr w:type="firstCol">
       <w:rPr>
+        <w:rFonts w:eastAsia="黑体"/>
         <w:b/>
         <w:bCs/>
         <w:color w:themeColor="text1" w:val="000000"/>
@@ -10315,6 +10766,7 @@
     </w:tblStylePr>
     <w:tblStylePr w:type="lastCol">
       <w:rPr>
+        <w:rFonts w:eastAsia="黑体"/>
         <w:b w:val="0"/>
         <w:bCs w:val="0"/>
         <w:color w:themeColor="text1" w:val="000000"/>
@@ -10364,7 +10816,7 @@
       <w:spacing w:after="0" w:line="240" w:lineRule="auto"/>
     </w:pPr>
     <w:rPr>
-      <w:rFonts w:asciiTheme="majorHAnsi" w:cstheme="majorBidi" w:eastAsiaTheme="majorEastAsia" w:hAnsiTheme="majorHAnsi"/>
+      <w:rFonts w:asciiTheme="majorHAnsi" w:cstheme="majorBidi" w:hAnsiTheme="majorHAnsi" w:eastAsia="黑体"/>
       <w:color w:themeColor="text1" w:val="000000"/>
     </w:rPr>
     <w:tblPr>
@@ -10391,6 +10843,7 @@
     </w:tcPr>
     <w:tblStylePr w:type="firstRow">
       <w:rPr>
+        <w:rFonts w:eastAsia="黑体"/>
         <w:b/>
         <w:bCs/>
         <w:color w:themeColor="text1" w:val="000000"/>
@@ -10402,6 +10855,7 @@
     </w:tblStylePr>
     <w:tblStylePr w:type="lastRow">
       <w:rPr>
+        <w:rFonts w:eastAsia="黑体"/>
         <w:b/>
         <w:bCs/>
         <w:color w:themeColor="text1" w:val="000000"/>
@@ -10421,6 +10875,7 @@
     </w:tblStylePr>
     <w:tblStylePr w:type="firstCol">
       <w:rPr>
+        <w:rFonts w:eastAsia="黑体"/>
         <w:b/>
         <w:bCs/>
         <w:color w:themeColor="text1" w:val="000000"/>
@@ -10440,6 +10895,7 @@
     </w:tblStylePr>
     <w:tblStylePr w:type="lastCol">
       <w:rPr>
+        <w:rFonts w:eastAsia="黑体"/>
         <w:b w:val="0"/>
         <w:bCs w:val="0"/>
         <w:color w:themeColor="text1" w:val="000000"/>
@@ -10489,7 +10945,7 @@
       <w:spacing w:after="0" w:line="240" w:lineRule="auto"/>
     </w:pPr>
     <w:rPr>
-      <w:rFonts w:asciiTheme="majorHAnsi" w:cstheme="majorBidi" w:eastAsiaTheme="majorEastAsia" w:hAnsiTheme="majorHAnsi"/>
+      <w:rFonts w:asciiTheme="majorHAnsi" w:cstheme="majorBidi" w:hAnsiTheme="majorHAnsi" w:eastAsia="黑体"/>
       <w:color w:themeColor="text1" w:val="000000"/>
     </w:rPr>
     <w:tblPr>
@@ -10516,6 +10972,7 @@
     </w:tcPr>
     <w:tblStylePr w:type="firstRow">
       <w:rPr>
+        <w:rFonts w:eastAsia="黑体"/>
         <w:b/>
         <w:bCs/>
         <w:color w:themeColor="text1" w:val="000000"/>
@@ -10527,6 +10984,7 @@
     </w:tblStylePr>
     <w:tblStylePr w:type="lastRow">
       <w:rPr>
+        <w:rFonts w:eastAsia="黑体"/>
         <w:b/>
         <w:bCs/>
         <w:color w:themeColor="text1" w:val="000000"/>
@@ -10546,6 +11004,7 @@
     </w:tblStylePr>
     <w:tblStylePr w:type="firstCol">
       <w:rPr>
+        <w:rFonts w:eastAsia="黑体"/>
         <w:b/>
         <w:bCs/>
         <w:color w:themeColor="text1" w:val="000000"/>
@@ -10565,6 +11024,7 @@
     </w:tblStylePr>
     <w:tblStylePr w:type="lastCol">
       <w:rPr>
+        <w:rFonts w:eastAsia="黑体"/>
         <w:b w:val="0"/>
         <w:bCs w:val="0"/>
         <w:color w:themeColor="text1" w:val="000000"/>
@@ -10614,7 +11074,7 @@
       <w:spacing w:after="0" w:line="240" w:lineRule="auto"/>
     </w:pPr>
     <w:rPr>
-      <w:rFonts w:asciiTheme="majorHAnsi" w:cstheme="majorBidi" w:eastAsiaTheme="majorEastAsia" w:hAnsiTheme="majorHAnsi"/>
+      <w:rFonts w:asciiTheme="majorHAnsi" w:cstheme="majorBidi" w:hAnsiTheme="majorHAnsi" w:eastAsia="黑体"/>
       <w:color w:themeColor="text1" w:val="000000"/>
     </w:rPr>
     <w:tblPr>
@@ -10641,6 +11101,7 @@
     </w:tcPr>
     <w:tblStylePr w:type="firstRow">
       <w:rPr>
+        <w:rFonts w:eastAsia="黑体"/>
         <w:b/>
         <w:bCs/>
         <w:color w:themeColor="text1" w:val="000000"/>
@@ -10652,6 +11113,7 @@
     </w:tblStylePr>
     <w:tblStylePr w:type="lastRow">
       <w:rPr>
+        <w:rFonts w:eastAsia="黑体"/>
         <w:b/>
         <w:bCs/>
         <w:color w:themeColor="text1" w:val="000000"/>
@@ -10671,6 +11133,7 @@
     </w:tblStylePr>
     <w:tblStylePr w:type="firstCol">
       <w:rPr>
+        <w:rFonts w:eastAsia="黑体"/>
         <w:b/>
         <w:bCs/>
         <w:color w:themeColor="text1" w:val="000000"/>
@@ -10690,6 +11153,7 @@
     </w:tblStylePr>
     <w:tblStylePr w:type="lastCol">
       <w:rPr>
+        <w:rFonts w:eastAsia="黑体"/>
         <w:b w:val="0"/>
         <w:bCs w:val="0"/>
         <w:color w:themeColor="text1" w:val="000000"/>
@@ -10739,7 +11203,7 @@
       <w:spacing w:after="0" w:line="240" w:lineRule="auto"/>
     </w:pPr>
     <w:rPr>
-      <w:rFonts w:asciiTheme="majorHAnsi" w:cstheme="majorBidi" w:eastAsiaTheme="majorEastAsia" w:hAnsiTheme="majorHAnsi"/>
+      <w:rFonts w:asciiTheme="majorHAnsi" w:cstheme="majorBidi" w:hAnsiTheme="majorHAnsi" w:eastAsia="黑体"/>
       <w:color w:themeColor="text1" w:val="000000"/>
     </w:rPr>
     <w:tblPr>
@@ -10766,6 +11230,7 @@
     </w:tcPr>
     <w:tblStylePr w:type="firstRow">
       <w:rPr>
+        <w:rFonts w:eastAsia="黑体"/>
         <w:b/>
         <w:bCs/>
         <w:color w:themeColor="text1" w:val="000000"/>
@@ -10777,6 +11242,7 @@
     </w:tblStylePr>
     <w:tblStylePr w:type="lastRow">
       <w:rPr>
+        <w:rFonts w:eastAsia="黑体"/>
         <w:b/>
         <w:bCs/>
         <w:color w:themeColor="text1" w:val="000000"/>
@@ -10796,6 +11262,7 @@
     </w:tblStylePr>
     <w:tblStylePr w:type="firstCol">
       <w:rPr>
+        <w:rFonts w:eastAsia="黑体"/>
         <w:b/>
         <w:bCs/>
         <w:color w:themeColor="text1" w:val="000000"/>
@@ -10815,6 +11282,7 @@
     </w:tblStylePr>
     <w:tblStylePr w:type="lastCol">
       <w:rPr>
+        <w:rFonts w:eastAsia="黑体"/>
         <w:b w:val="0"/>
         <w:bCs w:val="0"/>
         <w:color w:themeColor="text1" w:val="000000"/>
@@ -10864,7 +11332,7 @@
       <w:spacing w:after="0" w:line="240" w:lineRule="auto"/>
     </w:pPr>
     <w:rPr>
-      <w:rFonts w:asciiTheme="majorHAnsi" w:cstheme="majorBidi" w:eastAsiaTheme="majorEastAsia" w:hAnsiTheme="majorHAnsi"/>
+      <w:rFonts w:asciiTheme="majorHAnsi" w:cstheme="majorBidi" w:hAnsiTheme="majorHAnsi" w:eastAsia="黑体"/>
       <w:color w:themeColor="text1" w:val="000000"/>
     </w:rPr>
     <w:tblPr>
@@ -10891,6 +11359,7 @@
     </w:tcPr>
     <w:tblStylePr w:type="firstRow">
       <w:rPr>
+        <w:rFonts w:eastAsia="黑体"/>
         <w:b/>
         <w:bCs/>
         <w:color w:themeColor="text1" w:val="000000"/>
@@ -10902,6 +11371,7 @@
     </w:tblStylePr>
     <w:tblStylePr w:type="lastRow">
       <w:rPr>
+        <w:rFonts w:eastAsia="黑体"/>
         <w:b/>
         <w:bCs/>
         <w:color w:themeColor="text1" w:val="000000"/>
@@ -10921,6 +11391,7 @@
     </w:tblStylePr>
     <w:tblStylePr w:type="firstCol">
       <w:rPr>
+        <w:rFonts w:eastAsia="黑体"/>
         <w:b/>
         <w:bCs/>
         <w:color w:themeColor="text1" w:val="000000"/>
@@ -10940,6 +11411,7 @@
     </w:tblStylePr>
     <w:tblStylePr w:type="lastCol">
       <w:rPr>
+        <w:rFonts w:eastAsia="黑体"/>
         <w:b w:val="0"/>
         <w:bCs w:val="0"/>
         <w:color w:themeColor="text1" w:val="000000"/>
@@ -10989,7 +11461,7 @@
       <w:spacing w:after="0" w:line="240" w:lineRule="auto"/>
     </w:pPr>
     <w:rPr>
-      <w:rFonts w:asciiTheme="majorHAnsi" w:cstheme="majorBidi" w:eastAsiaTheme="majorEastAsia" w:hAnsiTheme="majorHAnsi"/>
+      <w:rFonts w:asciiTheme="majorHAnsi" w:cstheme="majorBidi" w:hAnsiTheme="majorHAnsi" w:eastAsia="黑体"/>
       <w:color w:themeColor="text1" w:val="000000"/>
     </w:rPr>
     <w:tblPr>
@@ -11016,6 +11488,7 @@
     </w:tcPr>
     <w:tblStylePr w:type="firstRow">
       <w:rPr>
+        <w:rFonts w:eastAsia="黑体"/>
         <w:b/>
         <w:bCs/>
         <w:color w:themeColor="text1" w:val="000000"/>
@@ -11027,6 +11500,7 @@
     </w:tblStylePr>
     <w:tblStylePr w:type="lastRow">
       <w:rPr>
+        <w:rFonts w:eastAsia="黑体"/>
         <w:b/>
         <w:bCs/>
         <w:color w:themeColor="text1" w:val="000000"/>
@@ -11046,6 +11520,7 @@
     </w:tblStylePr>
     <w:tblStylePr w:type="firstCol">
       <w:rPr>
+        <w:rFonts w:eastAsia="黑体"/>
         <w:b/>
         <w:bCs/>
         <w:color w:themeColor="text1" w:val="000000"/>
@@ -11065,6 +11540,7 @@
     </w:tblStylePr>
     <w:tblStylePr w:type="lastCol">
       <w:rPr>
+        <w:rFonts w:eastAsia="黑体"/>
         <w:b w:val="0"/>
         <w:bCs w:val="0"/>
         <w:color w:themeColor="text1" w:val="000000"/>
@@ -11137,6 +11613,7 @@
     </w:tcPr>
     <w:tblStylePr w:type="firstRow">
       <w:rPr>
+        <w:rFonts w:eastAsia="黑体"/>
         <w:b/>
         <w:bCs/>
         <w:i w:val="0"/>
@@ -11158,6 +11635,7 @@
     </w:tblStylePr>
     <w:tblStylePr w:type="lastRow">
       <w:rPr>
+        <w:rFonts w:eastAsia="黑体"/>
         <w:b/>
         <w:bCs/>
         <w:i w:val="0"/>
@@ -11179,6 +11657,7 @@
     </w:tblStylePr>
     <w:tblStylePr w:type="firstCol">
       <w:rPr>
+        <w:rFonts w:eastAsia="黑体"/>
         <w:b/>
         <w:bCs/>
         <w:i w:val="0"/>
@@ -11198,6 +11677,7 @@
     </w:tblStylePr>
     <w:tblStylePr w:type="lastCol">
       <w:rPr>
+        <w:rFonts w:eastAsia="黑体"/>
         <w:b/>
         <w:bCs/>
         <w:i w:val="0"/>
@@ -11278,6 +11758,7 @@
     </w:tcPr>
     <w:tblStylePr w:type="firstRow">
       <w:rPr>
+        <w:rFonts w:eastAsia="黑体"/>
         <w:b/>
         <w:bCs/>
         <w:i w:val="0"/>
@@ -11299,6 +11780,7 @@
     </w:tblStylePr>
     <w:tblStylePr w:type="lastRow">
       <w:rPr>
+        <w:rFonts w:eastAsia="黑体"/>
         <w:b/>
         <w:bCs/>
         <w:i w:val="0"/>
@@ -11320,6 +11802,7 @@
     </w:tblStylePr>
     <w:tblStylePr w:type="firstCol">
       <w:rPr>
+        <w:rFonts w:eastAsia="黑体"/>
         <w:b/>
         <w:bCs/>
         <w:i w:val="0"/>
@@ -11339,6 +11822,7 @@
     </w:tblStylePr>
     <w:tblStylePr w:type="lastCol">
       <w:rPr>
+        <w:rFonts w:eastAsia="黑体"/>
         <w:b/>
         <w:bCs/>
         <w:i w:val="0"/>
@@ -11419,6 +11903,7 @@
     </w:tcPr>
     <w:tblStylePr w:type="firstRow">
       <w:rPr>
+        <w:rFonts w:eastAsia="黑体"/>
         <w:b/>
         <w:bCs/>
         <w:i w:val="0"/>
@@ -11440,6 +11925,7 @@
     </w:tblStylePr>
     <w:tblStylePr w:type="lastRow">
       <w:rPr>
+        <w:rFonts w:eastAsia="黑体"/>
         <w:b/>
         <w:bCs/>
         <w:i w:val="0"/>
@@ -11461,6 +11947,7 @@
     </w:tblStylePr>
     <w:tblStylePr w:type="firstCol">
       <w:rPr>
+        <w:rFonts w:eastAsia="黑体"/>
         <w:b/>
         <w:bCs/>
         <w:i w:val="0"/>
@@ -11480,6 +11967,7 @@
     </w:tblStylePr>
     <w:tblStylePr w:type="lastCol">
       <w:rPr>
+        <w:rFonts w:eastAsia="黑体"/>
         <w:b/>
         <w:bCs/>
         <w:i w:val="0"/>
@@ -11560,6 +12048,7 @@
     </w:tcPr>
     <w:tblStylePr w:type="firstRow">
       <w:rPr>
+        <w:rFonts w:eastAsia="黑体"/>
         <w:b/>
         <w:bCs/>
         <w:i w:val="0"/>
@@ -11581,6 +12070,7 @@
     </w:tblStylePr>
     <w:tblStylePr w:type="lastRow">
       <w:rPr>
+        <w:rFonts w:eastAsia="黑体"/>
         <w:b/>
         <w:bCs/>
         <w:i w:val="0"/>
@@ -11602,6 +12092,7 @@
     </w:tblStylePr>
     <w:tblStylePr w:type="firstCol">
       <w:rPr>
+        <w:rFonts w:eastAsia="黑体"/>
         <w:b/>
         <w:bCs/>
         <w:i w:val="0"/>
@@ -11621,6 +12112,7 @@
     </w:tblStylePr>
     <w:tblStylePr w:type="lastCol">
       <w:rPr>
+        <w:rFonts w:eastAsia="黑体"/>
         <w:b/>
         <w:bCs/>
         <w:i w:val="0"/>
@@ -11701,6 +12193,7 @@
     </w:tcPr>
     <w:tblStylePr w:type="firstRow">
       <w:rPr>
+        <w:rFonts w:eastAsia="黑体"/>
         <w:b/>
         <w:bCs/>
         <w:i w:val="0"/>
@@ -11722,6 +12215,7 @@
     </w:tblStylePr>
     <w:tblStylePr w:type="lastRow">
       <w:rPr>
+        <w:rFonts w:eastAsia="黑体"/>
         <w:b/>
         <w:bCs/>
         <w:i w:val="0"/>
@@ -11743,6 +12237,7 @@
     </w:tblStylePr>
     <w:tblStylePr w:type="firstCol">
       <w:rPr>
+        <w:rFonts w:eastAsia="黑体"/>
         <w:b/>
         <w:bCs/>
         <w:i w:val="0"/>
@@ -11762,6 +12257,7 @@
     </w:tblStylePr>
     <w:tblStylePr w:type="lastCol">
       <w:rPr>
+        <w:rFonts w:eastAsia="黑体"/>
         <w:b/>
         <w:bCs/>
         <w:i w:val="0"/>
@@ -11842,6 +12338,7 @@
     </w:tcPr>
     <w:tblStylePr w:type="firstRow">
       <w:rPr>
+        <w:rFonts w:eastAsia="黑体"/>
         <w:b/>
         <w:bCs/>
         <w:i w:val="0"/>
@@ -11863,6 +12360,7 @@
     </w:tblStylePr>
     <w:tblStylePr w:type="lastRow">
       <w:rPr>
+        <w:rFonts w:eastAsia="黑体"/>
         <w:b/>
         <w:bCs/>
         <w:i w:val="0"/>
@@ -11884,6 +12382,7 @@
     </w:tblStylePr>
     <w:tblStylePr w:type="firstCol">
       <w:rPr>
+        <w:rFonts w:eastAsia="黑体"/>
         <w:b/>
         <w:bCs/>
         <w:i w:val="0"/>
@@ -11903,6 +12402,7 @@
     </w:tblStylePr>
     <w:tblStylePr w:type="lastCol">
       <w:rPr>
+        <w:rFonts w:eastAsia="黑体"/>
         <w:b/>
         <w:bCs/>
         <w:i w:val="0"/>
@@ -11983,6 +12483,7 @@
     </w:tcPr>
     <w:tblStylePr w:type="firstRow">
       <w:rPr>
+        <w:rFonts w:eastAsia="黑体"/>
         <w:b/>
         <w:bCs/>
         <w:i w:val="0"/>
@@ -12004,6 +12505,7 @@
     </w:tblStylePr>
     <w:tblStylePr w:type="lastRow">
       <w:rPr>
+        <w:rFonts w:eastAsia="黑体"/>
         <w:b/>
         <w:bCs/>
         <w:i w:val="0"/>
@@ -12025,6 +12527,7 @@
     </w:tblStylePr>
     <w:tblStylePr w:type="firstCol">
       <w:rPr>
+        <w:rFonts w:eastAsia="黑体"/>
         <w:b/>
         <w:bCs/>
         <w:i w:val="0"/>
@@ -12044,6 +12547,7 @@
     </w:tblStylePr>
     <w:tblStylePr w:type="lastCol">
       <w:rPr>
+        <w:rFonts w:eastAsia="黑体"/>
         <w:b/>
         <w:bCs/>
         <w:i w:val="0"/>
@@ -12101,6 +12605,7 @@
       <w:spacing w:after="0" w:line="240" w:lineRule="auto"/>
     </w:pPr>
     <w:rPr>
+      <w:rFonts w:eastAsia="黑体"/>
       <w:color w:themeColor="background1" w:val="FFFFFF"/>
     </w:rPr>
     <w:tblPr>
@@ -12119,6 +12624,7 @@
     </w:tcPr>
     <w:tblStylePr w:type="firstRow">
       <w:rPr>
+        <w:rFonts w:eastAsia="黑体"/>
         <w:b/>
         <w:bCs/>
       </w:rPr>
@@ -12215,6 +12721,7 @@
       <w:spacing w:after="0" w:line="240" w:lineRule="auto"/>
     </w:pPr>
     <w:rPr>
+      <w:rFonts w:eastAsia="黑体"/>
       <w:color w:themeColor="background1" w:val="FFFFFF"/>
     </w:rPr>
     <w:tblPr>
@@ -12233,6 +12740,7 @@
     </w:tcPr>
     <w:tblStylePr w:type="firstRow">
       <w:rPr>
+        <w:rFonts w:eastAsia="黑体"/>
         <w:b/>
         <w:bCs/>
       </w:rPr>
@@ -12329,6 +12837,7 @@
       <w:spacing w:after="0" w:line="240" w:lineRule="auto"/>
     </w:pPr>
     <w:rPr>
+      <w:rFonts w:eastAsia="黑体"/>
       <w:color w:themeColor="background1" w:val="FFFFFF"/>
     </w:rPr>
     <w:tblPr>
@@ -12347,6 +12856,7 @@
     </w:tcPr>
     <w:tblStylePr w:type="firstRow">
       <w:rPr>
+        <w:rFonts w:eastAsia="黑体"/>
         <w:b/>
         <w:bCs/>
       </w:rPr>
@@ -12443,6 +12953,7 @@
       <w:spacing w:after="0" w:line="240" w:lineRule="auto"/>
     </w:pPr>
     <w:rPr>
+      <w:rFonts w:eastAsia="黑体"/>
       <w:color w:themeColor="background1" w:val="FFFFFF"/>
     </w:rPr>
     <w:tblPr>
@@ -12461,6 +12972,7 @@
     </w:tcPr>
     <w:tblStylePr w:type="firstRow">
       <w:rPr>
+        <w:rFonts w:eastAsia="黑体"/>
         <w:b/>
         <w:bCs/>
       </w:rPr>
@@ -12557,6 +13069,7 @@
       <w:spacing w:after="0" w:line="240" w:lineRule="auto"/>
     </w:pPr>
     <w:rPr>
+      <w:rFonts w:eastAsia="黑体"/>
       <w:color w:themeColor="background1" w:val="FFFFFF"/>
     </w:rPr>
     <w:tblPr>
@@ -12575,6 +13088,7 @@
     </w:tcPr>
     <w:tblStylePr w:type="firstRow">
       <w:rPr>
+        <w:rFonts w:eastAsia="黑体"/>
         <w:b/>
         <w:bCs/>
       </w:rPr>
@@ -12671,6 +13185,7 @@
       <w:spacing w:after="0" w:line="240" w:lineRule="auto"/>
     </w:pPr>
     <w:rPr>
+      <w:rFonts w:eastAsia="黑体"/>
       <w:color w:themeColor="background1" w:val="FFFFFF"/>
     </w:rPr>
     <w:tblPr>
@@ -12689,6 +13204,7 @@
     </w:tcPr>
     <w:tblStylePr w:type="firstRow">
       <w:rPr>
+        <w:rFonts w:eastAsia="黑体"/>
         <w:b/>
         <w:bCs/>
       </w:rPr>
@@ -12785,6 +13301,7 @@
       <w:spacing w:after="0" w:line="240" w:lineRule="auto"/>
     </w:pPr>
     <w:rPr>
+      <w:rFonts w:eastAsia="黑体"/>
       <w:color w:themeColor="background1" w:val="FFFFFF"/>
     </w:rPr>
     <w:tblPr>
@@ -12803,6 +13320,7 @@
     </w:tcPr>
     <w:tblStylePr w:type="firstRow">
       <w:rPr>
+        <w:rFonts w:eastAsia="黑体"/>
         <w:b/>
         <w:bCs/>
       </w:rPr>
@@ -12899,6 +13417,7 @@
       <w:spacing w:after="0" w:line="240" w:lineRule="auto"/>
     </w:pPr>
     <w:rPr>
+      <w:rFonts w:eastAsia="黑体"/>
       <w:color w:themeColor="text1" w:val="000000"/>
     </w:rPr>
     <w:tblPr>
@@ -12925,6 +13444,7 @@
     </w:tcPr>
     <w:tblStylePr w:type="firstRow">
       <w:rPr>
+        <w:rFonts w:eastAsia="黑体"/>
         <w:b/>
         <w:bCs/>
       </w:rPr>
@@ -12943,6 +13463,7 @@
     </w:tblStylePr>
     <w:tblStylePr w:type="lastRow">
       <w:rPr>
+        <w:rFonts w:eastAsia="黑体"/>
         <w:b/>
         <w:bCs/>
         <w:color w:themeColor="background1" w:val="FFFFFF"/>
@@ -12957,6 +13478,7 @@
     </w:tblStylePr>
     <w:tblStylePr w:type="firstCol">
       <w:rPr>
+        <w:rFonts w:eastAsia="黑体"/>
         <w:color w:themeColor="background1" w:val="FFFFFF"/>
       </w:rPr>
       <w:tblPr/>
@@ -12974,6 +13496,7 @@
     </w:tblStylePr>
     <w:tblStylePr w:type="lastCol">
       <w:rPr>
+        <w:rFonts w:eastAsia="黑体"/>
         <w:color w:themeColor="background1" w:val="FFFFFF"/>
       </w:rPr>
       <w:tblPr/>
@@ -13003,11 +13526,13 @@
     </w:tblStylePr>
     <w:tblStylePr w:type="neCell">
       <w:rPr>
+        <w:rFonts w:eastAsia="黑体"/>
         <w:color w:themeColor="text1" w:val="000000"/>
       </w:rPr>
     </w:tblStylePr>
     <w:tblStylePr w:type="nwCell">
       <w:rPr>
+        <w:rFonts w:eastAsia="黑体"/>
         <w:color w:themeColor="text1" w:val="000000"/>
       </w:rPr>
     </w:tblStylePr>
@@ -13021,6 +13546,7 @@
       <w:spacing w:after="0" w:line="240" w:lineRule="auto"/>
     </w:pPr>
     <w:rPr>
+      <w:rFonts w:eastAsia="黑体"/>
       <w:color w:themeColor="text1" w:val="000000"/>
     </w:rPr>
     <w:tblPr>
@@ -13047,6 +13573,7 @@
     </w:tcPr>
     <w:tblStylePr w:type="firstRow">
       <w:rPr>
+        <w:rFonts w:eastAsia="黑体"/>
         <w:b/>
         <w:bCs/>
       </w:rPr>
@@ -13065,6 +13592,7 @@
     </w:tblStylePr>
     <w:tblStylePr w:type="lastRow">
       <w:rPr>
+        <w:rFonts w:eastAsia="黑体"/>
         <w:b/>
         <w:bCs/>
         <w:color w:themeColor="background1" w:val="FFFFFF"/>
@@ -13079,6 +13607,7 @@
     </w:tblStylePr>
     <w:tblStylePr w:type="firstCol">
       <w:rPr>
+        <w:rFonts w:eastAsia="黑体"/>
         <w:color w:themeColor="background1" w:val="FFFFFF"/>
       </w:rPr>
       <w:tblPr/>
@@ -13096,6 +13625,7 @@
     </w:tblStylePr>
     <w:tblStylePr w:type="lastCol">
       <w:rPr>
+        <w:rFonts w:eastAsia="黑体"/>
         <w:color w:themeColor="background1" w:val="FFFFFF"/>
       </w:rPr>
       <w:tblPr/>
@@ -13125,11 +13655,13 @@
     </w:tblStylePr>
     <w:tblStylePr w:type="neCell">
       <w:rPr>
+        <w:rFonts w:eastAsia="黑体"/>
         <w:color w:themeColor="text1" w:val="000000"/>
       </w:rPr>
     </w:tblStylePr>
     <w:tblStylePr w:type="nwCell">
       <w:rPr>
+        <w:rFonts w:eastAsia="黑体"/>
         <w:color w:themeColor="text1" w:val="000000"/>
       </w:rPr>
     </w:tblStylePr>
@@ -13143,6 +13675,7 @@
       <w:spacing w:after="0" w:line="240" w:lineRule="auto"/>
     </w:pPr>
     <w:rPr>
+      <w:rFonts w:eastAsia="黑体"/>
       <w:color w:themeColor="text1" w:val="000000"/>
     </w:rPr>
     <w:tblPr>
@@ -13169,6 +13702,7 @@
     </w:tcPr>
     <w:tblStylePr w:type="firstRow">
       <w:rPr>
+        <w:rFonts w:eastAsia="黑体"/>
         <w:b/>
         <w:bCs/>
       </w:rPr>
@@ -13187,6 +13721,7 @@
     </w:tblStylePr>
     <w:tblStylePr w:type="lastRow">
       <w:rPr>
+        <w:rFonts w:eastAsia="黑体"/>
         <w:b/>
         <w:bCs/>
         <w:color w:themeColor="background1" w:val="FFFFFF"/>
@@ -13201,6 +13736,7 @@
     </w:tblStylePr>
     <w:tblStylePr w:type="firstCol">
       <w:rPr>
+        <w:rFonts w:eastAsia="黑体"/>
         <w:color w:themeColor="background1" w:val="FFFFFF"/>
       </w:rPr>
       <w:tblPr/>
@@ -13218,6 +13754,7 @@
     </w:tblStylePr>
     <w:tblStylePr w:type="lastCol">
       <w:rPr>
+        <w:rFonts w:eastAsia="黑体"/>
         <w:color w:themeColor="background1" w:val="FFFFFF"/>
       </w:rPr>
       <w:tblPr/>
@@ -13247,11 +13784,13 @@
     </w:tblStylePr>
     <w:tblStylePr w:type="neCell">
       <w:rPr>
+        <w:rFonts w:eastAsia="黑体"/>
         <w:color w:themeColor="text1" w:val="000000"/>
       </w:rPr>
     </w:tblStylePr>
     <w:tblStylePr w:type="nwCell">
       <w:rPr>
+        <w:rFonts w:eastAsia="黑体"/>
         <w:color w:themeColor="text1" w:val="000000"/>
       </w:rPr>
     </w:tblStylePr>
@@ -13265,6 +13804,7 @@
       <w:spacing w:after="0" w:line="240" w:lineRule="auto"/>
     </w:pPr>
     <w:rPr>
+      <w:rFonts w:eastAsia="黑体"/>
       <w:color w:themeColor="text1" w:val="000000"/>
     </w:rPr>
     <w:tblPr>
@@ -13291,6 +13831,7 @@
     </w:tcPr>
     <w:tblStylePr w:type="firstRow">
       <w:rPr>
+        <w:rFonts w:eastAsia="黑体"/>
         <w:b/>
         <w:bCs/>
       </w:rPr>
@@ -13309,6 +13850,7 @@
     </w:tblStylePr>
     <w:tblStylePr w:type="lastRow">
       <w:rPr>
+        <w:rFonts w:eastAsia="黑体"/>
         <w:b/>
         <w:bCs/>
         <w:color w:themeColor="background1" w:val="FFFFFF"/>
@@ -13323,6 +13865,7 @@
     </w:tblStylePr>
     <w:tblStylePr w:type="firstCol">
       <w:rPr>
+        <w:rFonts w:eastAsia="黑体"/>
         <w:color w:themeColor="background1" w:val="FFFFFF"/>
       </w:rPr>
       <w:tblPr/>
@@ -13340,6 +13883,7 @@
     </w:tblStylePr>
     <w:tblStylePr w:type="lastCol">
       <w:rPr>
+        <w:rFonts w:eastAsia="黑体"/>
         <w:color w:themeColor="background1" w:val="FFFFFF"/>
       </w:rPr>
       <w:tblPr/>
@@ -13377,6 +13921,7 @@
       <w:spacing w:after="0" w:line="240" w:lineRule="auto"/>
     </w:pPr>
     <w:rPr>
+      <w:rFonts w:eastAsia="黑体"/>
       <w:color w:themeColor="text1" w:val="000000"/>
     </w:rPr>
     <w:tblPr>
@@ -13403,6 +13948,7 @@
     </w:tcPr>
     <w:tblStylePr w:type="firstRow">
       <w:rPr>
+        <w:rFonts w:eastAsia="黑体"/>
         <w:b/>
         <w:bCs/>
       </w:rPr>
@@ -13421,6 +13967,7 @@
     </w:tblStylePr>
     <w:tblStylePr w:type="lastRow">
       <w:rPr>
+        <w:rFonts w:eastAsia="黑体"/>
         <w:b/>
         <w:bCs/>
         <w:color w:themeColor="background1" w:val="FFFFFF"/>
@@ -13435,6 +13982,7 @@
     </w:tblStylePr>
     <w:tblStylePr w:type="firstCol">
       <w:rPr>
+        <w:rFonts w:eastAsia="黑体"/>
         <w:color w:themeColor="background1" w:val="FFFFFF"/>
       </w:rPr>
       <w:tblPr/>
@@ -13452,6 +14000,7 @@
     </w:tblStylePr>
     <w:tblStylePr w:type="lastCol">
       <w:rPr>
+        <w:rFonts w:eastAsia="黑体"/>
         <w:color w:themeColor="background1" w:val="FFFFFF"/>
       </w:rPr>
       <w:tblPr/>
@@ -13481,11 +14030,13 @@
     </w:tblStylePr>
     <w:tblStylePr w:type="neCell">
       <w:rPr>
+        <w:rFonts w:eastAsia="黑体"/>
         <w:color w:themeColor="text1" w:val="000000"/>
       </w:rPr>
     </w:tblStylePr>
     <w:tblStylePr w:type="nwCell">
       <w:rPr>
+        <w:rFonts w:eastAsia="黑体"/>
         <w:color w:themeColor="text1" w:val="000000"/>
       </w:rPr>
     </w:tblStylePr>
@@ -13499,6 +14050,7 @@
       <w:spacing w:after="0" w:line="240" w:lineRule="auto"/>
     </w:pPr>
     <w:rPr>
+      <w:rFonts w:eastAsia="黑体"/>
       <w:color w:themeColor="text1" w:val="000000"/>
     </w:rPr>
     <w:tblPr>
@@ -13525,6 +14077,7 @@
     </w:tcPr>
     <w:tblStylePr w:type="firstRow">
       <w:rPr>
+        <w:rFonts w:eastAsia="黑体"/>
         <w:b/>
         <w:bCs/>
       </w:rPr>
@@ -13543,6 +14096,7 @@
     </w:tblStylePr>
     <w:tblStylePr w:type="lastRow">
       <w:rPr>
+        <w:rFonts w:eastAsia="黑体"/>
         <w:b/>
         <w:bCs/>
         <w:color w:themeColor="background1" w:val="FFFFFF"/>
@@ -13557,6 +14111,7 @@
     </w:tblStylePr>
     <w:tblStylePr w:type="firstCol">
       <w:rPr>
+        <w:rFonts w:eastAsia="黑体"/>
         <w:color w:themeColor="background1" w:val="FFFFFF"/>
       </w:rPr>
       <w:tblPr/>
@@ -13574,6 +14129,7 @@
     </w:tblStylePr>
     <w:tblStylePr w:type="lastCol">
       <w:rPr>
+        <w:rFonts w:eastAsia="黑体"/>
         <w:color w:themeColor="background1" w:val="FFFFFF"/>
       </w:rPr>
       <w:tblPr/>
@@ -13603,11 +14159,13 @@
     </w:tblStylePr>
     <w:tblStylePr w:type="neCell">
       <w:rPr>
+        <w:rFonts w:eastAsia="黑体"/>
         <w:color w:themeColor="text1" w:val="000000"/>
       </w:rPr>
     </w:tblStylePr>
     <w:tblStylePr w:type="nwCell">
       <w:rPr>
+        <w:rFonts w:eastAsia="黑体"/>
         <w:color w:themeColor="text1" w:val="000000"/>
       </w:rPr>
     </w:tblStylePr>
@@ -13621,6 +14179,7 @@
       <w:spacing w:after="0" w:line="240" w:lineRule="auto"/>
     </w:pPr>
     <w:rPr>
+      <w:rFonts w:eastAsia="黑体"/>
       <w:color w:themeColor="text1" w:val="000000"/>
     </w:rPr>
     <w:tblPr>
@@ -13647,6 +14206,7 @@
     </w:tcPr>
     <w:tblStylePr w:type="firstRow">
       <w:rPr>
+        <w:rFonts w:eastAsia="黑体"/>
         <w:b/>
         <w:bCs/>
       </w:rPr>
@@ -13665,6 +14225,7 @@
     </w:tblStylePr>
     <w:tblStylePr w:type="lastRow">
       <w:rPr>
+        <w:rFonts w:eastAsia="黑体"/>
         <w:b/>
         <w:bCs/>
         <w:color w:themeColor="background1" w:val="FFFFFF"/>
@@ -13679,6 +14240,7 @@
     </w:tblStylePr>
     <w:tblStylePr w:type="firstCol">
       <w:rPr>
+        <w:rFonts w:eastAsia="黑体"/>
         <w:color w:themeColor="background1" w:val="FFFFFF"/>
       </w:rPr>
       <w:tblPr/>
@@ -13696,6 +14258,7 @@
     </w:tblStylePr>
     <w:tblStylePr w:type="lastCol">
       <w:rPr>
+        <w:rFonts w:eastAsia="黑体"/>
         <w:color w:themeColor="background1" w:val="FFFFFF"/>
       </w:rPr>
       <w:tblPr/>
@@ -13725,11 +14288,13 @@
     </w:tblStylePr>
     <w:tblStylePr w:type="neCell">
       <w:rPr>
+        <w:rFonts w:eastAsia="黑体"/>
         <w:color w:themeColor="text1" w:val="000000"/>
       </w:rPr>
     </w:tblStylePr>
     <w:tblStylePr w:type="nwCell">
       <w:rPr>
+        <w:rFonts w:eastAsia="黑体"/>
         <w:color w:themeColor="text1" w:val="000000"/>
       </w:rPr>
     </w:tblStylePr>
@@ -13743,6 +14308,7 @@
       <w:spacing w:after="0" w:line="240" w:lineRule="auto"/>
     </w:pPr>
     <w:rPr>
+      <w:rFonts w:eastAsia="黑体"/>
       <w:color w:themeColor="text1" w:val="000000"/>
     </w:rPr>
     <w:tblPr>
@@ -13761,6 +14327,7 @@
     </w:tcPr>
     <w:tblStylePr w:type="firstRow">
       <w:rPr>
+        <w:rFonts w:eastAsia="黑体"/>
         <w:b/>
         <w:bCs/>
         <w:color w:themeColor="background1" w:val="FFFFFF"/>
@@ -13775,6 +14342,7 @@
     </w:tblStylePr>
     <w:tblStylePr w:type="lastRow">
       <w:rPr>
+        <w:rFonts w:eastAsia="黑体"/>
         <w:b/>
         <w:bCs/>
         <w:color w:themeColor="accent2" w:themeShade="CC" w:val="9E3A38"/>
@@ -13789,12 +14357,14 @@
     </w:tblStylePr>
     <w:tblStylePr w:type="firstCol">
       <w:rPr>
+        <w:rFonts w:eastAsia="黑体"/>
         <w:b/>
         <w:bCs/>
       </w:rPr>
     </w:tblStylePr>
     <w:tblStylePr w:type="lastCol">
       <w:rPr>
+        <w:rFonts w:eastAsia="黑体"/>
         <w:b/>
         <w:bCs/>
       </w:rPr>
@@ -13829,6 +14399,7 @@
       <w:spacing w:after="0" w:line="240" w:lineRule="auto"/>
     </w:pPr>
     <w:rPr>
+      <w:rFonts w:eastAsia="黑体"/>
       <w:color w:themeColor="text1" w:val="000000"/>
     </w:rPr>
     <w:tblPr>
@@ -13847,6 +14418,7 @@
     </w:tcPr>
     <w:tblStylePr w:type="firstRow">
       <w:rPr>
+        <w:rFonts w:eastAsia="黑体"/>
         <w:b/>
         <w:bCs/>
         <w:color w:themeColor="background1" w:val="FFFFFF"/>
@@ -13861,6 +14433,7 @@
     </w:tblStylePr>
     <w:tblStylePr w:type="lastRow">
       <w:rPr>
+        <w:rFonts w:eastAsia="黑体"/>
         <w:b/>
         <w:bCs/>
         <w:color w:themeColor="accent2" w:themeShade="CC" w:val="9E3A38"/>
@@ -13875,12 +14448,14 @@
     </w:tblStylePr>
     <w:tblStylePr w:type="firstCol">
       <w:rPr>
+        <w:rFonts w:eastAsia="黑体"/>
         <w:b/>
         <w:bCs/>
       </w:rPr>
     </w:tblStylePr>
     <w:tblStylePr w:type="lastCol">
       <w:rPr>
+        <w:rFonts w:eastAsia="黑体"/>
         <w:b/>
         <w:bCs/>
       </w:rPr>
@@ -13915,6 +14490,7 @@
       <w:spacing w:after="0" w:line="240" w:lineRule="auto"/>
     </w:pPr>
     <w:rPr>
+      <w:rFonts w:eastAsia="黑体"/>
       <w:color w:themeColor="text1" w:val="000000"/>
     </w:rPr>
     <w:tblPr>
@@ -13933,6 +14509,7 @@
     </w:tcPr>
     <w:tblStylePr w:type="firstRow">
       <w:rPr>
+        <w:rFonts w:eastAsia="黑体"/>
         <w:b/>
         <w:bCs/>
         <w:color w:themeColor="background1" w:val="FFFFFF"/>
@@ -13947,6 +14524,7 @@
     </w:tblStylePr>
     <w:tblStylePr w:type="lastRow">
       <w:rPr>
+        <w:rFonts w:eastAsia="黑体"/>
         <w:b/>
         <w:bCs/>
         <w:color w:themeColor="accent2" w:themeShade="CC" w:val="9E3A38"/>
@@ -13961,12 +14539,14 @@
     </w:tblStylePr>
     <w:tblStylePr w:type="firstCol">
       <w:rPr>
+        <w:rFonts w:eastAsia="黑体"/>
         <w:b/>
         <w:bCs/>
       </w:rPr>
     </w:tblStylePr>
     <w:tblStylePr w:type="lastCol">
       <w:rPr>
+        <w:rFonts w:eastAsia="黑体"/>
         <w:b/>
         <w:bCs/>
       </w:rPr>
@@ -14001,6 +14581,7 @@
       <w:spacing w:after="0" w:line="240" w:lineRule="auto"/>
     </w:pPr>
     <w:rPr>
+      <w:rFonts w:eastAsia="黑体"/>
       <w:color w:themeColor="text1" w:val="000000"/>
     </w:rPr>
     <w:tblPr>
@@ -14019,6 +14600,7 @@
     </w:tcPr>
     <w:tblStylePr w:type="firstRow">
       <w:rPr>
+        <w:rFonts w:eastAsia="黑体"/>
         <w:b/>
         <w:bCs/>
         <w:color w:themeColor="background1" w:val="FFFFFF"/>
@@ -14033,6 +14615,7 @@
     </w:tblStylePr>
     <w:tblStylePr w:type="lastRow">
       <w:rPr>
+        <w:rFonts w:eastAsia="黑体"/>
         <w:b/>
         <w:bCs/>
         <w:color w:themeColor="accent4" w:themeShade="CC" w:val="664E82"/>
@@ -14047,12 +14630,14 @@
     </w:tblStylePr>
     <w:tblStylePr w:type="firstCol">
       <w:rPr>
+        <w:rFonts w:eastAsia="黑体"/>
         <w:b/>
         <w:bCs/>
       </w:rPr>
     </w:tblStylePr>
     <w:tblStylePr w:type="lastCol">
       <w:rPr>
+        <w:rFonts w:eastAsia="黑体"/>
         <w:b/>
         <w:bCs/>
       </w:rPr>
@@ -14087,6 +14672,7 @@
       <w:spacing w:after="0" w:line="240" w:lineRule="auto"/>
     </w:pPr>
     <w:rPr>
+      <w:rFonts w:eastAsia="黑体"/>
       <w:color w:themeColor="text1" w:val="000000"/>
     </w:rPr>
     <w:tblPr>
@@ -14105,6 +14691,7 @@
     </w:tcPr>
     <w:tblStylePr w:type="firstRow">
       <w:rPr>
+        <w:rFonts w:eastAsia="黑体"/>
         <w:b/>
         <w:bCs/>
         <w:color w:themeColor="background1" w:val="FFFFFF"/>
@@ -14119,6 +14706,7 @@
     </w:tblStylePr>
     <w:tblStylePr w:type="lastRow">
       <w:rPr>
+        <w:rFonts w:eastAsia="黑体"/>
         <w:b/>
         <w:bCs/>
         <w:color w:themeColor="accent3" w:themeShade="CC" w:val="7E9C40"/>
@@ -14133,12 +14721,14 @@
     </w:tblStylePr>
     <w:tblStylePr w:type="firstCol">
       <w:rPr>
+        <w:rFonts w:eastAsia="黑体"/>
         <w:b/>
         <w:bCs/>
       </w:rPr>
     </w:tblStylePr>
     <w:tblStylePr w:type="lastCol">
       <w:rPr>
+        <w:rFonts w:eastAsia="黑体"/>
         <w:b/>
         <w:bCs/>
       </w:rPr>
@@ -14173,6 +14763,7 @@
       <w:spacing w:after="0" w:line="240" w:lineRule="auto"/>
     </w:pPr>
     <w:rPr>
+      <w:rFonts w:eastAsia="黑体"/>
       <w:color w:themeColor="text1" w:val="000000"/>
     </w:rPr>
     <w:tblPr>
@@ -14191,6 +14782,7 @@
     </w:tcPr>
     <w:tblStylePr w:type="firstRow">
       <w:rPr>
+        <w:rFonts w:eastAsia="黑体"/>
         <w:b/>
         <w:bCs/>
         <w:color w:themeColor="background1" w:val="FFFFFF"/>
@@ -14205,6 +14797,7 @@
     </w:tblStylePr>
     <w:tblStylePr w:type="lastRow">
       <w:rPr>
+        <w:rFonts w:eastAsia="黑体"/>
         <w:b/>
         <w:bCs/>
         <w:color w:themeColor="accent6" w:themeShade="CC" w:val="F2730A"/>
@@ -14219,12 +14812,14 @@
     </w:tblStylePr>
     <w:tblStylePr w:type="firstCol">
       <w:rPr>
+        <w:rFonts w:eastAsia="黑体"/>
         <w:b/>
         <w:bCs/>
       </w:rPr>
     </w:tblStylePr>
     <w:tblStylePr w:type="lastCol">
       <w:rPr>
+        <w:rFonts w:eastAsia="黑体"/>
         <w:b/>
         <w:bCs/>
       </w:rPr>
@@ -14259,6 +14854,7 @@
       <w:spacing w:after="0" w:line="240" w:lineRule="auto"/>
     </w:pPr>
     <w:rPr>
+      <w:rFonts w:eastAsia="黑体"/>
       <w:color w:themeColor="text1" w:val="000000"/>
     </w:rPr>
     <w:tblPr>
@@ -14277,6 +14873,7 @@
     </w:tcPr>
     <w:tblStylePr w:type="firstRow">
       <w:rPr>
+        <w:rFonts w:eastAsia="黑体"/>
         <w:b/>
         <w:bCs/>
         <w:color w:themeColor="background1" w:val="FFFFFF"/>
@@ -14291,6 +14888,7 @@
     </w:tblStylePr>
     <w:tblStylePr w:type="lastRow">
       <w:rPr>
+        <w:rFonts w:eastAsia="黑体"/>
         <w:b/>
         <w:bCs/>
         <w:color w:themeColor="accent5" w:themeShade="CC" w:val="348DA5"/>
@@ -14305,12 +14903,14 @@
     </w:tblStylePr>
     <w:tblStylePr w:type="firstCol">
       <w:rPr>
+        <w:rFonts w:eastAsia="黑体"/>
         <w:b/>
         <w:bCs/>
       </w:rPr>
     </w:tblStylePr>
     <w:tblStylePr w:type="lastCol">
       <w:rPr>
+        <w:rFonts w:eastAsia="黑体"/>
         <w:b/>
         <w:bCs/>
       </w:rPr>
@@ -14345,6 +14945,7 @@
       <w:spacing w:after="0" w:line="240" w:lineRule="auto"/>
     </w:pPr>
     <w:rPr>
+      <w:rFonts w:eastAsia="黑体"/>
       <w:color w:themeColor="text1" w:val="000000"/>
     </w:rPr>
     <w:tblPr>
@@ -14366,6 +14967,7 @@
     </w:tcPr>
     <w:tblStylePr w:type="firstRow">
       <w:rPr>
+        <w:rFonts w:eastAsia="黑体"/>
         <w:b/>
         <w:bCs/>
       </w:rPr>
@@ -14376,6 +14978,7 @@
     </w:tblStylePr>
     <w:tblStylePr w:type="lastRow">
       <w:rPr>
+        <w:rFonts w:eastAsia="黑体"/>
         <w:b/>
         <w:bCs/>
         <w:color w:themeColor="text1" w:val="000000"/>
@@ -14387,6 +14990,7 @@
     </w:tblStylePr>
     <w:tblStylePr w:type="firstCol">
       <w:rPr>
+        <w:rFonts w:eastAsia="黑体"/>
         <w:color w:themeColor="background1" w:val="FFFFFF"/>
       </w:rPr>
       <w:tblPr/>
@@ -14396,6 +15000,7 @@
     </w:tblStylePr>
     <w:tblStylePr w:type="lastCol">
       <w:rPr>
+        <w:rFonts w:eastAsia="黑体"/>
         <w:color w:themeColor="background1" w:val="FFFFFF"/>
       </w:rPr>
       <w:tblPr/>
@@ -14425,6 +15030,7 @@
       <w:spacing w:after="0" w:line="240" w:lineRule="auto"/>
     </w:pPr>
     <w:rPr>
+      <w:rFonts w:eastAsia="黑体"/>
       <w:color w:themeColor="text1" w:val="000000"/>
     </w:rPr>
     <w:tblPr>
@@ -14446,6 +15052,7 @@
     </w:tcPr>
     <w:tblStylePr w:type="firstRow">
       <w:rPr>
+        <w:rFonts w:eastAsia="黑体"/>
         <w:b/>
         <w:bCs/>
       </w:rPr>
@@ -14456,6 +15063,7 @@
     </w:tblStylePr>
     <w:tblStylePr w:type="lastRow">
       <w:rPr>
+        <w:rFonts w:eastAsia="黑体"/>
         <w:b/>
         <w:bCs/>
         <w:color w:themeColor="text1" w:val="000000"/>
@@ -14467,6 +15075,7 @@
     </w:tblStylePr>
     <w:tblStylePr w:type="firstCol">
       <w:rPr>
+        <w:rFonts w:eastAsia="黑体"/>
         <w:color w:themeColor="background1" w:val="FFFFFF"/>
       </w:rPr>
       <w:tblPr/>
@@ -14476,6 +15085,7 @@
     </w:tblStylePr>
     <w:tblStylePr w:type="lastCol">
       <w:rPr>
+        <w:rFonts w:eastAsia="黑体"/>
         <w:color w:themeColor="background1" w:val="FFFFFF"/>
       </w:rPr>
       <w:tblPr/>
@@ -14505,6 +15115,7 @@
       <w:spacing w:after="0" w:line="240" w:lineRule="auto"/>
     </w:pPr>
     <w:rPr>
+      <w:rFonts w:eastAsia="黑体"/>
       <w:color w:themeColor="text1" w:val="000000"/>
     </w:rPr>
     <w:tblPr>
@@ -14526,6 +15137,7 @@
     </w:tcPr>
     <w:tblStylePr w:type="firstRow">
       <w:rPr>
+        <w:rFonts w:eastAsia="黑体"/>
         <w:b/>
         <w:bCs/>
       </w:rPr>
@@ -14536,6 +15148,7 @@
     </w:tblStylePr>
     <w:tblStylePr w:type="lastRow">
       <w:rPr>
+        <w:rFonts w:eastAsia="黑体"/>
         <w:b/>
         <w:bCs/>
         <w:color w:themeColor="text1" w:val="000000"/>
@@ -14547,6 +15160,7 @@
     </w:tblStylePr>
     <w:tblStylePr w:type="firstCol">
       <w:rPr>
+        <w:rFonts w:eastAsia="黑体"/>
         <w:color w:themeColor="background1" w:val="FFFFFF"/>
       </w:rPr>
       <w:tblPr/>
@@ -14556,6 +15170,7 @@
     </w:tblStylePr>
     <w:tblStylePr w:type="lastCol">
       <w:rPr>
+        <w:rFonts w:eastAsia="黑体"/>
         <w:color w:themeColor="background1" w:val="FFFFFF"/>
       </w:rPr>
       <w:tblPr/>
@@ -14585,6 +15200,7 @@
       <w:spacing w:after="0" w:line="240" w:lineRule="auto"/>
     </w:pPr>
     <w:rPr>
+      <w:rFonts w:eastAsia="黑体"/>
       <w:color w:themeColor="text1" w:val="000000"/>
     </w:rPr>
     <w:tblPr>
@@ -14606,6 +15222,7 @@
     </w:tcPr>
     <w:tblStylePr w:type="firstRow">
       <w:rPr>
+        <w:rFonts w:eastAsia="黑体"/>
         <w:b/>
         <w:bCs/>
       </w:rPr>
@@ -14616,6 +15233,7 @@
     </w:tblStylePr>
     <w:tblStylePr w:type="lastRow">
       <w:rPr>
+        <w:rFonts w:eastAsia="黑体"/>
         <w:b/>
         <w:bCs/>
         <w:color w:themeColor="text1" w:val="000000"/>
@@ -14627,6 +15245,7 @@
     </w:tblStylePr>
     <w:tblStylePr w:type="firstCol">
       <w:rPr>
+        <w:rFonts w:eastAsia="黑体"/>
         <w:color w:themeColor="background1" w:val="FFFFFF"/>
       </w:rPr>
       <w:tblPr/>
@@ -14636,6 +15255,7 @@
     </w:tblStylePr>
     <w:tblStylePr w:type="lastCol">
       <w:rPr>
+        <w:rFonts w:eastAsia="黑体"/>
         <w:color w:themeColor="background1" w:val="FFFFFF"/>
       </w:rPr>
       <w:tblPr/>
@@ -14665,6 +15285,7 @@
       <w:spacing w:after="0" w:line="240" w:lineRule="auto"/>
     </w:pPr>
     <w:rPr>
+      <w:rFonts w:eastAsia="黑体"/>
       <w:color w:themeColor="text1" w:val="000000"/>
     </w:rPr>
     <w:tblPr>
@@ -14686,6 +15307,7 @@
     </w:tcPr>
     <w:tblStylePr w:type="firstRow">
       <w:rPr>
+        <w:rFonts w:eastAsia="黑体"/>
         <w:b/>
         <w:bCs/>
       </w:rPr>
@@ -14696,6 +15318,7 @@
     </w:tblStylePr>
     <w:tblStylePr w:type="lastRow">
       <w:rPr>
+        <w:rFonts w:eastAsia="黑体"/>
         <w:b/>
         <w:bCs/>
         <w:color w:themeColor="text1" w:val="000000"/>
@@ -14707,6 +15330,7 @@
     </w:tblStylePr>
     <w:tblStylePr w:type="firstCol">
       <w:rPr>
+        <w:rFonts w:eastAsia="黑体"/>
         <w:color w:themeColor="background1" w:val="FFFFFF"/>
       </w:rPr>
       <w:tblPr/>
@@ -14716,6 +15340,7 @@
     </w:tblStylePr>
     <w:tblStylePr w:type="lastCol">
       <w:rPr>
+        <w:rFonts w:eastAsia="黑体"/>
         <w:color w:themeColor="background1" w:val="FFFFFF"/>
       </w:rPr>
       <w:tblPr/>
@@ -14745,6 +15370,7 @@
       <w:spacing w:after="0" w:line="240" w:lineRule="auto"/>
     </w:pPr>
     <w:rPr>
+      <w:rFonts w:eastAsia="黑体"/>
       <w:color w:themeColor="text1" w:val="000000"/>
     </w:rPr>
     <w:tblPr>
@@ -14766,6 +15392,7 @@
     </w:tcPr>
     <w:tblStylePr w:type="firstRow">
       <w:rPr>
+        <w:rFonts w:eastAsia="黑体"/>
         <w:b/>
         <w:bCs/>
       </w:rPr>
@@ -14776,6 +15403,7 @@
     </w:tblStylePr>
     <w:tblStylePr w:type="lastRow">
       <w:rPr>
+        <w:rFonts w:eastAsia="黑体"/>
         <w:b/>
         <w:bCs/>
         <w:color w:themeColor="text1" w:val="000000"/>
@@ -14787,6 +15415,7 @@
     </w:tblStylePr>
     <w:tblStylePr w:type="firstCol">
       <w:rPr>
+        <w:rFonts w:eastAsia="黑体"/>
         <w:color w:themeColor="background1" w:val="FFFFFF"/>
       </w:rPr>
       <w:tblPr/>
@@ -14796,6 +15425,7 @@
     </w:tblStylePr>
     <w:tblStylePr w:type="lastCol">
       <w:rPr>
+        <w:rFonts w:eastAsia="黑体"/>
         <w:color w:themeColor="background1" w:val="FFFFFF"/>
       </w:rPr>
       <w:tblPr/>
@@ -14825,6 +15455,7 @@
       <w:spacing w:after="0" w:line="240" w:lineRule="auto"/>
     </w:pPr>
     <w:rPr>
+      <w:rFonts w:eastAsia="黑体"/>
       <w:color w:themeColor="text1" w:val="000000"/>
     </w:rPr>
     <w:tblPr>
@@ -14846,6 +15477,7 @@
     </w:tcPr>
     <w:tblStylePr w:type="firstRow">
       <w:rPr>
+        <w:rFonts w:eastAsia="黑体"/>
         <w:b/>
         <w:bCs/>
       </w:rPr>
@@ -14856,6 +15488,7 @@
     </w:tblStylePr>
     <w:tblStylePr w:type="lastRow">
       <w:rPr>
+        <w:rFonts w:eastAsia="黑体"/>
         <w:b/>
         <w:bCs/>
         <w:color w:themeColor="text1" w:val="000000"/>
@@ -14867,6 +15500,7 @@
     </w:tblStylePr>
     <w:tblStylePr w:type="firstCol">
       <w:rPr>
+        <w:rFonts w:eastAsia="黑体"/>
         <w:color w:themeColor="background1" w:val="FFFFFF"/>
       </w:rPr>
       <w:tblPr/>
@@ -14876,6 +15510,7 @@
     </w:tblStylePr>
     <w:tblStylePr w:type="lastCol">
       <w:rPr>
+        <w:rFonts w:eastAsia="黑体"/>
         <w:color w:themeColor="background1" w:val="FFFFFF"/>
       </w:rPr>
       <w:tblPr/>
@@ -14908,6 +15543,7 @@
     <w:name w:val="KeywordTok"/>
     <w:basedOn w:val="VerbatimChar"/>
     <w:rPr>
+      <w:rFonts w:eastAsia="黑体"/>
       <w:b/>
       <w:color w:val="007020"/>
     </w:rPr>
@@ -14916,6 +15552,7 @@
     <w:name w:val="DataTypeTok"/>
     <w:basedOn w:val="VerbatimChar"/>
     <w:rPr>
+      <w:rFonts w:eastAsia="黑体"/>
       <w:color w:val="902000"/>
     </w:rPr>
   </w:style>
@@ -14923,6 +15560,7 @@
     <w:name w:val="DecValTok"/>
     <w:basedOn w:val="VerbatimChar"/>
     <w:rPr>
+      <w:rFonts w:eastAsia="黑体"/>
       <w:color w:val="40a070"/>
     </w:rPr>
   </w:style>
@@ -14930,6 +15568,7 @@
     <w:name w:val="BaseNTok"/>
     <w:basedOn w:val="VerbatimChar"/>
     <w:rPr>
+      <w:rFonts w:eastAsia="黑体"/>
       <w:color w:val="40a070"/>
     </w:rPr>
   </w:style>
@@ -14937,6 +15576,7 @@
     <w:name w:val="FloatTok"/>
     <w:basedOn w:val="VerbatimChar"/>
     <w:rPr>
+      <w:rFonts w:eastAsia="黑体"/>
       <w:color w:val="40a070"/>
     </w:rPr>
   </w:style>
@@ -14944,6 +15584,7 @@
     <w:name w:val="ConstantTok"/>
     <w:basedOn w:val="VerbatimChar"/>
     <w:rPr>
+      <w:rFonts w:eastAsia="黑体"/>
       <w:color w:val="880000"/>
     </w:rPr>
   </w:style>
@@ -14951,6 +15592,7 @@
     <w:name w:val="CharTok"/>
     <w:basedOn w:val="VerbatimChar"/>
     <w:rPr>
+      <w:rFonts w:eastAsia="黑体"/>
       <w:color w:val="4070a0"/>
     </w:rPr>
   </w:style>
@@ -14958,6 +15600,7 @@
     <w:name w:val="SpecialCharTok"/>
     <w:basedOn w:val="VerbatimChar"/>
     <w:rPr>
+      <w:rFonts w:eastAsia="黑体"/>
       <w:color w:val="4070a0"/>
     </w:rPr>
   </w:style>
@@ -14965,6 +15608,7 @@
     <w:name w:val="StringTok"/>
     <w:basedOn w:val="VerbatimChar"/>
     <w:rPr>
+      <w:rFonts w:eastAsia="黑体"/>
       <w:color w:val="4070a0"/>
     </w:rPr>
   </w:style>
@@ -14972,6 +15616,7 @@
     <w:name w:val="VerbatimStringTok"/>
     <w:basedOn w:val="VerbatimChar"/>
     <w:rPr>
+      <w:rFonts w:eastAsia="黑体"/>
       <w:color w:val="4070a0"/>
     </w:rPr>
   </w:style>
@@ -14979,6 +15624,7 @@
     <w:name w:val="SpecialStringTok"/>
     <w:basedOn w:val="VerbatimChar"/>
     <w:rPr>
+      <w:rFonts w:eastAsia="黑体"/>
       <w:color w:val="bb6688"/>
     </w:rPr>
   </w:style>
@@ -14986,6 +15632,7 @@
     <w:name w:val="ImportTok"/>
     <w:basedOn w:val="VerbatimChar"/>
     <w:rPr>
+      <w:rFonts w:eastAsia="黑体"/>
       <w:b/>
       <w:color w:val="008000"/>
     </w:rPr>
@@ -14994,6 +15641,7 @@
     <w:name w:val="CommentTok"/>
     <w:basedOn w:val="VerbatimChar"/>
     <w:rPr>
+      <w:rFonts w:eastAsia="黑体"/>
       <w:i/>
       <w:color w:val="60a0b0"/>
     </w:rPr>
@@ -15002,6 +15650,7 @@
     <w:name w:val="DocumentationTok"/>
     <w:basedOn w:val="VerbatimChar"/>
     <w:rPr>
+      <w:rFonts w:eastAsia="黑体"/>
       <w:i/>
       <w:color w:val="ba2121"/>
     </w:rPr>
@@ -15010,6 +15659,7 @@
     <w:name w:val="AnnotationTok"/>
     <w:basedOn w:val="VerbatimChar"/>
     <w:rPr>
+      <w:rFonts w:eastAsia="黑体"/>
       <w:b/>
       <w:i/>
       <w:color w:val="60a0b0"/>
@@ -15019,6 +15669,7 @@
     <w:name w:val="CommentVarTok"/>
     <w:basedOn w:val="VerbatimChar"/>
     <w:rPr>
+      <w:rFonts w:eastAsia="黑体"/>
       <w:b/>
       <w:i/>
       <w:color w:val="60a0b0"/>
@@ -15028,6 +15679,7 @@
     <w:name w:val="OtherTok"/>
     <w:basedOn w:val="VerbatimChar"/>
     <w:rPr>
+      <w:rFonts w:eastAsia="黑体"/>
       <w:color w:val="007020"/>
     </w:rPr>
   </w:style>
@@ -15035,6 +15687,7 @@
     <w:name w:val="FunctionTok"/>
     <w:basedOn w:val="VerbatimChar"/>
     <w:rPr>
+      <w:rFonts w:eastAsia="黑体"/>
       <w:color w:val="06287e"/>
     </w:rPr>
   </w:style>
@@ -15042,6 +15695,7 @@
     <w:name w:val="VariableTok"/>
     <w:basedOn w:val="VerbatimChar"/>
     <w:rPr>
+      <w:rFonts w:eastAsia="黑体"/>
       <w:color w:val="19177c"/>
     </w:rPr>
   </w:style>
@@ -15049,6 +15703,7 @@
     <w:name w:val="ControlFlowTok"/>
     <w:basedOn w:val="VerbatimChar"/>
     <w:rPr>
+      <w:rFonts w:eastAsia="黑体"/>
       <w:b/>
       <w:color w:val="007020"/>
     </w:rPr>
@@ -15057,6 +15712,7 @@
     <w:name w:val="OperatorTok"/>
     <w:basedOn w:val="VerbatimChar"/>
     <w:rPr>
+      <w:rFonts w:eastAsia="黑体"/>
       <w:color w:val="666666"/>
     </w:rPr>
   </w:style>
@@ -15064,18 +15720,22 @@
     <w:name w:val="BuiltInTok"/>
     <w:basedOn w:val="VerbatimChar"/>
     <w:rPr>
+      <w:rFonts w:eastAsia="黑体"/>
       <w:color w:val="008000"/>
     </w:rPr>
   </w:style>
   <w:style w:type="character" w:customStyle="1" w:styleId="ExtensionTok">
     <w:name w:val="ExtensionTok"/>
     <w:basedOn w:val="VerbatimChar"/>
-    <w:rPr/>
+    <w:rPr>
+      <w:rFonts w:eastAsia="黑体"/>
+    </w:rPr>
   </w:style>
   <w:style w:type="character" w:customStyle="1" w:styleId="PreprocessorTok">
     <w:name w:val="PreprocessorTok"/>
     <w:basedOn w:val="VerbatimChar"/>
     <w:rPr>
+      <w:rFonts w:eastAsia="黑体"/>
       <w:color w:val="bc7a00"/>
     </w:rPr>
   </w:style>
@@ -15083,18 +15743,22 @@
     <w:name w:val="AttributeTok"/>
     <w:basedOn w:val="VerbatimChar"/>
     <w:rPr>
+      <w:rFonts w:eastAsia="黑体"/>
       <w:color w:val="7d9029"/>
     </w:rPr>
   </w:style>
   <w:style w:type="character" w:customStyle="1" w:styleId="RegionMarkerTok">
     <w:name w:val="RegionMarkerTok"/>
     <w:basedOn w:val="VerbatimChar"/>
-    <w:rPr/>
+    <w:rPr>
+      <w:rFonts w:eastAsia="黑体"/>
+    </w:rPr>
   </w:style>
   <w:style w:type="character" w:customStyle="1" w:styleId="InformationTok">
     <w:name w:val="InformationTok"/>
     <w:basedOn w:val="VerbatimChar"/>
     <w:rPr>
+      <w:rFonts w:eastAsia="黑体"/>
       <w:b/>
       <w:i/>
       <w:color w:val="60a0b0"/>
@@ -15104,6 +15768,7 @@
     <w:name w:val="WarningTok"/>
     <w:basedOn w:val="VerbatimChar"/>
     <w:rPr>
+      <w:rFonts w:eastAsia="黑体"/>
       <w:b/>
       <w:i/>
       <w:color w:val="60a0b0"/>
@@ -15113,6 +15778,7 @@
     <w:name w:val="AlertTok"/>
     <w:basedOn w:val="VerbatimChar"/>
     <w:rPr>
+      <w:rFonts w:eastAsia="黑体"/>
       <w:b/>
       <w:color w:val="ff0000"/>
     </w:rPr>
@@ -15121,6 +15787,7 @@
     <w:name w:val="ErrorTok"/>
     <w:basedOn w:val="VerbatimChar"/>
     <w:rPr>
+      <w:rFonts w:eastAsia="黑体"/>
       <w:b/>
       <w:color w:val="ff0000"/>
     </w:rPr>
@@ -15128,7 +15795,9 @@
   <w:style w:type="character" w:customStyle="1" w:styleId="NormalTok">
     <w:name w:val="NormalTok"/>
     <w:basedOn w:val="VerbatimChar"/>
-    <w:rPr/>
+    <w:rPr>
+      <w:rFonts w:eastAsia="黑体"/>
+    </w:rPr>
   </w:style>
 </w:styles>
 </file>
@@ -15177,12 +15846,12 @@
     <a:fontScheme name="Office">
       <a:majorFont>
         <a:latin typeface="Calibri"/>
-        <a:ea typeface=""/>
+        <a:ea typeface="黑体"/>
         <a:cs typeface=""/>
         <a:font script="Jpan" typeface="ＭＳ ゴシック"/>
         <a:font script="Hang" typeface="맑은 고딕"/>
-        <a:font script="Hans" typeface="宋体"/>
-        <a:font script="Hant" typeface="新細明體"/>
+        <a:font script="Hans" typeface="黑体"/>
+        <a:font script="Hant" typeface="黑体"/>
         <a:font script="Arab" typeface="Times New Roman"/>
         <a:font script="Hebr" typeface="Times New Roman"/>
         <a:font script="Thai" typeface="Angsana New"/>
@@ -15212,12 +15881,12 @@
       </a:majorFont>
       <a:minorFont>
         <a:latin typeface="Cambria"/>
-        <a:ea typeface=""/>
+        <a:ea typeface="黑体"/>
         <a:cs typeface=""/>
         <a:font script="Jpan" typeface="ＭＳ 明朝"/>
         <a:font script="Hang" typeface="맑은 고딕"/>
-        <a:font script="Hans" typeface="宋体"/>
-        <a:font script="Hant" typeface="新細明體"/>
+        <a:font script="Hans" typeface="黑体"/>
+        <a:font script="Hant" typeface="黑体"/>
         <a:font script="Arab" typeface="Arial"/>
         <a:font script="Hebr" typeface="Arial"/>
         <a:font script="Thai" typeface="Cordia New"/>

--- a/06-转换电路/01-模数转换ADC/斜坡型ADC电路/斜坡型ADC电路.docx
+++ b/06-转换电路/01-模数转换ADC/斜坡型ADC电路/斜坡型ADC电路.docx
@@ -2775,7 +2775,7 @@
           <w:color w:val="555555"/>
           <w:sz w:val="21"/>
         </w:rPr>
-        <w:t>材料收集者：杜文杰，WX手机：19519196569，QQ:3478827729</w:t>
+        <w:t>材料收集者：杜文杰，微信/手机：19519196569，QQ:3478827729</w:t>
       </w:r>
     </w:p>
     <w:sectPr>
